--- a/WebContent/docx/EGFR_T790M基因检测报告模板.docx
+++ b/WebContent/docx/EGFR_T790M基因检测报告模板.docx
@@ -362,7 +362,7 @@
       <w:pPr>
         <w:numPr>
           <w:ilvl w:val="0"/>
-          <w:numId w:val="2"/>
+          <w:numId w:val="3"/>
         </w:numPr>
         <w:spacing w:after="0" w:line="400" w:lineRule="exact"/>
         <w:rPr>
@@ -386,7 +386,7 @@
     </w:p>
     <w:tbl>
       <w:tblPr>
-        <w:tblStyle w:val="6"/>
+        <w:tblStyle w:val="7"/>
         <w:tblW w:w="4850" w:type="pct"/>
         <w:tblInd w:w="159" w:type="dxa"/>
         <w:tblBorders>
@@ -1164,8 +1164,6 @@
               <w:t>-</w:t>
             </w:r>
             <w:bookmarkEnd w:id="0"/>
-            <w:bookmarkStart w:id="10" w:name="_GoBack"/>
-            <w:bookmarkEnd w:id="10"/>
           </w:p>
         </w:tc>
         <w:tc>
@@ -1220,7 +1218,7 @@
       <w:pPr>
         <w:numPr>
           <w:ilvl w:val="0"/>
-          <w:numId w:val="3"/>
+          <w:numId w:val="4"/>
         </w:numPr>
         <w:spacing w:line="400" w:lineRule="exact"/>
         <w:rPr>
@@ -1271,7 +1269,7 @@
       <w:pPr>
         <w:numPr>
           <w:ilvl w:val="0"/>
-          <w:numId w:val="3"/>
+          <w:numId w:val="4"/>
         </w:numPr>
         <w:spacing w:line="400" w:lineRule="exact"/>
         <w:rPr>
@@ -1307,7 +1305,7 @@
       <w:pPr>
         <w:numPr>
           <w:ilvl w:val="0"/>
-          <w:numId w:val="3"/>
+          <w:numId w:val="4"/>
         </w:numPr>
         <w:spacing w:line="400" w:lineRule="exact"/>
         <w:rPr>
@@ -1329,7 +1327,7 @@
     </w:p>
     <w:tbl>
       <w:tblPr>
-        <w:tblStyle w:val="6"/>
+        <w:tblStyle w:val="7"/>
         <w:tblW w:w="4975" w:type="pct"/>
         <w:tblInd w:w="0" w:type="dxa"/>
         <w:tblLayout w:type="autofit"/>
@@ -1530,7 +1528,7 @@
       <w:pPr>
         <w:numPr>
           <w:ilvl w:val="0"/>
-          <w:numId w:val="4"/>
+          <w:numId w:val="5"/>
         </w:numPr>
         <w:snapToGrid w:val="0"/>
         <w:spacing w:after="0" w:line="240" w:lineRule="auto"/>
@@ -1693,7 +1691,7 @@
     </w:p>
     <w:tbl>
       <w:tblPr>
-        <w:tblStyle w:val="6"/>
+        <w:tblStyle w:val="7"/>
         <w:tblpPr w:leftFromText="181" w:rightFromText="181" w:vertAnchor="page" w:horzAnchor="page" w:tblpXSpec="center" w:tblpY="15875"/>
         <w:tblW w:w="4850" w:type="pct"/>
         <w:jc w:val="center"/>
@@ -1734,7 +1732,7 @@
           </w:tcPr>
           <w:p>
             <w:pPr>
-              <w:pStyle w:val="11"/>
+              <w:pStyle w:val="12"/>
               <w:adjustRightInd w:val="0"/>
               <w:snapToGrid w:val="0"/>
               <w:spacing w:after="0" w:line="240" w:lineRule="auto"/>
@@ -1765,7 +1763,7 @@
           </w:tcPr>
           <w:p>
             <w:pPr>
-              <w:pStyle w:val="11"/>
+              <w:pStyle w:val="12"/>
               <w:adjustRightInd w:val="0"/>
               <w:snapToGrid w:val="0"/>
               <w:spacing w:after="0" w:line="240" w:lineRule="auto"/>
@@ -1787,7 +1785,7 @@
           </w:tcPr>
           <w:p>
             <w:pPr>
-              <w:pStyle w:val="11"/>
+              <w:pStyle w:val="12"/>
               <w:adjustRightInd w:val="0"/>
               <w:snapToGrid w:val="0"/>
               <w:spacing w:after="0" w:line="240" w:lineRule="auto"/>
@@ -1828,7 +1826,7 @@
           </w:tcPr>
           <w:p>
             <w:pPr>
-              <w:pStyle w:val="11"/>
+              <w:pStyle w:val="12"/>
               <w:adjustRightInd w:val="0"/>
               <w:snapToGrid w:val="0"/>
               <w:spacing w:after="0" w:line="240" w:lineRule="auto"/>
@@ -1850,7 +1848,7 @@
           </w:tcPr>
           <w:p>
             <w:pPr>
-              <w:pStyle w:val="11"/>
+              <w:pStyle w:val="12"/>
               <w:adjustRightInd w:val="0"/>
               <w:snapToGrid w:val="0"/>
               <w:spacing w:after="0" w:line="240" w:lineRule="auto"/>
@@ -1882,7 +1880,7 @@
           </w:tcPr>
           <w:p>
             <w:pPr>
-              <w:pStyle w:val="11"/>
+              <w:pStyle w:val="12"/>
               <w:adjustRightInd w:val="0"/>
               <w:snapToGrid w:val="0"/>
               <w:spacing w:after="0" w:line="240" w:lineRule="auto"/>
@@ -1911,8 +1909,8 @@
     </w:tbl>
     <w:tbl>
       <w:tblPr>
-        <w:tblStyle w:val="7"/>
-        <w:tblW w:w="4850" w:type="pct"/>
+        <w:tblStyle w:val="8"/>
+        <w:tblW w:w="4999" w:type="pct"/>
         <w:jc w:val="center"/>
         <w:tblBorders>
           <w:top w:val="none" w:color="auto" w:sz="0" w:space="0"/>
@@ -1931,9 +1929,10 @@
         </w:tblCellMar>
       </w:tblPr>
       <w:tblGrid>
-        <w:gridCol w:w="1631"/>
-        <w:gridCol w:w="2261"/>
-        <w:gridCol w:w="6470"/>
+        <w:gridCol w:w="1034"/>
+        <w:gridCol w:w="1434"/>
+        <w:gridCol w:w="1592"/>
+        <w:gridCol w:w="6620"/>
       </w:tblGrid>
       <w:tr>
         <w:tblPrEx>
@@ -1959,7 +1958,7 @@
         </w:trPr>
         <w:tc>
           <w:tcPr>
-            <w:tcW w:w="787" w:type="pct"/>
+            <w:tcW w:w="484" w:type="pct"/>
             <w:tcBorders>
               <w:tl2br w:val="nil"/>
               <w:tr2bl w:val="nil"/>
@@ -1993,7 +1992,7 @@
         </w:tc>
         <w:tc>
           <w:tcPr>
-            <w:tcW w:w="1091" w:type="pct"/>
+            <w:tcW w:w="671" w:type="pct"/>
             <w:tcBorders>
               <w:tl2br w:val="nil"/>
               <w:tr2bl w:val="nil"/>
@@ -2027,7 +2026,43 @@
         </w:tc>
         <w:tc>
           <w:tcPr>
-            <w:tcW w:w="3122" w:type="pct"/>
+            <w:tcW w:w="745" w:type="pct"/>
+            <w:tcBorders>
+              <w:tl2br w:val="nil"/>
+              <w:tr2bl w:val="nil"/>
+            </w:tcBorders>
+            <w:vAlign w:val="center"/>
+          </w:tcPr>
+          <w:p>
+            <w:pPr>
+              <w:adjustRightInd w:val="0"/>
+              <w:snapToGrid w:val="0"/>
+              <w:spacing w:after="0" w:line="240" w:lineRule="auto"/>
+              <w:rPr>
+                <w:rFonts w:hint="eastAsia" w:ascii="Times New Roman" w:hAnsi="Times New Roman" w:eastAsia="微软雅黑" w:cs="微软雅黑"/>
+                <w:b/>
+                <w:bCs/>
+                <w:sz w:val="28"/>
+                <w:szCs w:val="28"/>
+                <w:lang w:val="en-US" w:eastAsia="zh-CN"/>
+              </w:rPr>
+            </w:pPr>
+            <w:r>
+              <w:rPr>
+                <w:rFonts w:hint="eastAsia" w:ascii="Times New Roman" w:hAnsi="Times New Roman" w:eastAsia="微软雅黑" w:cs="微软雅黑"/>
+                <w:b/>
+                <w:bCs/>
+                <w:sz w:val="28"/>
+                <w:szCs w:val="28"/>
+                <w:lang w:val="en-US" w:eastAsia="zh-CN"/>
+              </w:rPr>
+              <w:t>外显子</w:t>
+            </w:r>
+          </w:p>
+        </w:tc>
+        <w:tc>
+          <w:tcPr>
+            <w:tcW w:w="3098" w:type="pct"/>
             <w:tcBorders>
               <w:tl2br w:val="nil"/>
               <w:tr2bl w:val="nil"/>
@@ -2084,7 +2119,7 @@
         </w:trPr>
         <w:tc>
           <w:tcPr>
-            <w:tcW w:w="787" w:type="pct"/>
+            <w:tcW w:w="484" w:type="pct"/>
             <w:tcBorders>
               <w:tl2br w:val="nil"/>
               <w:tr2bl w:val="nil"/>
@@ -2114,7 +2149,7 @@
         </w:tc>
         <w:tc>
           <w:tcPr>
-            <w:tcW w:w="1091" w:type="pct"/>
+            <w:tcW w:w="671" w:type="pct"/>
             <w:tcBorders>
               <w:tl2br w:val="nil"/>
               <w:tr2bl w:val="nil"/>
@@ -2144,7 +2179,40 @@
         </w:tc>
         <w:tc>
           <w:tcPr>
-            <w:tcW w:w="3122" w:type="pct"/>
+            <w:tcW w:w="745" w:type="pct"/>
+            <w:tcBorders>
+              <w:tl2br w:val="nil"/>
+              <w:tr2bl w:val="nil"/>
+            </w:tcBorders>
+            <w:vAlign w:val="center"/>
+          </w:tcPr>
+          <w:p>
+            <w:pPr>
+              <w:adjustRightInd w:val="0"/>
+              <w:snapToGrid w:val="0"/>
+              <w:spacing w:after="0" w:line="240" w:lineRule="auto"/>
+              <w:jc w:val="center"/>
+              <w:rPr>
+                <w:rFonts w:hint="default" w:ascii="Times New Roman" w:hAnsi="Times New Roman" w:eastAsia="微软雅黑" w:cs="微软雅黑"/>
+                <w:sz w:val="28"/>
+                <w:szCs w:val="28"/>
+                <w:lang w:val="en-US" w:eastAsia="zh-CN"/>
+              </w:rPr>
+            </w:pPr>
+            <w:r>
+              <w:rPr>
+                <w:rFonts w:hint="eastAsia" w:ascii="Times New Roman" w:hAnsi="Times New Roman" w:eastAsia="微软雅黑" w:cs="微软雅黑"/>
+                <w:sz w:val="28"/>
+                <w:szCs w:val="28"/>
+                <w:lang w:val="en-US" w:eastAsia="zh-CN"/>
+              </w:rPr>
+              <w:t>20</w:t>
+            </w:r>
+          </w:p>
+        </w:tc>
+        <w:tc>
+          <w:tcPr>
+            <w:tcW w:w="3098" w:type="pct"/>
             <w:tcBorders>
               <w:tl2br w:val="nil"/>
               <w:tr2bl w:val="nil"/>
@@ -2239,7 +2307,4670 @@
     </w:p>
     <w:p>
       <w:pPr>
-        <w:pStyle w:val="2"/>
+        <w:widowControl w:val="0"/>
+        <w:numPr>
+          <w:ilvl w:val="255"/>
+          <w:numId w:val="0"/>
+        </w:numPr>
+        <w:jc w:val="left"/>
+        <w:outlineLvl w:val="0"/>
+        <w:rPr>
+          <w:rFonts w:ascii="宋体" w:hAnsi="宋体" w:eastAsia="宋体" w:cs="宋体"/>
+          <w:b/>
+          <w:bCs/>
+          <w:color w:val="62B541"/>
+          <w:sz w:val="24"/>
+          <w:szCs w:val="24"/>
+          <w:lang w:val="en-US" w:eastAsia="zh-CN" w:bidi="ar-SA"/>
+          <w14:shadow w14:blurRad="50800" w14:dist="38100" w14:dir="10800000" w14:sx="100000" w14:sy="100000" w14:kx="0" w14:ky="0" w14:algn="r">
+            <w14:srgbClr w14:val="62B541">
+              <w14:alpha w14:val="60000"/>
+            </w14:srgbClr>
+          </w14:shadow>
+        </w:rPr>
+      </w:pPr>
+      <w:bookmarkStart w:id="1" w:name="_Toc149837264"/>
+      <w:bookmarkStart w:id="2" w:name="_Toc1707_WPSOffice_Level1"/>
+      <w:bookmarkStart w:id="3" w:name="_Toc22658"/>
+      <w:bookmarkStart w:id="4" w:name="_Toc12505"/>
+      <w:bookmarkStart w:id="5" w:name="_Toc2409"/>
+      <w:bookmarkStart w:id="6" w:name="_Toc16594"/>
+      <w:bookmarkStart w:id="7" w:name="_Toc21764_WPSOffice_Level1"/>
+      <w:bookmarkStart w:id="8" w:name="_Toc27302"/>
+      <w:bookmarkStart w:id="9" w:name="_Toc28240"/>
+      <w:bookmarkStart w:id="10" w:name="_Toc13196_WPSOffice_Level1"/>
+      <w:r>
+        <w:rPr>
+          <w:rFonts w:ascii="宋体" w:hAnsi="宋体" w:eastAsia="宋体" w:cs="宋体"/>
+          <w:b/>
+          <w:bCs/>
+          <w:color w:val="62B541"/>
+          <w:sz w:val="24"/>
+          <w:szCs w:val="24"/>
+          <w:lang w:val="en-US" w:eastAsia="zh-CN" w:bidi="ar-SA"/>
+          <w14:shadow w14:blurRad="50800" w14:dist="38100" w14:dir="10800000" w14:sx="100000" w14:sy="100000" w14:kx="0" w14:ky="0" w14:algn="r">
+            <w14:srgbClr w14:val="62B541">
+              <w14:alpha w14:val="60000"/>
+            </w14:srgbClr>
+          </w14:shadow>
+        </w:rPr>
+        <w:t>{% set ns = namespace(show_title=false) %}{% for tdd in BodyDrugNoComplexStr %}{% if tdd.gene == 'EGFR' and 'T790M' in tdd.ori_variant %}{% set ns</w:t>
+      </w:r>
+      <w:r>
+        <w:rPr>
+          <w:rFonts w:hint="eastAsia" w:ascii="宋体" w:hAnsi="宋体" w:eastAsia="宋体" w:cs="宋体"/>
+          <w:b/>
+          <w:bCs/>
+          <w:color w:val="62B541"/>
+          <w:sz w:val="24"/>
+          <w:szCs w:val="24"/>
+          <w:lang w:val="en-US" w:eastAsia="zh-CN" w:bidi="ar-SA"/>
+          <w14:shadow w14:blurRad="50800" w14:dist="38100" w14:dir="10800000" w14:sx="100000" w14:sy="100000" w14:kx="0" w14:ky="0" w14:algn="r">
+            <w14:srgbClr w14:val="62B541">
+              <w14:alpha w14:val="60000"/>
+            </w14:srgbClr>
+          </w14:shadow>
+        </w:rPr>
+        <w:t>.</w:t>
+      </w:r>
+      <w:r>
+        <w:rPr>
+          <w:rFonts w:ascii="宋体" w:hAnsi="宋体" w:eastAsia="宋体" w:cs="宋体"/>
+          <w:b/>
+          <w:bCs/>
+          <w:color w:val="62B541"/>
+          <w:sz w:val="24"/>
+          <w:szCs w:val="24"/>
+          <w:lang w:val="en-US" w:eastAsia="zh-CN" w:bidi="ar-SA"/>
+          <w14:shadow w14:blurRad="50800" w14:dist="38100" w14:dir="10800000" w14:sx="100000" w14:sy="100000" w14:kx="0" w14:ky="0" w14:algn="r">
+            <w14:srgbClr w14:val="62B541">
+              <w14:alpha w14:val="60000"/>
+            </w14:srgbClr>
+          </w14:shadow>
+        </w:rPr>
+        <w:t>show_title = true %}{% endif %}{% endfor %}{% if ns</w:t>
+      </w:r>
+      <w:r>
+        <w:rPr>
+          <w:rFonts w:hint="eastAsia" w:ascii="宋体" w:hAnsi="宋体" w:eastAsia="宋体" w:cs="宋体"/>
+          <w:b/>
+          <w:bCs/>
+          <w:color w:val="62B541"/>
+          <w:sz w:val="24"/>
+          <w:szCs w:val="24"/>
+          <w:lang w:val="en-US" w:eastAsia="zh-CN" w:bidi="ar-SA"/>
+          <w14:shadow w14:blurRad="50800" w14:dist="38100" w14:dir="10800000" w14:sx="100000" w14:sy="100000" w14:kx="0" w14:ky="0" w14:algn="r">
+            <w14:srgbClr w14:val="62B541">
+              <w14:alpha w14:val="60000"/>
+            </w14:srgbClr>
+          </w14:shadow>
+        </w:rPr>
+        <w:t>.</w:t>
+      </w:r>
+      <w:r>
+        <w:rPr>
+          <w:rFonts w:ascii="宋体" w:hAnsi="宋体" w:eastAsia="宋体" w:cs="宋体"/>
+          <w:b/>
+          <w:bCs/>
+          <w:color w:val="62B541"/>
+          <w:sz w:val="24"/>
+          <w:szCs w:val="24"/>
+          <w:lang w:val="en-US" w:eastAsia="zh-CN" w:bidi="ar-SA"/>
+          <w14:shadow w14:blurRad="50800" w14:dist="38100" w14:dir="10800000" w14:sx="100000" w14:sy="100000" w14:kx="0" w14:ky="0" w14:algn="r">
+            <w14:srgbClr w14:val="62B541">
+              <w14:alpha w14:val="60000"/>
+            </w14:srgbClr>
+          </w14:shadow>
+        </w:rPr>
+        <w:t>show_title %}</w:t>
+      </w:r>
+      <w:r>
+        <w:rPr>
+          <w:rFonts w:ascii="Times New Roman" w:hAnsi="Times New Roman" w:eastAsia="微软雅黑" w:cs="黑体"/>
+          <w:b/>
+          <w:bCs/>
+          <w:color w:val="62B541"/>
+          <w:sz w:val="32"/>
+          <w:szCs w:val="36"/>
+          <w:lang w:val="en-US" w:eastAsia="zh-CN" w:bidi="ar-SA"/>
+          <w14:shadow w14:blurRad="50800" w14:dist="38100" w14:dir="10800000" w14:sx="100000" w14:sy="100000" w14:kx="0" w14:ky="0" w14:algn="r">
+            <w14:srgbClr w14:val="62B541">
+              <w14:alpha w14:val="60000"/>
+            </w14:srgbClr>
+          </w14:shadow>
+        </w:rPr>
+        <w:t>基因检测结果解析</w:t>
+      </w:r>
+      <w:r>
+        <w:rPr>
+          <w:rFonts w:ascii="宋体" w:hAnsi="宋体" w:eastAsia="宋体" w:cs="宋体"/>
+          <w:b/>
+          <w:bCs/>
+          <w:color w:val="62B541"/>
+          <w:sz w:val="24"/>
+          <w:szCs w:val="24"/>
+          <w:lang w:val="en-US" w:eastAsia="zh-CN" w:bidi="ar-SA"/>
+          <w14:shadow w14:blurRad="50800" w14:dist="38100" w14:dir="10800000" w14:sx="100000" w14:sy="100000" w14:kx="0" w14:ky="0" w14:algn="r">
+            <w14:srgbClr w14:val="62B541">
+              <w14:alpha w14:val="60000"/>
+            </w14:srgbClr>
+          </w14:shadow>
+        </w:rPr>
+        <w:t xml:space="preserve"> </w:t>
+      </w:r>
+    </w:p>
+    <w:p>
+      <w:pPr>
+        <w:widowControl w:val="0"/>
+        <w:numPr>
+          <w:ilvl w:val="255"/>
+          <w:numId w:val="0"/>
+        </w:numPr>
+        <w:jc w:val="left"/>
+        <w:outlineLvl w:val="0"/>
+        <w:rPr>
+          <w:rFonts w:ascii="Times New Roman" w:hAnsi="Times New Roman" w:eastAsia="微软雅黑" w:cs="Times New Roman"/>
+          <w:b/>
+          <w:bCs/>
+          <w:color w:val="62B541"/>
+          <w:sz w:val="24"/>
+          <w:szCs w:val="24"/>
+          <w:lang w:val="en-US" w:eastAsia="zh-CN" w:bidi="ar-SA"/>
+          <w14:shadow w14:blurRad="50800" w14:dist="38100" w14:dir="10800000" w14:sx="100000" w14:sy="100000" w14:kx="0" w14:ky="0" w14:algn="r">
+            <w14:srgbClr w14:val="62B541">
+              <w14:alpha w14:val="60000"/>
+            </w14:srgbClr>
+          </w14:shadow>
+        </w:rPr>
+      </w:pPr>
+      <w:r>
+        <w:rPr>
+          <w:rFonts w:hint="eastAsia" w:ascii="Times New Roman" w:hAnsi="Times New Roman" w:eastAsia="微软雅黑" w:cs="Times New Roman"/>
+          <w:b/>
+          <w:bCs w:val="0"/>
+          <w:color w:val="auto"/>
+          <w:sz w:val="24"/>
+          <w:szCs w:val="24"/>
+          <w:lang w:val="en-US" w:eastAsia="zh-CN" w:bidi="ar-SA"/>
+          <w14:shadow w14:blurRad="50800" w14:dist="38100" w14:dir="10800000" w14:sx="100000" w14:sy="100000" w14:kx="0" w14:ky="0" w14:algn="r">
+            <w14:srgbClr w14:val="62B541">
+              <w14:alpha w14:val="60000"/>
+            </w14:srgbClr>
+          </w14:shadow>
+        </w:rPr>
+        <w:t>{% for tdd in BodyDrugNoComplexStr %}</w:t>
+      </w:r>
+      <w:bookmarkEnd w:id="1"/>
+      <w:r>
+        <w:rPr>
+          <w:rFonts w:hint="eastAsia" w:ascii="Times New Roman" w:hAnsi="Times New Roman" w:eastAsia="微软雅黑" w:cs="Times New Roman"/>
+          <w:b/>
+          <w:bCs w:val="0"/>
+          <w:color w:val="auto"/>
+          <w:sz w:val="24"/>
+          <w:szCs w:val="24"/>
+          <w:lang w:val="en-US" w:eastAsia="zh-CN" w:bidi="ar-SA"/>
+          <w14:shadow w14:blurRad="50800" w14:dist="38100" w14:dir="10800000" w14:sx="100000" w14:sy="100000" w14:kx="0" w14:ky="0" w14:algn="r">
+            <w14:srgbClr w14:val="62B541">
+              <w14:alpha w14:val="60000"/>
+            </w14:srgbClr>
+          </w14:shadow>
+        </w:rPr>
+        <w:t xml:space="preserve">{% if </w:t>
+      </w:r>
+      <w:r>
+        <w:rPr>
+          <w:rFonts w:hint="eastAsia" w:ascii="Times New Roman" w:hAnsi="Times New Roman" w:eastAsia="微软雅黑" w:cs="Times New Roman"/>
+          <w:b/>
+          <w:bCs/>
+          <w:color w:val="62B541"/>
+          <w:sz w:val="24"/>
+          <w:szCs w:val="24"/>
+          <w:lang w:val="en-US" w:eastAsia="zh-CN" w:bidi="ar-SA"/>
+          <w14:shadow w14:blurRad="50800" w14:dist="38100" w14:dir="10800000" w14:sx="100000" w14:sy="100000" w14:kx="0" w14:ky="0" w14:algn="r">
+            <w14:srgbClr w14:val="62B541">
+              <w14:alpha w14:val="60000"/>
+            </w14:srgbClr>
+          </w14:shadow>
+        </w:rPr>
+        <w:t xml:space="preserve">tdd.gene == </w:t>
+      </w:r>
+      <w:r>
+        <w:rPr>
+          <w:rFonts w:hint="default" w:ascii="Times New Roman" w:hAnsi="Times New Roman" w:eastAsia="微软雅黑" w:cs="Times New Roman"/>
+          <w:b/>
+          <w:bCs/>
+          <w:color w:val="62B541"/>
+          <w:sz w:val="24"/>
+          <w:szCs w:val="24"/>
+          <w:lang w:val="en-US" w:eastAsia="zh-CN" w:bidi="ar-SA"/>
+          <w14:shadow w14:blurRad="50800" w14:dist="38100" w14:dir="10800000" w14:sx="100000" w14:sy="100000" w14:kx="0" w14:ky="0" w14:algn="r">
+            <w14:srgbClr w14:val="62B541">
+              <w14:alpha w14:val="60000"/>
+            </w14:srgbClr>
+          </w14:shadow>
+        </w:rPr>
+        <w:t>‘</w:t>
+      </w:r>
+      <w:r>
+        <w:rPr>
+          <w:rFonts w:hint="eastAsia" w:ascii="Times New Roman" w:hAnsi="Times New Roman" w:eastAsia="微软雅黑" w:cs="Times New Roman"/>
+          <w:b/>
+          <w:bCs/>
+          <w:color w:val="62B541"/>
+          <w:sz w:val="24"/>
+          <w:szCs w:val="24"/>
+          <w:lang w:val="en-US" w:eastAsia="zh-CN" w:bidi="ar-SA"/>
+          <w14:shadow w14:blurRad="50800" w14:dist="38100" w14:dir="10800000" w14:sx="100000" w14:sy="100000" w14:kx="0" w14:ky="0" w14:algn="r">
+            <w14:srgbClr w14:val="62B541">
+              <w14:alpha w14:val="60000"/>
+            </w14:srgbClr>
+          </w14:shadow>
+        </w:rPr>
+        <w:t>EGFR</w:t>
+      </w:r>
+      <w:r>
+        <w:rPr>
+          <w:rFonts w:hint="default" w:ascii="Times New Roman" w:hAnsi="Times New Roman" w:eastAsia="微软雅黑" w:cs="Times New Roman"/>
+          <w:b/>
+          <w:bCs/>
+          <w:color w:val="62B541"/>
+          <w:sz w:val="24"/>
+          <w:szCs w:val="24"/>
+          <w:lang w:val="en-US" w:eastAsia="zh-CN" w:bidi="ar-SA"/>
+          <w14:shadow w14:blurRad="50800" w14:dist="38100" w14:dir="10800000" w14:sx="100000" w14:sy="100000" w14:kx="0" w14:ky="0" w14:algn="r">
+            <w14:srgbClr w14:val="62B541">
+              <w14:alpha w14:val="60000"/>
+            </w14:srgbClr>
+          </w14:shadow>
+        </w:rPr>
+        <w:t>’</w:t>
+      </w:r>
+      <w:r>
+        <w:rPr>
+          <w:rFonts w:hint="eastAsia" w:ascii="Times New Roman" w:hAnsi="Times New Roman" w:eastAsia="微软雅黑" w:cs="Times New Roman"/>
+          <w:b/>
+          <w:bCs/>
+          <w:color w:val="62B541"/>
+          <w:sz w:val="24"/>
+          <w:szCs w:val="24"/>
+          <w:lang w:val="en-US" w:eastAsia="zh-CN" w:bidi="ar-SA"/>
+          <w14:shadow w14:blurRad="50800" w14:dist="38100" w14:dir="10800000" w14:sx="100000" w14:sy="100000" w14:kx="0" w14:ky="0" w14:algn="r">
+            <w14:srgbClr w14:val="62B541">
+              <w14:alpha w14:val="60000"/>
+            </w14:srgbClr>
+          </w14:shadow>
+        </w:rPr>
+        <w:t xml:space="preserve"> and </w:t>
+      </w:r>
+      <w:r>
+        <w:rPr>
+          <w:rFonts w:hint="default" w:ascii="Times New Roman" w:hAnsi="Times New Roman" w:eastAsia="微软雅黑" w:cs="Times New Roman"/>
+          <w:b/>
+          <w:bCs/>
+          <w:color w:val="62B541"/>
+          <w:sz w:val="24"/>
+          <w:szCs w:val="24"/>
+          <w:lang w:val="en-US" w:eastAsia="zh-CN" w:bidi="ar-SA"/>
+          <w14:shadow w14:blurRad="50800" w14:dist="38100" w14:dir="10800000" w14:sx="100000" w14:sy="100000" w14:kx="0" w14:ky="0" w14:algn="r">
+            <w14:srgbClr w14:val="62B541">
+              <w14:alpha w14:val="60000"/>
+            </w14:srgbClr>
+          </w14:shadow>
+        </w:rPr>
+        <w:t>‘</w:t>
+      </w:r>
+      <w:r>
+        <w:rPr>
+          <w:rFonts w:hint="eastAsia" w:ascii="Times New Roman" w:hAnsi="Times New Roman" w:eastAsia="微软雅黑" w:cs="Times New Roman"/>
+          <w:b/>
+          <w:bCs/>
+          <w:color w:val="62B541"/>
+          <w:sz w:val="24"/>
+          <w:szCs w:val="24"/>
+          <w:lang w:val="en-US" w:eastAsia="zh-CN" w:bidi="ar-SA"/>
+          <w14:shadow w14:blurRad="50800" w14:dist="38100" w14:dir="10800000" w14:sx="100000" w14:sy="100000" w14:kx="0" w14:ky="0" w14:algn="r">
+            <w14:srgbClr w14:val="62B541">
+              <w14:alpha w14:val="60000"/>
+            </w14:srgbClr>
+          </w14:shadow>
+        </w:rPr>
+        <w:t>T790M</w:t>
+      </w:r>
+      <w:r>
+        <w:rPr>
+          <w:rFonts w:hint="default" w:ascii="Times New Roman" w:hAnsi="Times New Roman" w:eastAsia="微软雅黑" w:cs="Times New Roman"/>
+          <w:b/>
+          <w:bCs/>
+          <w:color w:val="62B541"/>
+          <w:sz w:val="24"/>
+          <w:szCs w:val="24"/>
+          <w:lang w:val="en-US" w:eastAsia="zh-CN" w:bidi="ar-SA"/>
+          <w14:shadow w14:blurRad="50800" w14:dist="38100" w14:dir="10800000" w14:sx="100000" w14:sy="100000" w14:kx="0" w14:ky="0" w14:algn="r">
+            <w14:srgbClr w14:val="62B541">
+              <w14:alpha w14:val="60000"/>
+            </w14:srgbClr>
+          </w14:shadow>
+        </w:rPr>
+        <w:t>’</w:t>
+      </w:r>
+      <w:r>
+        <w:rPr>
+          <w:rFonts w:hint="eastAsia" w:ascii="Times New Roman" w:hAnsi="Times New Roman" w:eastAsia="微软雅黑" w:cs="Times New Roman"/>
+          <w:b/>
+          <w:bCs/>
+          <w:color w:val="62B541"/>
+          <w:sz w:val="24"/>
+          <w:szCs w:val="24"/>
+          <w:lang w:val="en-US" w:eastAsia="zh-CN" w:bidi="ar-SA"/>
+          <w14:shadow w14:blurRad="50800" w14:dist="38100" w14:dir="10800000" w14:sx="100000" w14:sy="100000" w14:kx="0" w14:ky="0" w14:algn="r">
+            <w14:srgbClr w14:val="62B541">
+              <w14:alpha w14:val="60000"/>
+            </w14:srgbClr>
+          </w14:shadow>
+        </w:rPr>
+        <w:t xml:space="preserve"> in tdd.ori_variant</w:t>
+      </w:r>
+      <w:r>
+        <w:rPr>
+          <w:rFonts w:hint="eastAsia" w:ascii="Times New Roman" w:hAnsi="Times New Roman" w:eastAsia="微软雅黑" w:cs="Times New Roman"/>
+          <w:b/>
+          <w:bCs w:val="0"/>
+          <w:color w:val="auto"/>
+          <w:sz w:val="24"/>
+          <w:szCs w:val="24"/>
+          <w:lang w:val="en-US" w:eastAsia="zh-CN" w:bidi="ar-SA"/>
+          <w14:shadow w14:blurRad="50800" w14:dist="38100" w14:dir="10800000" w14:sx="100000" w14:sy="100000" w14:kx="0" w14:ky="0" w14:algn="r">
+            <w14:srgbClr w14:val="62B541">
+              <w14:alpha w14:val="60000"/>
+            </w14:srgbClr>
+          </w14:shadow>
+        </w:rPr>
+        <w:t>%}{{ tdd.gene }}</w:t>
+      </w:r>
+    </w:p>
+    <w:tbl>
+      <w:tblPr>
+        <w:tblStyle w:val="7"/>
+        <w:tblpPr w:leftFromText="180" w:rightFromText="180" w:vertAnchor="text" w:tblpXSpec="center" w:tblpY="1"/>
+        <w:tblOverlap w:val="never"/>
+        <w:tblW w:w="9870" w:type="dxa"/>
+        <w:jc w:val="center"/>
+        <w:tblBorders>
+          <w:top w:val="single" w:color="45A3A7" w:sz="18" w:space="0"/>
+          <w:left w:val="none" w:color="auto" w:sz="0" w:space="0"/>
+          <w:bottom w:val="dotted" w:color="45A3A7" w:sz="4" w:space="0"/>
+          <w:right w:val="none" w:color="auto" w:sz="0" w:space="0"/>
+          <w:insideH w:val="dotted" w:color="45A3A7" w:sz="4" w:space="0"/>
+          <w:insideV w:val="dotted" w:color="45A3A7" w:sz="4" w:space="0"/>
+        </w:tblBorders>
+        <w:tblLayout w:type="fixed"/>
+        <w:tblCellMar>
+          <w:top w:w="0" w:type="dxa"/>
+          <w:left w:w="108" w:type="dxa"/>
+          <w:bottom w:w="0" w:type="dxa"/>
+          <w:right w:w="108" w:type="dxa"/>
+        </w:tblCellMar>
+      </w:tblPr>
+      <w:tblGrid>
+        <w:gridCol w:w="432"/>
+        <w:gridCol w:w="1191"/>
+        <w:gridCol w:w="8247"/>
+      </w:tblGrid>
+      <w:tr>
+        <w:tblPrEx>
+          <w:tblBorders>
+            <w:top w:val="single" w:color="45A3A7" w:sz="18" w:space="0"/>
+            <w:left w:val="none" w:color="auto" w:sz="0" w:space="0"/>
+            <w:bottom w:val="dotted" w:color="45A3A7" w:sz="4" w:space="0"/>
+            <w:right w:val="none" w:color="auto" w:sz="0" w:space="0"/>
+            <w:insideH w:val="dotted" w:color="45A3A7" w:sz="4" w:space="0"/>
+            <w:insideV w:val="dotted" w:color="45A3A7" w:sz="4" w:space="0"/>
+          </w:tblBorders>
+          <w:tblCellMar>
+            <w:top w:w="0" w:type="dxa"/>
+            <w:left w:w="108" w:type="dxa"/>
+            <w:bottom w:w="0" w:type="dxa"/>
+            <w:right w:w="108" w:type="dxa"/>
+          </w:tblCellMar>
+        </w:tblPrEx>
+        <w:trPr>
+          <w:trHeight w:val="417" w:hRule="atLeast"/>
+          <w:jc w:val="center"/>
+        </w:trPr>
+        <w:tc>
+          <w:tcPr>
+            <w:tcW w:w="1623" w:type="dxa"/>
+            <w:gridSpan w:val="2"/>
+            <w:tcBorders>
+              <w:top w:val="nil"/>
+              <w:left w:val="nil"/>
+              <w:bottom w:val="single" w:color="FFFFFF" w:themeColor="background1" w:sz="18" w:space="0"/>
+              <w:right w:val="nil"/>
+            </w:tcBorders>
+            <w:shd w:val="clear" w:color="auto" w:fill="62B541"/>
+            <w:vAlign w:val="center"/>
+          </w:tcPr>
+          <w:p>
+            <w:pPr>
+              <w:keepNext/>
+              <w:widowControl w:val="0"/>
+              <w:spacing w:before="26" w:after="0" w:line="240" w:lineRule="auto"/>
+              <w:jc w:val="center"/>
+              <w:rPr>
+                <w:rFonts w:ascii="Times New Roman" w:hAnsi="Times New Roman" w:eastAsia="微软雅黑" w:cs="Times New Roman"/>
+                <w:b/>
+                <w:color w:val="FFFFFF" w:themeColor="background1"/>
+                <w:sz w:val="18"/>
+                <w:szCs w:val="18"/>
+                <w:lang w:eastAsia="zh-CN"/>
+                <w14:textFill>
+                  <w14:solidFill>
+                    <w14:schemeClr w14:val="bg1"/>
+                  </w14:solidFill>
+                </w14:textFill>
+              </w:rPr>
+            </w:pPr>
+            <w:r>
+              <w:rPr>
+                <w:rFonts w:ascii="Times New Roman" w:hAnsi="Times New Roman" w:eastAsia="微软雅黑" w:cs="Times New Roman"/>
+                <w:b/>
+                <w:color w:val="FFFFFF" w:themeColor="background1"/>
+                <w:sz w:val="18"/>
+                <w:szCs w:val="18"/>
+                <w:lang w:eastAsia="zh-CN"/>
+                <w14:textFill>
+                  <w14:solidFill>
+                    <w14:schemeClr w14:val="bg1"/>
+                  </w14:solidFill>
+                </w14:textFill>
+              </w:rPr>
+              <w:t>突变形式</w:t>
+            </w:r>
+          </w:p>
+        </w:tc>
+        <w:tc>
+          <w:tcPr>
+            <w:tcW w:w="8247" w:type="dxa"/>
+            <w:tcBorders>
+              <w:top w:val="single" w:color="BFBFBF" w:sz="4" w:space="0"/>
+              <w:left w:val="nil"/>
+              <w:bottom w:val="single" w:color="A4A4A4" w:sz="4" w:space="0"/>
+              <w:right w:val="nil"/>
+            </w:tcBorders>
+            <w:vAlign w:val="center"/>
+          </w:tcPr>
+          <w:p>
+            <w:pPr>
+              <w:keepNext/>
+              <w:widowControl w:val="0"/>
+              <w:spacing w:before="26" w:after="0" w:line="240" w:lineRule="auto"/>
+              <w:jc w:val="center"/>
+              <w:rPr>
+                <w:rFonts w:hint="default" w:ascii="Times New Roman" w:hAnsi="Times New Roman" w:eastAsia="微软雅黑" w:cs="Times New Roman"/>
+                <w:bCs/>
+                <w:sz w:val="18"/>
+                <w:szCs w:val="18"/>
+                <w:lang w:val="en-US" w:eastAsia="zh-CN"/>
+              </w:rPr>
+            </w:pPr>
+            <w:r>
+              <w:rPr>
+                <w:rFonts w:hint="eastAsia" w:ascii="Times New Roman" w:hAnsi="Times New Roman" w:eastAsia="微软雅黑" w:cs="Times New Roman"/>
+                <w:bCs/>
+                <w:sz w:val="18"/>
+                <w:szCs w:val="18"/>
+                <w:lang w:eastAsia="zh-CN"/>
+              </w:rPr>
+              <w:t xml:space="preserve">{{ </w:t>
+            </w:r>
+            <w:r>
+              <w:rPr>
+                <w:rFonts w:hint="eastAsia" w:ascii="Times New Roman" w:hAnsi="Times New Roman" w:eastAsia="微软雅黑" w:cs="Times New Roman"/>
+                <w:bCs/>
+                <w:sz w:val="18"/>
+                <w:szCs w:val="18"/>
+                <w:lang w:val="en-US" w:eastAsia="zh-CN"/>
+              </w:rPr>
+              <w:t>tdd.ori_variant</w:t>
+            </w:r>
+            <w:r>
+              <w:rPr>
+                <w:rFonts w:hint="eastAsia" w:ascii="Times New Roman" w:hAnsi="Times New Roman" w:eastAsia="微软雅黑" w:cs="Times New Roman"/>
+                <w:bCs/>
+                <w:sz w:val="18"/>
+                <w:szCs w:val="18"/>
+                <w:lang w:eastAsia="zh-CN"/>
+              </w:rPr>
+              <w:t xml:space="preserve">.split(' ')[1] ~ ' </w:t>
+            </w:r>
+            <w:r>
+              <w:rPr>
+                <w:rFonts w:hint="eastAsia" w:ascii="Times New Roman" w:hAnsi="Times New Roman" w:eastAsia="微软雅黑" w:cs="Times New Roman"/>
+                <w:bCs/>
+                <w:sz w:val="18"/>
+                <w:szCs w:val="18"/>
+                <w:lang w:val="en-US" w:eastAsia="zh-CN"/>
+              </w:rPr>
+              <w:t xml:space="preserve">   </w:t>
+            </w:r>
+            <w:r>
+              <w:rPr>
+                <w:rFonts w:hint="eastAsia" w:ascii="Times New Roman" w:hAnsi="Times New Roman" w:eastAsia="微软雅黑" w:cs="Times New Roman"/>
+                <w:bCs/>
+                <w:sz w:val="18"/>
+                <w:szCs w:val="18"/>
+                <w:lang w:eastAsia="zh-CN"/>
+              </w:rPr>
+              <w:t xml:space="preserve">' ~ </w:t>
+            </w:r>
+            <w:r>
+              <w:rPr>
+                <w:rFonts w:hint="eastAsia" w:ascii="Times New Roman" w:hAnsi="Times New Roman" w:eastAsia="微软雅黑" w:cs="Times New Roman"/>
+                <w:bCs/>
+                <w:sz w:val="18"/>
+                <w:szCs w:val="18"/>
+                <w:lang w:val="en-US" w:eastAsia="zh-CN"/>
+              </w:rPr>
+              <w:t>tdd.ori_variant</w:t>
+            </w:r>
+            <w:r>
+              <w:rPr>
+                <w:rFonts w:hint="eastAsia" w:ascii="Times New Roman" w:hAnsi="Times New Roman" w:eastAsia="微软雅黑" w:cs="Times New Roman"/>
+                <w:bCs/>
+                <w:sz w:val="18"/>
+                <w:szCs w:val="18"/>
+                <w:lang w:eastAsia="zh-CN"/>
+              </w:rPr>
+              <w:t>.split(' ')[3].split('p.')[1] }}</w:t>
+            </w:r>
+          </w:p>
+        </w:tc>
+      </w:tr>
+      <w:tr>
+        <w:tblPrEx>
+          <w:tblBorders>
+            <w:top w:val="single" w:color="45A3A7" w:sz="18" w:space="0"/>
+            <w:left w:val="none" w:color="auto" w:sz="0" w:space="0"/>
+            <w:bottom w:val="dotted" w:color="45A3A7" w:sz="4" w:space="0"/>
+            <w:right w:val="none" w:color="auto" w:sz="0" w:space="0"/>
+            <w:insideH w:val="dotted" w:color="45A3A7" w:sz="4" w:space="0"/>
+            <w:insideV w:val="dotted" w:color="45A3A7" w:sz="4" w:space="0"/>
+          </w:tblBorders>
+          <w:tblCellMar>
+            <w:top w:w="0" w:type="dxa"/>
+            <w:left w:w="108" w:type="dxa"/>
+            <w:bottom w:w="0" w:type="dxa"/>
+            <w:right w:w="108" w:type="dxa"/>
+          </w:tblCellMar>
+        </w:tblPrEx>
+        <w:trPr>
+          <w:trHeight w:val="474" w:hRule="atLeast"/>
+          <w:jc w:val="center"/>
+        </w:trPr>
+        <w:tc>
+          <w:tcPr>
+            <w:tcW w:w="432" w:type="dxa"/>
+            <w:vMerge w:val="restart"/>
+            <w:tcBorders>
+              <w:top w:val="single" w:color="FFFFFF" w:themeColor="background1" w:sz="18" w:space="0"/>
+              <w:left w:val="nil"/>
+              <w:bottom w:val="single" w:color="FFFFFF" w:themeColor="background1" w:sz="18" w:space="0"/>
+              <w:right w:val="single" w:color="FFFFFF" w:themeColor="background1" w:sz="18" w:space="0"/>
+            </w:tcBorders>
+            <w:shd w:val="clear" w:color="auto" w:fill="62B541"/>
+            <w:vAlign w:val="center"/>
+          </w:tcPr>
+          <w:p>
+            <w:pPr>
+              <w:widowControl w:val="0"/>
+              <w:spacing w:before="1" w:after="0" w:line="250" w:lineRule="auto"/>
+              <w:jc w:val="center"/>
+              <w:rPr>
+                <w:rFonts w:ascii="Times New Roman" w:hAnsi="Times New Roman" w:eastAsia="微软雅黑" w:cs="Times New Roman"/>
+                <w:sz w:val="18"/>
+                <w:szCs w:val="18"/>
+                <w:lang w:eastAsia="zh-CN"/>
+              </w:rPr>
+            </w:pPr>
+            <w:bookmarkStart w:id="12" w:name="_GoBack"/>
+            <w:bookmarkEnd w:id="12"/>
+            <w:r>
+              <w:rPr>
+                <w:rFonts w:ascii="Times New Roman" w:hAnsi="Times New Roman" w:eastAsia="微软雅黑" w:cs="Times New Roman"/>
+                <w:b/>
+                <w:color w:val="FFFFFF" w:themeColor="background1"/>
+                <w:sz w:val="18"/>
+                <w:szCs w:val="18"/>
+                <w:lang w:eastAsia="zh-CN"/>
+                <w14:textFill>
+                  <w14:solidFill>
+                    <w14:schemeClr w14:val="bg1"/>
+                  </w14:solidFill>
+                </w14:textFill>
+              </w:rPr>
+              <w:t>潜在获益药物</w:t>
+            </w:r>
+          </w:p>
+        </w:tc>
+        <w:tc>
+          <w:tcPr>
+            <w:tcW w:w="1191" w:type="dxa"/>
+            <w:tcBorders>
+              <w:top w:val="single" w:color="FFFFFF" w:themeColor="background1" w:sz="18" w:space="0"/>
+              <w:left w:val="single" w:color="FFFFFF" w:themeColor="background1" w:sz="18" w:space="0"/>
+              <w:bottom w:val="single" w:color="FFFFFF" w:themeColor="background1" w:sz="18" w:space="0"/>
+              <w:right w:val="nil"/>
+            </w:tcBorders>
+            <w:shd w:val="clear" w:color="auto" w:fill="62B541"/>
+            <w:vAlign w:val="center"/>
+          </w:tcPr>
+          <w:p>
+            <w:pPr>
+              <w:widowControl w:val="0"/>
+              <w:spacing w:before="1" w:after="0" w:line="250" w:lineRule="auto"/>
+              <w:jc w:val="center"/>
+              <w:rPr>
+                <w:rFonts w:ascii="Times New Roman" w:hAnsi="Times New Roman" w:eastAsia="微软雅黑" w:cs="Times New Roman"/>
+                <w:b/>
+                <w:color w:val="FFFFFF" w:themeColor="background1"/>
+                <w:sz w:val="18"/>
+                <w:szCs w:val="18"/>
+                <w:lang w:eastAsia="zh-CN"/>
+                <w14:textFill>
+                  <w14:solidFill>
+                    <w14:schemeClr w14:val="bg1"/>
+                  </w14:solidFill>
+                </w14:textFill>
+              </w:rPr>
+            </w:pPr>
+            <w:r>
+              <w:rPr>
+                <w:rFonts w:ascii="Times New Roman" w:hAnsi="Times New Roman" w:eastAsia="微软雅黑" w:cs="Times New Roman"/>
+                <w:b/>
+                <w:color w:val="FFFFFF" w:themeColor="background1"/>
+                <w:sz w:val="18"/>
+                <w:szCs w:val="18"/>
+                <w:lang w:eastAsia="zh-CN"/>
+                <w14:textFill>
+                  <w14:solidFill>
+                    <w14:schemeClr w14:val="bg1"/>
+                  </w14:solidFill>
+                </w14:textFill>
+              </w:rPr>
+              <w:t>A级</w:t>
+            </w:r>
+          </w:p>
+        </w:tc>
+        <w:tc>
+          <w:tcPr>
+            <w:tcW w:w="8247" w:type="dxa"/>
+            <w:tcBorders>
+              <w:top w:val="single" w:color="A4A4A4" w:sz="4" w:space="0"/>
+              <w:left w:val="nil"/>
+              <w:bottom w:val="single" w:color="A4A4A4" w:sz="4" w:space="0"/>
+              <w:right w:val="nil"/>
+            </w:tcBorders>
+            <w:shd w:val="clear" w:color="auto" w:fill="auto"/>
+            <w:vAlign w:val="center"/>
+          </w:tcPr>
+          <w:p>
+            <w:pPr>
+              <w:widowControl w:val="0"/>
+              <w:spacing w:before="1" w:after="0" w:line="250" w:lineRule="auto"/>
+              <w:jc w:val="center"/>
+              <w:rPr>
+                <w:rFonts w:ascii="Times New Roman" w:hAnsi="Times New Roman" w:eastAsia="微软雅黑" w:cs="Times New Roman"/>
+                <w:b/>
+                <w:color w:val="FFFFFF" w:themeColor="background1"/>
+                <w:sz w:val="18"/>
+                <w:szCs w:val="18"/>
+                <w:lang w:eastAsia="zh-CN"/>
+                <w14:textFill>
+                  <w14:solidFill>
+                    <w14:schemeClr w14:val="bg1"/>
+                  </w14:solidFill>
+                </w14:textFill>
+              </w:rPr>
+            </w:pPr>
+            <w:r>
+              <w:rPr>
+                <w:rFonts w:ascii="Times New Roman" w:hAnsi="Times New Roman" w:eastAsia="微软雅黑" w:cs="Times New Roman"/>
+                <w:sz w:val="18"/>
+                <w:szCs w:val="18"/>
+                <w:lang w:eastAsia="zh-CN"/>
+              </w:rPr>
+              <w:t>{% if tdd.drugaStr == [] %}无{% else%}{% for d in tdd.drugaStr %}{%if loop.last%}</w:t>
+            </w:r>
+            <w:r>
+              <w:rPr>
+                <w:rFonts w:hint="eastAsia" w:ascii="Times New Roman" w:hAnsi="Times New Roman" w:eastAsia="微软雅黑" w:cs="Times New Roman"/>
+                <w:sz w:val="18"/>
+                <w:szCs w:val="18"/>
+                <w:lang w:eastAsia="zh-CN"/>
+              </w:rPr>
+              <w:t>{{ d.nameLevel }}</w:t>
+            </w:r>
+            <w:r>
+              <w:rPr>
+                <w:rFonts w:ascii="Times New Roman" w:hAnsi="Times New Roman" w:eastAsia="微软雅黑" w:cs="Times New Roman"/>
+                <w:sz w:val="18"/>
+                <w:szCs w:val="18"/>
+                <w:lang w:eastAsia="zh-CN"/>
+              </w:rPr>
+              <w:t>{%else%}</w:t>
+            </w:r>
+            <w:r>
+              <w:rPr>
+                <w:rFonts w:hint="eastAsia" w:ascii="Times New Roman" w:hAnsi="Times New Roman" w:eastAsia="微软雅黑" w:cs="Times New Roman"/>
+                <w:sz w:val="18"/>
+                <w:szCs w:val="18"/>
+                <w:lang w:eastAsia="zh-CN"/>
+              </w:rPr>
+              <w:t>{{ d.nameLevel }}</w:t>
+            </w:r>
+            <w:r>
+              <w:rPr>
+                <w:rFonts w:ascii="Times New Roman" w:hAnsi="Times New Roman" w:eastAsia="微软雅黑" w:cs="Times New Roman"/>
+                <w:sz w:val="18"/>
+                <w:szCs w:val="18"/>
+                <w:lang w:eastAsia="zh-CN"/>
+              </w:rPr>
+              <w:t>，{%endif%}{% endfor %}{% endif%}</w:t>
+            </w:r>
+          </w:p>
+        </w:tc>
+      </w:tr>
+      <w:tr>
+        <w:tblPrEx>
+          <w:tblBorders>
+            <w:top w:val="single" w:color="45A3A7" w:sz="18" w:space="0"/>
+            <w:left w:val="none" w:color="auto" w:sz="0" w:space="0"/>
+            <w:bottom w:val="dotted" w:color="45A3A7" w:sz="4" w:space="0"/>
+            <w:right w:val="none" w:color="auto" w:sz="0" w:space="0"/>
+            <w:insideH w:val="dotted" w:color="45A3A7" w:sz="4" w:space="0"/>
+            <w:insideV w:val="dotted" w:color="45A3A7" w:sz="4" w:space="0"/>
+          </w:tblBorders>
+          <w:tblCellMar>
+            <w:top w:w="0" w:type="dxa"/>
+            <w:left w:w="108" w:type="dxa"/>
+            <w:bottom w:w="0" w:type="dxa"/>
+            <w:right w:w="108" w:type="dxa"/>
+          </w:tblCellMar>
+        </w:tblPrEx>
+        <w:trPr>
+          <w:trHeight w:val="474" w:hRule="atLeast"/>
+          <w:jc w:val="center"/>
+        </w:trPr>
+        <w:tc>
+          <w:tcPr>
+            <w:tcW w:w="432" w:type="dxa"/>
+            <w:vMerge w:val="continue"/>
+            <w:tcBorders>
+              <w:top w:val="single" w:color="FFFFFF" w:themeColor="background1" w:sz="18" w:space="0"/>
+              <w:left w:val="nil"/>
+              <w:bottom w:val="single" w:color="FFFFFF" w:themeColor="background1" w:sz="18" w:space="0"/>
+              <w:right w:val="single" w:color="FFFFFF" w:themeColor="background1" w:sz="18" w:space="0"/>
+            </w:tcBorders>
+            <w:shd w:val="clear" w:color="auto" w:fill="62B541"/>
+            <w:vAlign w:val="center"/>
+          </w:tcPr>
+          <w:p>
+            <w:pPr>
+              <w:widowControl w:val="0"/>
+              <w:spacing w:before="1" w:after="0" w:line="250" w:lineRule="auto"/>
+              <w:jc w:val="center"/>
+              <w:rPr>
+                <w:rFonts w:ascii="Times New Roman" w:hAnsi="Times New Roman" w:eastAsia="微软雅黑" w:cs="Times New Roman"/>
+                <w:b/>
+                <w:color w:val="FFFFFF" w:themeColor="background1"/>
+                <w:sz w:val="18"/>
+                <w:szCs w:val="18"/>
+                <w:lang w:eastAsia="zh-CN"/>
+                <w14:textFill>
+                  <w14:solidFill>
+                    <w14:schemeClr w14:val="bg1"/>
+                  </w14:solidFill>
+                </w14:textFill>
+              </w:rPr>
+            </w:pPr>
+          </w:p>
+        </w:tc>
+        <w:tc>
+          <w:tcPr>
+            <w:tcW w:w="1191" w:type="dxa"/>
+            <w:tcBorders>
+              <w:top w:val="single" w:color="FFFFFF" w:themeColor="background1" w:sz="18" w:space="0"/>
+              <w:left w:val="single" w:color="FFFFFF" w:themeColor="background1" w:sz="18" w:space="0"/>
+              <w:bottom w:val="single" w:color="FFFFFF" w:themeColor="background1" w:sz="18" w:space="0"/>
+              <w:right w:val="nil"/>
+            </w:tcBorders>
+            <w:shd w:val="clear" w:color="auto" w:fill="62B541"/>
+            <w:vAlign w:val="center"/>
+          </w:tcPr>
+          <w:p>
+            <w:pPr>
+              <w:widowControl w:val="0"/>
+              <w:spacing w:before="1" w:after="0" w:line="250" w:lineRule="auto"/>
+              <w:jc w:val="center"/>
+              <w:rPr>
+                <w:rFonts w:ascii="Times New Roman" w:hAnsi="Times New Roman" w:eastAsia="微软雅黑" w:cs="Times New Roman"/>
+                <w:b/>
+                <w:color w:val="FFFFFF" w:themeColor="background1"/>
+                <w:sz w:val="18"/>
+                <w:szCs w:val="18"/>
+                <w:lang w:eastAsia="zh-CN"/>
+                <w14:textFill>
+                  <w14:solidFill>
+                    <w14:schemeClr w14:val="bg1"/>
+                  </w14:solidFill>
+                </w14:textFill>
+              </w:rPr>
+            </w:pPr>
+            <w:r>
+              <w:rPr>
+                <w:rFonts w:ascii="Times New Roman" w:hAnsi="Times New Roman" w:eastAsia="微软雅黑" w:cs="Times New Roman"/>
+                <w:b/>
+                <w:color w:val="FFFFFF" w:themeColor="background1"/>
+                <w:sz w:val="18"/>
+                <w:szCs w:val="18"/>
+                <w:lang w:eastAsia="zh-CN"/>
+                <w14:textFill>
+                  <w14:solidFill>
+                    <w14:schemeClr w14:val="bg1"/>
+                  </w14:solidFill>
+                </w14:textFill>
+              </w:rPr>
+              <w:t>B级</w:t>
+            </w:r>
+          </w:p>
+        </w:tc>
+        <w:tc>
+          <w:tcPr>
+            <w:tcW w:w="8247" w:type="dxa"/>
+            <w:tcBorders>
+              <w:top w:val="single" w:color="A4A4A4" w:sz="4" w:space="0"/>
+              <w:left w:val="nil"/>
+              <w:bottom w:val="single" w:color="A4A4A4" w:sz="4" w:space="0"/>
+              <w:right w:val="nil"/>
+            </w:tcBorders>
+            <w:shd w:val="clear" w:color="auto" w:fill="auto"/>
+            <w:vAlign w:val="center"/>
+          </w:tcPr>
+          <w:p>
+            <w:pPr>
+              <w:keepNext/>
+              <w:widowControl w:val="0"/>
+              <w:spacing w:before="26" w:after="0" w:line="240" w:lineRule="auto"/>
+              <w:jc w:val="center"/>
+              <w:rPr>
+                <w:rFonts w:ascii="Times New Roman" w:hAnsi="Times New Roman" w:eastAsia="微软雅黑" w:cs="Times New Roman"/>
+                <w:b/>
+                <w:color w:val="FFFFFF" w:themeColor="background1"/>
+                <w:sz w:val="18"/>
+                <w:szCs w:val="18"/>
+                <w:lang w:eastAsia="zh-CN"/>
+                <w14:textFill>
+                  <w14:solidFill>
+                    <w14:schemeClr w14:val="bg1"/>
+                  </w14:solidFill>
+                </w14:textFill>
+              </w:rPr>
+            </w:pPr>
+            <w:r>
+              <w:rPr>
+                <w:rFonts w:ascii="Times New Roman" w:hAnsi="Times New Roman" w:eastAsia="微软雅黑" w:cs="Times New Roman"/>
+                <w:sz w:val="18"/>
+                <w:szCs w:val="18"/>
+                <w:lang w:eastAsia="zh-CN"/>
+              </w:rPr>
+              <w:t>{% if tdd.drugbStr == [] %}无{% else%}{% for d in tdd.drugbStr %}{%if loop.last%}</w:t>
+            </w:r>
+            <w:r>
+              <w:rPr>
+                <w:rFonts w:hint="eastAsia" w:ascii="Times New Roman" w:hAnsi="Times New Roman" w:eastAsia="微软雅黑" w:cs="Times New Roman"/>
+                <w:sz w:val="18"/>
+                <w:szCs w:val="18"/>
+                <w:lang w:eastAsia="zh-CN"/>
+              </w:rPr>
+              <w:t>{{ d.nameLevel }}</w:t>
+            </w:r>
+            <w:r>
+              <w:rPr>
+                <w:rFonts w:ascii="Times New Roman" w:hAnsi="Times New Roman" w:eastAsia="微软雅黑" w:cs="Times New Roman"/>
+                <w:sz w:val="18"/>
+                <w:szCs w:val="18"/>
+                <w:lang w:eastAsia="zh-CN"/>
+              </w:rPr>
+              <w:t>{%else%}</w:t>
+            </w:r>
+            <w:r>
+              <w:rPr>
+                <w:rFonts w:hint="eastAsia" w:ascii="Times New Roman" w:hAnsi="Times New Roman" w:eastAsia="微软雅黑" w:cs="Times New Roman"/>
+                <w:sz w:val="18"/>
+                <w:szCs w:val="18"/>
+                <w:lang w:eastAsia="zh-CN"/>
+              </w:rPr>
+              <w:t>{{ d.nameLevel }}</w:t>
+            </w:r>
+            <w:r>
+              <w:rPr>
+                <w:rFonts w:ascii="Times New Roman" w:hAnsi="Times New Roman" w:eastAsia="微软雅黑" w:cs="Times New Roman"/>
+                <w:sz w:val="18"/>
+                <w:szCs w:val="18"/>
+                <w:lang w:eastAsia="zh-CN"/>
+              </w:rPr>
+              <w:t>，{%endif%}{% endfor %}{% endif%}</w:t>
+            </w:r>
+          </w:p>
+        </w:tc>
+      </w:tr>
+      <w:tr>
+        <w:tblPrEx>
+          <w:tblBorders>
+            <w:top w:val="single" w:color="45A3A7" w:sz="18" w:space="0"/>
+            <w:left w:val="none" w:color="auto" w:sz="0" w:space="0"/>
+            <w:bottom w:val="dotted" w:color="45A3A7" w:sz="4" w:space="0"/>
+            <w:right w:val="none" w:color="auto" w:sz="0" w:space="0"/>
+            <w:insideH w:val="dotted" w:color="45A3A7" w:sz="4" w:space="0"/>
+            <w:insideV w:val="dotted" w:color="45A3A7" w:sz="4" w:space="0"/>
+          </w:tblBorders>
+          <w:tblCellMar>
+            <w:top w:w="0" w:type="dxa"/>
+            <w:left w:w="108" w:type="dxa"/>
+            <w:bottom w:w="0" w:type="dxa"/>
+            <w:right w:w="108" w:type="dxa"/>
+          </w:tblCellMar>
+        </w:tblPrEx>
+        <w:trPr>
+          <w:trHeight w:val="474" w:hRule="atLeast"/>
+          <w:jc w:val="center"/>
+        </w:trPr>
+        <w:tc>
+          <w:tcPr>
+            <w:tcW w:w="432" w:type="dxa"/>
+            <w:vMerge w:val="continue"/>
+            <w:tcBorders>
+              <w:top w:val="single" w:color="FFFFFF" w:themeColor="background1" w:sz="18" w:space="0"/>
+              <w:left w:val="nil"/>
+              <w:bottom w:val="single" w:color="FFFFFF" w:themeColor="background1" w:sz="18" w:space="0"/>
+              <w:right w:val="single" w:color="FFFFFF" w:themeColor="background1" w:sz="18" w:space="0"/>
+            </w:tcBorders>
+            <w:shd w:val="clear" w:color="auto" w:fill="62B541"/>
+            <w:vAlign w:val="center"/>
+          </w:tcPr>
+          <w:p>
+            <w:pPr>
+              <w:widowControl w:val="0"/>
+              <w:spacing w:before="1" w:after="0" w:line="250" w:lineRule="auto"/>
+              <w:jc w:val="center"/>
+              <w:rPr>
+                <w:rFonts w:ascii="Times New Roman" w:hAnsi="Times New Roman" w:eastAsia="微软雅黑" w:cs="Times New Roman"/>
+                <w:b/>
+                <w:color w:val="FFFFFF" w:themeColor="background1"/>
+                <w:sz w:val="18"/>
+                <w:szCs w:val="18"/>
+                <w:lang w:eastAsia="zh-CN"/>
+                <w14:textFill>
+                  <w14:solidFill>
+                    <w14:schemeClr w14:val="bg1"/>
+                  </w14:solidFill>
+                </w14:textFill>
+              </w:rPr>
+            </w:pPr>
+          </w:p>
+        </w:tc>
+        <w:tc>
+          <w:tcPr>
+            <w:tcW w:w="1191" w:type="dxa"/>
+            <w:tcBorders>
+              <w:top w:val="single" w:color="FFFFFF" w:themeColor="background1" w:sz="18" w:space="0"/>
+              <w:left w:val="single" w:color="FFFFFF" w:themeColor="background1" w:sz="18" w:space="0"/>
+              <w:bottom w:val="single" w:color="FFFFFF" w:themeColor="background1" w:sz="18" w:space="0"/>
+              <w:right w:val="nil"/>
+            </w:tcBorders>
+            <w:shd w:val="clear" w:color="auto" w:fill="62B541"/>
+            <w:vAlign w:val="center"/>
+          </w:tcPr>
+          <w:p>
+            <w:pPr>
+              <w:widowControl w:val="0"/>
+              <w:spacing w:before="1" w:after="0" w:line="250" w:lineRule="auto"/>
+              <w:jc w:val="center"/>
+              <w:rPr>
+                <w:rFonts w:ascii="Times New Roman" w:hAnsi="Times New Roman" w:eastAsia="微软雅黑" w:cs="Times New Roman"/>
+                <w:b/>
+                <w:color w:val="FFFFFF" w:themeColor="background1"/>
+                <w:sz w:val="18"/>
+                <w:szCs w:val="18"/>
+                <w:lang w:eastAsia="zh-CN"/>
+                <w14:textFill>
+                  <w14:solidFill>
+                    <w14:schemeClr w14:val="bg1"/>
+                  </w14:solidFill>
+                </w14:textFill>
+              </w:rPr>
+            </w:pPr>
+            <w:r>
+              <w:rPr>
+                <w:rFonts w:ascii="Times New Roman" w:hAnsi="Times New Roman" w:eastAsia="微软雅黑" w:cs="Times New Roman"/>
+                <w:b/>
+                <w:color w:val="FFFFFF" w:themeColor="background1"/>
+                <w:sz w:val="18"/>
+                <w:szCs w:val="18"/>
+                <w:lang w:eastAsia="zh-CN"/>
+                <w14:textFill>
+                  <w14:solidFill>
+                    <w14:schemeClr w14:val="bg1"/>
+                  </w14:solidFill>
+                </w14:textFill>
+              </w:rPr>
+              <w:t>C级</w:t>
+            </w:r>
+          </w:p>
+        </w:tc>
+        <w:tc>
+          <w:tcPr>
+            <w:tcW w:w="8247" w:type="dxa"/>
+            <w:tcBorders>
+              <w:top w:val="single" w:color="A4A4A4" w:sz="4" w:space="0"/>
+              <w:left w:val="nil"/>
+              <w:bottom w:val="single" w:color="A4A4A4" w:sz="4" w:space="0"/>
+              <w:right w:val="nil"/>
+            </w:tcBorders>
+            <w:shd w:val="clear" w:color="auto" w:fill="auto"/>
+            <w:vAlign w:val="center"/>
+          </w:tcPr>
+          <w:p>
+            <w:pPr>
+              <w:keepNext/>
+              <w:widowControl w:val="0"/>
+              <w:spacing w:before="26" w:after="0" w:line="240" w:lineRule="auto"/>
+              <w:jc w:val="center"/>
+              <w:rPr>
+                <w:rFonts w:ascii="Times New Roman" w:hAnsi="Times New Roman" w:eastAsia="微软雅黑" w:cs="Times New Roman"/>
+                <w:b/>
+                <w:color w:val="FFFFFF" w:themeColor="background1"/>
+                <w:sz w:val="18"/>
+                <w:szCs w:val="18"/>
+                <w:lang w:eastAsia="zh-CN"/>
+                <w14:textFill>
+                  <w14:solidFill>
+                    <w14:schemeClr w14:val="bg1"/>
+                  </w14:solidFill>
+                </w14:textFill>
+              </w:rPr>
+            </w:pPr>
+            <w:r>
+              <w:rPr>
+                <w:rFonts w:ascii="Times New Roman" w:hAnsi="Times New Roman" w:eastAsia="微软雅黑" w:cs="Times New Roman"/>
+                <w:sz w:val="18"/>
+                <w:szCs w:val="18"/>
+                <w:lang w:eastAsia="zh-CN"/>
+              </w:rPr>
+              <w:t>{% if tdd.drugcStr == [] %}无{% else%}{% for d in tdd.drugcStr %}{%if loop.last%}</w:t>
+            </w:r>
+            <w:r>
+              <w:rPr>
+                <w:rFonts w:hint="eastAsia" w:ascii="Times New Roman" w:hAnsi="Times New Roman" w:eastAsia="微软雅黑" w:cs="Times New Roman"/>
+                <w:sz w:val="18"/>
+                <w:szCs w:val="18"/>
+                <w:lang w:eastAsia="zh-CN"/>
+              </w:rPr>
+              <w:t>{{ d.nameLevel }}</w:t>
+            </w:r>
+            <w:r>
+              <w:rPr>
+                <w:rFonts w:ascii="Times New Roman" w:hAnsi="Times New Roman" w:eastAsia="微软雅黑" w:cs="Times New Roman"/>
+                <w:sz w:val="18"/>
+                <w:szCs w:val="18"/>
+                <w:lang w:eastAsia="zh-CN"/>
+              </w:rPr>
+              <w:t>{%else%}</w:t>
+            </w:r>
+            <w:r>
+              <w:rPr>
+                <w:rFonts w:hint="eastAsia" w:ascii="Times New Roman" w:hAnsi="Times New Roman" w:eastAsia="微软雅黑" w:cs="Times New Roman"/>
+                <w:sz w:val="18"/>
+                <w:szCs w:val="18"/>
+                <w:lang w:eastAsia="zh-CN"/>
+              </w:rPr>
+              <w:t>{{ d.nameLevel }}</w:t>
+            </w:r>
+            <w:r>
+              <w:rPr>
+                <w:rFonts w:ascii="Times New Roman" w:hAnsi="Times New Roman" w:eastAsia="微软雅黑" w:cs="Times New Roman"/>
+                <w:sz w:val="18"/>
+                <w:szCs w:val="18"/>
+                <w:lang w:eastAsia="zh-CN"/>
+              </w:rPr>
+              <w:t>，{%endif%}{% endfor %}{% endif%}</w:t>
+            </w:r>
+          </w:p>
+        </w:tc>
+      </w:tr>
+      <w:tr>
+        <w:tblPrEx>
+          <w:tblBorders>
+            <w:top w:val="single" w:color="45A3A7" w:sz="18" w:space="0"/>
+            <w:left w:val="none" w:color="auto" w:sz="0" w:space="0"/>
+            <w:bottom w:val="dotted" w:color="45A3A7" w:sz="4" w:space="0"/>
+            <w:right w:val="none" w:color="auto" w:sz="0" w:space="0"/>
+            <w:insideH w:val="dotted" w:color="45A3A7" w:sz="4" w:space="0"/>
+            <w:insideV w:val="dotted" w:color="45A3A7" w:sz="4" w:space="0"/>
+          </w:tblBorders>
+          <w:tblCellMar>
+            <w:top w:w="0" w:type="dxa"/>
+            <w:left w:w="108" w:type="dxa"/>
+            <w:bottom w:w="0" w:type="dxa"/>
+            <w:right w:w="108" w:type="dxa"/>
+          </w:tblCellMar>
+        </w:tblPrEx>
+        <w:trPr>
+          <w:trHeight w:val="474" w:hRule="atLeast"/>
+          <w:jc w:val="center"/>
+        </w:trPr>
+        <w:tc>
+          <w:tcPr>
+            <w:tcW w:w="432" w:type="dxa"/>
+            <w:vMerge w:val="continue"/>
+            <w:tcBorders>
+              <w:top w:val="single" w:color="FFFFFF" w:themeColor="background1" w:sz="18" w:space="0"/>
+              <w:left w:val="nil"/>
+              <w:bottom w:val="single" w:color="FFFFFF" w:themeColor="background1" w:sz="18" w:space="0"/>
+              <w:right w:val="single" w:color="FFFFFF" w:themeColor="background1" w:sz="18" w:space="0"/>
+            </w:tcBorders>
+            <w:shd w:val="clear" w:color="auto" w:fill="62B541"/>
+            <w:vAlign w:val="center"/>
+          </w:tcPr>
+          <w:p>
+            <w:pPr>
+              <w:widowControl w:val="0"/>
+              <w:spacing w:before="1" w:after="0" w:line="250" w:lineRule="auto"/>
+              <w:jc w:val="center"/>
+              <w:rPr>
+                <w:rFonts w:ascii="Times New Roman" w:hAnsi="Times New Roman" w:eastAsia="微软雅黑" w:cs="Times New Roman"/>
+                <w:b/>
+                <w:color w:val="FFFFFF" w:themeColor="background1"/>
+                <w:sz w:val="18"/>
+                <w:szCs w:val="18"/>
+                <w:lang w:eastAsia="zh-CN"/>
+                <w14:textFill>
+                  <w14:solidFill>
+                    <w14:schemeClr w14:val="bg1"/>
+                  </w14:solidFill>
+                </w14:textFill>
+              </w:rPr>
+            </w:pPr>
+          </w:p>
+        </w:tc>
+        <w:tc>
+          <w:tcPr>
+            <w:tcW w:w="1191" w:type="dxa"/>
+            <w:tcBorders>
+              <w:top w:val="single" w:color="FFFFFF" w:themeColor="background1" w:sz="18" w:space="0"/>
+              <w:left w:val="single" w:color="FFFFFF" w:themeColor="background1" w:sz="18" w:space="0"/>
+              <w:bottom w:val="single" w:color="FFFFFF" w:themeColor="background1" w:sz="18" w:space="0"/>
+              <w:right w:val="nil"/>
+            </w:tcBorders>
+            <w:shd w:val="clear" w:color="auto" w:fill="62B541"/>
+            <w:vAlign w:val="center"/>
+          </w:tcPr>
+          <w:p>
+            <w:pPr>
+              <w:widowControl w:val="0"/>
+              <w:spacing w:before="1" w:after="0" w:line="250" w:lineRule="auto"/>
+              <w:jc w:val="center"/>
+              <w:rPr>
+                <w:rFonts w:ascii="Times New Roman" w:hAnsi="Times New Roman" w:eastAsia="微软雅黑" w:cs="Times New Roman"/>
+                <w:b/>
+                <w:color w:val="FFFFFF" w:themeColor="background1"/>
+                <w:sz w:val="18"/>
+                <w:szCs w:val="18"/>
+                <w:lang w:eastAsia="zh-CN"/>
+                <w14:textFill>
+                  <w14:solidFill>
+                    <w14:schemeClr w14:val="bg1"/>
+                  </w14:solidFill>
+                </w14:textFill>
+              </w:rPr>
+            </w:pPr>
+            <w:r>
+              <w:rPr>
+                <w:rFonts w:hint="eastAsia" w:ascii="Times New Roman" w:hAnsi="Times New Roman" w:eastAsia="微软雅黑" w:cs="Times New Roman"/>
+                <w:b/>
+                <w:color w:val="FFFFFF" w:themeColor="background1"/>
+                <w:sz w:val="18"/>
+                <w:szCs w:val="18"/>
+                <w:lang w:eastAsia="zh-CN"/>
+                <w14:textFill>
+                  <w14:solidFill>
+                    <w14:schemeClr w14:val="bg1"/>
+                  </w14:solidFill>
+                </w14:textFill>
+              </w:rPr>
+              <w:t>D</w:t>
+            </w:r>
+            <w:r>
+              <w:rPr>
+                <w:rFonts w:ascii="Times New Roman" w:hAnsi="Times New Roman" w:eastAsia="微软雅黑" w:cs="Times New Roman"/>
+                <w:b/>
+                <w:color w:val="FFFFFF" w:themeColor="background1"/>
+                <w:sz w:val="18"/>
+                <w:szCs w:val="18"/>
+                <w:lang w:eastAsia="zh-CN"/>
+                <w14:textFill>
+                  <w14:solidFill>
+                    <w14:schemeClr w14:val="bg1"/>
+                  </w14:solidFill>
+                </w14:textFill>
+              </w:rPr>
+              <w:t>级</w:t>
+            </w:r>
+          </w:p>
+        </w:tc>
+        <w:tc>
+          <w:tcPr>
+            <w:tcW w:w="8247" w:type="dxa"/>
+            <w:tcBorders>
+              <w:top w:val="single" w:color="A4A4A4" w:sz="4" w:space="0"/>
+              <w:left w:val="nil"/>
+              <w:bottom w:val="single" w:color="A4A4A4" w:sz="4" w:space="0"/>
+              <w:right w:val="nil"/>
+            </w:tcBorders>
+            <w:shd w:val="clear" w:color="auto" w:fill="auto"/>
+            <w:vAlign w:val="center"/>
+          </w:tcPr>
+          <w:p>
+            <w:pPr>
+              <w:keepNext/>
+              <w:widowControl w:val="0"/>
+              <w:spacing w:before="26" w:after="0" w:line="240" w:lineRule="auto"/>
+              <w:jc w:val="center"/>
+              <w:rPr>
+                <w:rFonts w:ascii="Times New Roman" w:hAnsi="Times New Roman" w:eastAsia="微软雅黑" w:cs="Times New Roman"/>
+                <w:b/>
+                <w:color w:val="FFFFFF" w:themeColor="background1"/>
+                <w:sz w:val="18"/>
+                <w:szCs w:val="18"/>
+                <w:lang w:eastAsia="zh-CN"/>
+                <w14:textFill>
+                  <w14:solidFill>
+                    <w14:schemeClr w14:val="bg1"/>
+                  </w14:solidFill>
+                </w14:textFill>
+              </w:rPr>
+            </w:pPr>
+            <w:r>
+              <w:rPr>
+                <w:rFonts w:ascii="Times New Roman" w:hAnsi="Times New Roman" w:eastAsia="微软雅黑" w:cs="Times New Roman"/>
+                <w:sz w:val="18"/>
+                <w:szCs w:val="18"/>
+                <w:lang w:eastAsia="zh-CN"/>
+              </w:rPr>
+              <w:t>{% if tdd.drug</w:t>
+            </w:r>
+            <w:r>
+              <w:rPr>
+                <w:rFonts w:hint="eastAsia" w:ascii="Times New Roman" w:hAnsi="Times New Roman" w:eastAsia="微软雅黑" w:cs="Times New Roman"/>
+                <w:sz w:val="18"/>
+                <w:szCs w:val="18"/>
+                <w:lang w:eastAsia="zh-CN"/>
+              </w:rPr>
+              <w:t>d</w:t>
+            </w:r>
+            <w:r>
+              <w:rPr>
+                <w:rFonts w:ascii="Times New Roman" w:hAnsi="Times New Roman" w:eastAsia="微软雅黑" w:cs="Times New Roman"/>
+                <w:sz w:val="18"/>
+                <w:szCs w:val="18"/>
+                <w:lang w:eastAsia="zh-CN"/>
+              </w:rPr>
+              <w:t>Str == [] %}无{% else%}{% for d in tdd.drug</w:t>
+            </w:r>
+            <w:r>
+              <w:rPr>
+                <w:rFonts w:hint="eastAsia" w:ascii="Times New Roman" w:hAnsi="Times New Roman" w:eastAsia="微软雅黑" w:cs="Times New Roman"/>
+                <w:sz w:val="18"/>
+                <w:szCs w:val="18"/>
+                <w:lang w:eastAsia="zh-CN"/>
+              </w:rPr>
+              <w:t>d</w:t>
+            </w:r>
+            <w:r>
+              <w:rPr>
+                <w:rFonts w:ascii="Times New Roman" w:hAnsi="Times New Roman" w:eastAsia="微软雅黑" w:cs="Times New Roman"/>
+                <w:sz w:val="18"/>
+                <w:szCs w:val="18"/>
+                <w:lang w:eastAsia="zh-CN"/>
+              </w:rPr>
+              <w:t>Str %}{%if loop.last%}</w:t>
+            </w:r>
+            <w:r>
+              <w:rPr>
+                <w:rFonts w:hint="eastAsia" w:ascii="Times New Roman" w:hAnsi="Times New Roman" w:eastAsia="微软雅黑" w:cs="Times New Roman"/>
+                <w:sz w:val="18"/>
+                <w:szCs w:val="18"/>
+                <w:lang w:eastAsia="zh-CN"/>
+              </w:rPr>
+              <w:t>{{ d.nameLevel }}</w:t>
+            </w:r>
+            <w:r>
+              <w:rPr>
+                <w:rFonts w:ascii="Times New Roman" w:hAnsi="Times New Roman" w:eastAsia="微软雅黑" w:cs="Times New Roman"/>
+                <w:sz w:val="18"/>
+                <w:szCs w:val="18"/>
+                <w:lang w:eastAsia="zh-CN"/>
+              </w:rPr>
+              <w:t>{%else%}</w:t>
+            </w:r>
+            <w:r>
+              <w:rPr>
+                <w:rFonts w:hint="eastAsia" w:ascii="Times New Roman" w:hAnsi="Times New Roman" w:eastAsia="微软雅黑" w:cs="Times New Roman"/>
+                <w:sz w:val="18"/>
+                <w:szCs w:val="18"/>
+                <w:lang w:eastAsia="zh-CN"/>
+              </w:rPr>
+              <w:t>{{ d.nameLevel }}</w:t>
+            </w:r>
+            <w:r>
+              <w:rPr>
+                <w:rFonts w:ascii="Times New Roman" w:hAnsi="Times New Roman" w:eastAsia="微软雅黑" w:cs="Times New Roman"/>
+                <w:sz w:val="18"/>
+                <w:szCs w:val="18"/>
+                <w:lang w:eastAsia="zh-CN"/>
+              </w:rPr>
+              <w:t>，{%endif%}{% endfor %}{% endif%}</w:t>
+            </w:r>
+          </w:p>
+        </w:tc>
+      </w:tr>
+      <w:tr>
+        <w:tblPrEx>
+          <w:tblBorders>
+            <w:top w:val="single" w:color="45A3A7" w:sz="18" w:space="0"/>
+            <w:left w:val="none" w:color="auto" w:sz="0" w:space="0"/>
+            <w:bottom w:val="dotted" w:color="45A3A7" w:sz="4" w:space="0"/>
+            <w:right w:val="none" w:color="auto" w:sz="0" w:space="0"/>
+            <w:insideH w:val="dotted" w:color="45A3A7" w:sz="4" w:space="0"/>
+            <w:insideV w:val="dotted" w:color="45A3A7" w:sz="4" w:space="0"/>
+          </w:tblBorders>
+          <w:tblCellMar>
+            <w:top w:w="0" w:type="dxa"/>
+            <w:left w:w="108" w:type="dxa"/>
+            <w:bottom w:w="0" w:type="dxa"/>
+            <w:right w:w="108" w:type="dxa"/>
+          </w:tblCellMar>
+        </w:tblPrEx>
+        <w:trPr>
+          <w:trHeight w:val="474" w:hRule="atLeast"/>
+          <w:jc w:val="center"/>
+        </w:trPr>
+        <w:tc>
+          <w:tcPr>
+            <w:tcW w:w="432" w:type="dxa"/>
+            <w:vMerge w:val="restart"/>
+            <w:tcBorders>
+              <w:top w:val="single" w:color="FFFFFF" w:themeColor="background1" w:sz="18" w:space="0"/>
+              <w:left w:val="nil"/>
+              <w:right w:val="single" w:color="FFFFFF" w:themeColor="background1" w:sz="18" w:space="0"/>
+            </w:tcBorders>
+            <w:shd w:val="clear" w:color="auto" w:fill="62B541"/>
+            <w:vAlign w:val="center"/>
+          </w:tcPr>
+          <w:p>
+            <w:pPr>
+              <w:keepNext/>
+              <w:widowControl w:val="0"/>
+              <w:spacing w:before="26" w:after="0" w:line="240" w:lineRule="auto"/>
+              <w:jc w:val="center"/>
+              <w:rPr>
+                <w:rFonts w:ascii="Times New Roman" w:hAnsi="Times New Roman" w:eastAsia="微软雅黑" w:cs="Times New Roman"/>
+                <w:b/>
+                <w:color w:val="FFFFFF" w:themeColor="background1"/>
+                <w:sz w:val="18"/>
+                <w:szCs w:val="18"/>
+                <w:lang w:eastAsia="zh-CN"/>
+                <w14:textFill>
+                  <w14:solidFill>
+                    <w14:schemeClr w14:val="bg1"/>
+                  </w14:solidFill>
+                </w14:textFill>
+              </w:rPr>
+            </w:pPr>
+            <w:r>
+              <w:rPr>
+                <w:rFonts w:ascii="Times New Roman" w:hAnsi="Times New Roman" w:eastAsia="微软雅黑" w:cs="Times New Roman"/>
+                <w:b/>
+                <w:color w:val="FFFFFF" w:themeColor="background1"/>
+                <w:sz w:val="18"/>
+                <w:szCs w:val="18"/>
+                <w:lang w:eastAsia="zh-CN"/>
+                <w14:textFill>
+                  <w14:solidFill>
+                    <w14:schemeClr w14:val="bg1"/>
+                  </w14:solidFill>
+                </w14:textFill>
+              </w:rPr>
+              <w:t>潜在耐药信息</w:t>
+            </w:r>
+          </w:p>
+        </w:tc>
+        <w:tc>
+          <w:tcPr>
+            <w:tcW w:w="1191" w:type="dxa"/>
+            <w:tcBorders>
+              <w:top w:val="single" w:color="FFFFFF" w:themeColor="background1" w:sz="18" w:space="0"/>
+              <w:left w:val="single" w:color="FFFFFF" w:themeColor="background1" w:sz="18" w:space="0"/>
+              <w:bottom w:val="single" w:color="FFFFFF" w:themeColor="background1" w:sz="18" w:space="0"/>
+              <w:right w:val="nil"/>
+            </w:tcBorders>
+            <w:shd w:val="clear" w:color="auto" w:fill="62B541"/>
+            <w:vAlign w:val="center"/>
+          </w:tcPr>
+          <w:p>
+            <w:pPr>
+              <w:keepNext/>
+              <w:widowControl w:val="0"/>
+              <w:spacing w:before="26" w:after="0" w:line="240" w:lineRule="auto"/>
+              <w:jc w:val="center"/>
+              <w:rPr>
+                <w:rFonts w:ascii="Times New Roman" w:hAnsi="Times New Roman" w:eastAsia="微软雅黑" w:cs="Times New Roman"/>
+                <w:b/>
+                <w:color w:val="FFFFFF" w:themeColor="background1"/>
+                <w:sz w:val="18"/>
+                <w:szCs w:val="18"/>
+                <w:lang w:eastAsia="zh-CN"/>
+                <w14:textFill>
+                  <w14:solidFill>
+                    <w14:schemeClr w14:val="bg1"/>
+                  </w14:solidFill>
+                </w14:textFill>
+              </w:rPr>
+            </w:pPr>
+            <w:r>
+              <w:rPr>
+                <w:rFonts w:ascii="Times New Roman" w:hAnsi="Times New Roman" w:eastAsia="微软雅黑" w:cs="Times New Roman"/>
+                <w:b/>
+                <w:color w:val="FFFFFF" w:themeColor="background1"/>
+                <w:sz w:val="18"/>
+                <w:szCs w:val="18"/>
+                <w:lang w:eastAsia="zh-CN"/>
+                <w14:textFill>
+                  <w14:solidFill>
+                    <w14:schemeClr w14:val="bg1"/>
+                  </w14:solidFill>
+                </w14:textFill>
+              </w:rPr>
+              <w:t>A级</w:t>
+            </w:r>
+          </w:p>
+        </w:tc>
+        <w:tc>
+          <w:tcPr>
+            <w:tcW w:w="8247" w:type="dxa"/>
+            <w:tcBorders>
+              <w:top w:val="single" w:color="A4A4A4" w:sz="4" w:space="0"/>
+              <w:left w:val="nil"/>
+              <w:bottom w:val="single" w:color="A4A4A4" w:sz="4" w:space="0"/>
+              <w:right w:val="nil"/>
+            </w:tcBorders>
+            <w:shd w:val="clear" w:color="auto" w:fill="auto"/>
+            <w:vAlign w:val="center"/>
+          </w:tcPr>
+          <w:p>
+            <w:pPr>
+              <w:keepNext/>
+              <w:widowControl w:val="0"/>
+              <w:spacing w:before="26" w:after="0" w:line="240" w:lineRule="auto"/>
+              <w:jc w:val="center"/>
+              <w:rPr>
+                <w:rFonts w:ascii="Times New Roman" w:hAnsi="Times New Roman" w:eastAsia="微软雅黑" w:cs="Times New Roman"/>
+                <w:sz w:val="18"/>
+                <w:szCs w:val="18"/>
+                <w:lang w:eastAsia="zh-CN"/>
+              </w:rPr>
+            </w:pPr>
+            <w:r>
+              <w:rPr>
+                <w:rFonts w:ascii="Times New Roman" w:hAnsi="Times New Roman" w:eastAsia="微软雅黑" w:cs="Times New Roman"/>
+                <w:sz w:val="18"/>
+                <w:szCs w:val="18"/>
+                <w:lang w:eastAsia="zh-CN"/>
+              </w:rPr>
+              <w:t>{% if tdd.resistant</w:t>
+            </w:r>
+            <w:r>
+              <w:rPr>
+                <w:rFonts w:hint="eastAsia" w:ascii="Times New Roman" w:hAnsi="Times New Roman" w:eastAsia="微软雅黑" w:cs="Times New Roman"/>
+                <w:sz w:val="18"/>
+                <w:szCs w:val="18"/>
+                <w:lang w:eastAsia="zh-CN"/>
+              </w:rPr>
+              <w:t>a</w:t>
+            </w:r>
+            <w:r>
+              <w:rPr>
+                <w:rFonts w:ascii="Times New Roman" w:hAnsi="Times New Roman" w:eastAsia="微软雅黑" w:cs="Times New Roman"/>
+                <w:sz w:val="18"/>
+                <w:szCs w:val="18"/>
+                <w:lang w:eastAsia="zh-CN"/>
+              </w:rPr>
+              <w:t>Str == [] %}无{% else%}{% for d in tdd.resistant</w:t>
+            </w:r>
+            <w:r>
+              <w:rPr>
+                <w:rFonts w:hint="eastAsia" w:ascii="Times New Roman" w:hAnsi="Times New Roman" w:eastAsia="微软雅黑" w:cs="Times New Roman"/>
+                <w:sz w:val="18"/>
+                <w:szCs w:val="18"/>
+                <w:lang w:eastAsia="zh-CN"/>
+              </w:rPr>
+              <w:t>a</w:t>
+            </w:r>
+            <w:r>
+              <w:rPr>
+                <w:rFonts w:ascii="Times New Roman" w:hAnsi="Times New Roman" w:eastAsia="微软雅黑" w:cs="Times New Roman"/>
+                <w:sz w:val="18"/>
+                <w:szCs w:val="18"/>
+                <w:lang w:eastAsia="zh-CN"/>
+              </w:rPr>
+              <w:t>Str %}{%if loop.last%}</w:t>
+            </w:r>
+            <w:r>
+              <w:rPr>
+                <w:rFonts w:hint="eastAsia" w:ascii="Times New Roman" w:hAnsi="Times New Roman" w:eastAsia="微软雅黑" w:cs="Times New Roman"/>
+                <w:sz w:val="18"/>
+                <w:szCs w:val="18"/>
+                <w:lang w:eastAsia="zh-CN"/>
+              </w:rPr>
+              <w:t>{{ d.nameLevel }}</w:t>
+            </w:r>
+            <w:r>
+              <w:rPr>
+                <w:rFonts w:ascii="Times New Roman" w:hAnsi="Times New Roman" w:eastAsia="微软雅黑" w:cs="Times New Roman"/>
+                <w:sz w:val="18"/>
+                <w:szCs w:val="18"/>
+                <w:lang w:eastAsia="zh-CN"/>
+              </w:rPr>
+              <w:t>{%else%}</w:t>
+            </w:r>
+            <w:r>
+              <w:rPr>
+                <w:rFonts w:hint="eastAsia" w:ascii="Times New Roman" w:hAnsi="Times New Roman" w:eastAsia="微软雅黑" w:cs="Times New Roman"/>
+                <w:sz w:val="18"/>
+                <w:szCs w:val="18"/>
+                <w:lang w:eastAsia="zh-CN"/>
+              </w:rPr>
+              <w:t>{{ d.nameLevel }}</w:t>
+            </w:r>
+            <w:r>
+              <w:rPr>
+                <w:rFonts w:ascii="Times New Roman" w:hAnsi="Times New Roman" w:eastAsia="微软雅黑" w:cs="Times New Roman"/>
+                <w:sz w:val="18"/>
+                <w:szCs w:val="18"/>
+                <w:lang w:eastAsia="zh-CN"/>
+              </w:rPr>
+              <w:t>，{%endif%}{% endfor %}{% endif%}</w:t>
+            </w:r>
+          </w:p>
+        </w:tc>
+      </w:tr>
+      <w:tr>
+        <w:tblPrEx>
+          <w:tblBorders>
+            <w:top w:val="single" w:color="45A3A7" w:sz="18" w:space="0"/>
+            <w:left w:val="none" w:color="auto" w:sz="0" w:space="0"/>
+            <w:bottom w:val="dotted" w:color="45A3A7" w:sz="4" w:space="0"/>
+            <w:right w:val="none" w:color="auto" w:sz="0" w:space="0"/>
+            <w:insideH w:val="dotted" w:color="45A3A7" w:sz="4" w:space="0"/>
+            <w:insideV w:val="dotted" w:color="45A3A7" w:sz="4" w:space="0"/>
+          </w:tblBorders>
+          <w:tblCellMar>
+            <w:top w:w="0" w:type="dxa"/>
+            <w:left w:w="108" w:type="dxa"/>
+            <w:bottom w:w="0" w:type="dxa"/>
+            <w:right w:w="108" w:type="dxa"/>
+          </w:tblCellMar>
+        </w:tblPrEx>
+        <w:trPr>
+          <w:trHeight w:val="474" w:hRule="atLeast"/>
+          <w:jc w:val="center"/>
+        </w:trPr>
+        <w:tc>
+          <w:tcPr>
+            <w:tcW w:w="432" w:type="dxa"/>
+            <w:vMerge w:val="continue"/>
+            <w:tcBorders>
+              <w:left w:val="nil"/>
+              <w:right w:val="single" w:color="FFFFFF" w:themeColor="background1" w:sz="18" w:space="0"/>
+            </w:tcBorders>
+            <w:shd w:val="clear" w:color="auto" w:fill="62B541"/>
+            <w:vAlign w:val="center"/>
+          </w:tcPr>
+          <w:p>
+            <w:pPr>
+              <w:keepNext/>
+              <w:widowControl w:val="0"/>
+              <w:spacing w:before="26" w:after="0" w:line="240" w:lineRule="auto"/>
+              <w:jc w:val="center"/>
+              <w:rPr>
+                <w:rFonts w:ascii="Times New Roman" w:hAnsi="Times New Roman" w:eastAsia="微软雅黑" w:cs="Times New Roman"/>
+                <w:b/>
+                <w:color w:val="FFFFFF" w:themeColor="background1"/>
+                <w:sz w:val="18"/>
+                <w:szCs w:val="18"/>
+                <w:lang w:eastAsia="zh-CN"/>
+                <w14:textFill>
+                  <w14:solidFill>
+                    <w14:schemeClr w14:val="bg1"/>
+                  </w14:solidFill>
+                </w14:textFill>
+              </w:rPr>
+            </w:pPr>
+          </w:p>
+        </w:tc>
+        <w:tc>
+          <w:tcPr>
+            <w:tcW w:w="1191" w:type="dxa"/>
+            <w:tcBorders>
+              <w:top w:val="single" w:color="FFFFFF" w:themeColor="background1" w:sz="18" w:space="0"/>
+              <w:left w:val="single" w:color="FFFFFF" w:themeColor="background1" w:sz="18" w:space="0"/>
+              <w:bottom w:val="single" w:color="FFFFFF" w:themeColor="background1" w:sz="18" w:space="0"/>
+              <w:right w:val="nil"/>
+            </w:tcBorders>
+            <w:shd w:val="clear" w:color="auto" w:fill="62B541"/>
+            <w:vAlign w:val="center"/>
+          </w:tcPr>
+          <w:p>
+            <w:pPr>
+              <w:keepNext/>
+              <w:widowControl w:val="0"/>
+              <w:spacing w:before="26" w:after="0" w:line="240" w:lineRule="auto"/>
+              <w:jc w:val="center"/>
+              <w:rPr>
+                <w:rFonts w:ascii="Times New Roman" w:hAnsi="Times New Roman" w:eastAsia="微软雅黑" w:cs="Times New Roman"/>
+                <w:b/>
+                <w:color w:val="FFFFFF" w:themeColor="background1"/>
+                <w:sz w:val="18"/>
+                <w:szCs w:val="18"/>
+                <w:lang w:eastAsia="zh-CN"/>
+                <w14:textFill>
+                  <w14:solidFill>
+                    <w14:schemeClr w14:val="bg1"/>
+                  </w14:solidFill>
+                </w14:textFill>
+              </w:rPr>
+            </w:pPr>
+            <w:r>
+              <w:rPr>
+                <w:rFonts w:ascii="Times New Roman" w:hAnsi="Times New Roman" w:eastAsia="微软雅黑" w:cs="Times New Roman"/>
+                <w:b/>
+                <w:color w:val="FFFFFF" w:themeColor="background1"/>
+                <w:sz w:val="18"/>
+                <w:szCs w:val="18"/>
+                <w:lang w:eastAsia="zh-CN"/>
+                <w14:textFill>
+                  <w14:solidFill>
+                    <w14:schemeClr w14:val="bg1"/>
+                  </w14:solidFill>
+                </w14:textFill>
+              </w:rPr>
+              <w:t>B级</w:t>
+            </w:r>
+          </w:p>
+        </w:tc>
+        <w:tc>
+          <w:tcPr>
+            <w:tcW w:w="8247" w:type="dxa"/>
+            <w:tcBorders>
+              <w:top w:val="single" w:color="A4A4A4" w:sz="4" w:space="0"/>
+              <w:left w:val="nil"/>
+              <w:bottom w:val="single" w:color="A4A4A4" w:sz="4" w:space="0"/>
+              <w:right w:val="nil"/>
+            </w:tcBorders>
+            <w:shd w:val="clear" w:color="auto" w:fill="auto"/>
+            <w:vAlign w:val="center"/>
+          </w:tcPr>
+          <w:p>
+            <w:pPr>
+              <w:keepNext/>
+              <w:widowControl w:val="0"/>
+              <w:spacing w:before="26" w:after="0" w:line="240" w:lineRule="auto"/>
+              <w:jc w:val="center"/>
+              <w:rPr>
+                <w:rFonts w:ascii="Times New Roman" w:hAnsi="Times New Roman" w:eastAsia="微软雅黑" w:cs="Times New Roman"/>
+                <w:sz w:val="18"/>
+                <w:szCs w:val="18"/>
+                <w:lang w:eastAsia="zh-CN"/>
+              </w:rPr>
+            </w:pPr>
+            <w:r>
+              <w:rPr>
+                <w:rFonts w:ascii="Times New Roman" w:hAnsi="Times New Roman" w:eastAsia="微软雅黑" w:cs="Times New Roman"/>
+                <w:sz w:val="18"/>
+                <w:szCs w:val="18"/>
+                <w:lang w:eastAsia="zh-CN"/>
+              </w:rPr>
+              <w:t>{% if tdd.resistant</w:t>
+            </w:r>
+            <w:r>
+              <w:rPr>
+                <w:rFonts w:hint="eastAsia" w:ascii="Times New Roman" w:hAnsi="Times New Roman" w:eastAsia="微软雅黑" w:cs="Times New Roman"/>
+                <w:sz w:val="18"/>
+                <w:szCs w:val="18"/>
+                <w:lang w:eastAsia="zh-CN"/>
+              </w:rPr>
+              <w:t>b</w:t>
+            </w:r>
+            <w:r>
+              <w:rPr>
+                <w:rFonts w:ascii="Times New Roman" w:hAnsi="Times New Roman" w:eastAsia="微软雅黑" w:cs="Times New Roman"/>
+                <w:sz w:val="18"/>
+                <w:szCs w:val="18"/>
+                <w:lang w:eastAsia="zh-CN"/>
+              </w:rPr>
+              <w:t>Str == [] %}无{% else%}{% for d in tdd.resistant</w:t>
+            </w:r>
+            <w:r>
+              <w:rPr>
+                <w:rFonts w:hint="eastAsia" w:ascii="Times New Roman" w:hAnsi="Times New Roman" w:eastAsia="微软雅黑" w:cs="Times New Roman"/>
+                <w:sz w:val="18"/>
+                <w:szCs w:val="18"/>
+                <w:lang w:eastAsia="zh-CN"/>
+              </w:rPr>
+              <w:t>b</w:t>
+            </w:r>
+            <w:r>
+              <w:rPr>
+                <w:rFonts w:ascii="Times New Roman" w:hAnsi="Times New Roman" w:eastAsia="微软雅黑" w:cs="Times New Roman"/>
+                <w:sz w:val="18"/>
+                <w:szCs w:val="18"/>
+                <w:lang w:eastAsia="zh-CN"/>
+              </w:rPr>
+              <w:t>Str %}{%if loop.last%}</w:t>
+            </w:r>
+            <w:r>
+              <w:rPr>
+                <w:rFonts w:hint="eastAsia" w:ascii="Times New Roman" w:hAnsi="Times New Roman" w:eastAsia="微软雅黑" w:cs="Times New Roman"/>
+                <w:sz w:val="18"/>
+                <w:szCs w:val="18"/>
+                <w:lang w:eastAsia="zh-CN"/>
+              </w:rPr>
+              <w:t>{{ d.nameLevel }}</w:t>
+            </w:r>
+            <w:r>
+              <w:rPr>
+                <w:rFonts w:ascii="Times New Roman" w:hAnsi="Times New Roman" w:eastAsia="微软雅黑" w:cs="Times New Roman"/>
+                <w:sz w:val="18"/>
+                <w:szCs w:val="18"/>
+                <w:lang w:eastAsia="zh-CN"/>
+              </w:rPr>
+              <w:t>{%else%}</w:t>
+            </w:r>
+            <w:r>
+              <w:rPr>
+                <w:rFonts w:hint="eastAsia" w:ascii="Times New Roman" w:hAnsi="Times New Roman" w:eastAsia="微软雅黑" w:cs="Times New Roman"/>
+                <w:sz w:val="18"/>
+                <w:szCs w:val="18"/>
+                <w:lang w:eastAsia="zh-CN"/>
+              </w:rPr>
+              <w:t>{{ d.nameLevel }}</w:t>
+            </w:r>
+            <w:r>
+              <w:rPr>
+                <w:rFonts w:ascii="Times New Roman" w:hAnsi="Times New Roman" w:eastAsia="微软雅黑" w:cs="Times New Roman"/>
+                <w:sz w:val="18"/>
+                <w:szCs w:val="18"/>
+                <w:lang w:eastAsia="zh-CN"/>
+              </w:rPr>
+              <w:t>，{%endif%}{% endfor %}{% endif%}</w:t>
+            </w:r>
+          </w:p>
+        </w:tc>
+      </w:tr>
+      <w:tr>
+        <w:tblPrEx>
+          <w:tblBorders>
+            <w:top w:val="single" w:color="45A3A7" w:sz="18" w:space="0"/>
+            <w:left w:val="none" w:color="auto" w:sz="0" w:space="0"/>
+            <w:bottom w:val="dotted" w:color="45A3A7" w:sz="4" w:space="0"/>
+            <w:right w:val="none" w:color="auto" w:sz="0" w:space="0"/>
+            <w:insideH w:val="dotted" w:color="45A3A7" w:sz="4" w:space="0"/>
+            <w:insideV w:val="dotted" w:color="45A3A7" w:sz="4" w:space="0"/>
+          </w:tblBorders>
+          <w:tblCellMar>
+            <w:top w:w="0" w:type="dxa"/>
+            <w:left w:w="108" w:type="dxa"/>
+            <w:bottom w:w="0" w:type="dxa"/>
+            <w:right w:w="108" w:type="dxa"/>
+          </w:tblCellMar>
+        </w:tblPrEx>
+        <w:trPr>
+          <w:trHeight w:val="474" w:hRule="atLeast"/>
+          <w:jc w:val="center"/>
+        </w:trPr>
+        <w:tc>
+          <w:tcPr>
+            <w:tcW w:w="432" w:type="dxa"/>
+            <w:vMerge w:val="continue"/>
+            <w:tcBorders>
+              <w:left w:val="nil"/>
+              <w:right w:val="single" w:color="FFFFFF" w:themeColor="background1" w:sz="18" w:space="0"/>
+            </w:tcBorders>
+            <w:shd w:val="clear" w:color="auto" w:fill="62B541"/>
+            <w:vAlign w:val="center"/>
+          </w:tcPr>
+          <w:p>
+            <w:pPr>
+              <w:keepNext/>
+              <w:widowControl w:val="0"/>
+              <w:spacing w:before="26" w:after="0" w:line="240" w:lineRule="auto"/>
+              <w:jc w:val="center"/>
+              <w:rPr>
+                <w:rFonts w:ascii="Times New Roman" w:hAnsi="Times New Roman" w:eastAsia="微软雅黑" w:cs="Times New Roman"/>
+                <w:b/>
+                <w:color w:val="FFFFFF" w:themeColor="background1"/>
+                <w:sz w:val="18"/>
+                <w:szCs w:val="18"/>
+                <w:lang w:eastAsia="zh-CN"/>
+                <w14:textFill>
+                  <w14:solidFill>
+                    <w14:schemeClr w14:val="bg1"/>
+                  </w14:solidFill>
+                </w14:textFill>
+              </w:rPr>
+            </w:pPr>
+          </w:p>
+        </w:tc>
+        <w:tc>
+          <w:tcPr>
+            <w:tcW w:w="1191" w:type="dxa"/>
+            <w:tcBorders>
+              <w:top w:val="single" w:color="FFFFFF" w:themeColor="background1" w:sz="18" w:space="0"/>
+              <w:left w:val="single" w:color="FFFFFF" w:themeColor="background1" w:sz="18" w:space="0"/>
+              <w:bottom w:val="single" w:color="FFFFFF" w:themeColor="background1" w:sz="18" w:space="0"/>
+              <w:right w:val="nil"/>
+            </w:tcBorders>
+            <w:shd w:val="clear" w:color="auto" w:fill="62B541"/>
+            <w:vAlign w:val="center"/>
+          </w:tcPr>
+          <w:p>
+            <w:pPr>
+              <w:keepNext/>
+              <w:widowControl w:val="0"/>
+              <w:spacing w:before="26" w:after="0" w:line="240" w:lineRule="auto"/>
+              <w:jc w:val="center"/>
+              <w:rPr>
+                <w:rFonts w:ascii="Times New Roman" w:hAnsi="Times New Roman" w:eastAsia="微软雅黑" w:cs="Times New Roman"/>
+                <w:b/>
+                <w:color w:val="FFFFFF" w:themeColor="background1"/>
+                <w:sz w:val="18"/>
+                <w:szCs w:val="18"/>
+                <w:lang w:eastAsia="zh-CN"/>
+                <w14:textFill>
+                  <w14:solidFill>
+                    <w14:schemeClr w14:val="bg1"/>
+                  </w14:solidFill>
+                </w14:textFill>
+              </w:rPr>
+            </w:pPr>
+            <w:r>
+              <w:rPr>
+                <w:rFonts w:ascii="Times New Roman" w:hAnsi="Times New Roman" w:eastAsia="微软雅黑" w:cs="Times New Roman"/>
+                <w:b/>
+                <w:color w:val="FFFFFF" w:themeColor="background1"/>
+                <w:sz w:val="18"/>
+                <w:szCs w:val="18"/>
+                <w:lang w:eastAsia="zh-CN"/>
+                <w14:textFill>
+                  <w14:solidFill>
+                    <w14:schemeClr w14:val="bg1"/>
+                  </w14:solidFill>
+                </w14:textFill>
+              </w:rPr>
+              <w:t>C级</w:t>
+            </w:r>
+          </w:p>
+        </w:tc>
+        <w:tc>
+          <w:tcPr>
+            <w:tcW w:w="8247" w:type="dxa"/>
+            <w:tcBorders>
+              <w:top w:val="single" w:color="A4A4A4" w:sz="4" w:space="0"/>
+              <w:left w:val="nil"/>
+              <w:bottom w:val="single" w:color="A4A4A4" w:sz="4" w:space="0"/>
+              <w:right w:val="nil"/>
+            </w:tcBorders>
+            <w:shd w:val="clear" w:color="auto" w:fill="auto"/>
+            <w:vAlign w:val="center"/>
+          </w:tcPr>
+          <w:p>
+            <w:pPr>
+              <w:keepNext/>
+              <w:widowControl w:val="0"/>
+              <w:spacing w:before="26" w:after="0" w:line="240" w:lineRule="auto"/>
+              <w:jc w:val="center"/>
+              <w:rPr>
+                <w:rFonts w:ascii="Times New Roman" w:hAnsi="Times New Roman" w:eastAsia="微软雅黑" w:cs="Times New Roman"/>
+                <w:sz w:val="18"/>
+                <w:szCs w:val="18"/>
+                <w:lang w:eastAsia="zh-CN"/>
+              </w:rPr>
+            </w:pPr>
+            <w:r>
+              <w:rPr>
+                <w:rFonts w:ascii="Times New Roman" w:hAnsi="Times New Roman" w:eastAsia="微软雅黑" w:cs="Times New Roman"/>
+                <w:sz w:val="18"/>
+                <w:szCs w:val="18"/>
+                <w:lang w:eastAsia="zh-CN"/>
+              </w:rPr>
+              <w:t>{% if tdd.resistant</w:t>
+            </w:r>
+            <w:r>
+              <w:rPr>
+                <w:rFonts w:hint="eastAsia" w:ascii="Times New Roman" w:hAnsi="Times New Roman" w:eastAsia="微软雅黑" w:cs="Times New Roman"/>
+                <w:sz w:val="18"/>
+                <w:szCs w:val="18"/>
+                <w:lang w:eastAsia="zh-CN"/>
+              </w:rPr>
+              <w:t>c</w:t>
+            </w:r>
+            <w:r>
+              <w:rPr>
+                <w:rFonts w:ascii="Times New Roman" w:hAnsi="Times New Roman" w:eastAsia="微软雅黑" w:cs="Times New Roman"/>
+                <w:sz w:val="18"/>
+                <w:szCs w:val="18"/>
+                <w:lang w:eastAsia="zh-CN"/>
+              </w:rPr>
+              <w:t>Str == [] %}无{% else%}{% for d in tdd.resistant</w:t>
+            </w:r>
+            <w:r>
+              <w:rPr>
+                <w:rFonts w:hint="eastAsia" w:ascii="Times New Roman" w:hAnsi="Times New Roman" w:eastAsia="微软雅黑" w:cs="Times New Roman"/>
+                <w:sz w:val="18"/>
+                <w:szCs w:val="18"/>
+                <w:lang w:eastAsia="zh-CN"/>
+              </w:rPr>
+              <w:t>c</w:t>
+            </w:r>
+            <w:r>
+              <w:rPr>
+                <w:rFonts w:ascii="Times New Roman" w:hAnsi="Times New Roman" w:eastAsia="微软雅黑" w:cs="Times New Roman"/>
+                <w:sz w:val="18"/>
+                <w:szCs w:val="18"/>
+                <w:lang w:eastAsia="zh-CN"/>
+              </w:rPr>
+              <w:t>Str %}{%if loop.last%}</w:t>
+            </w:r>
+            <w:r>
+              <w:rPr>
+                <w:rFonts w:hint="eastAsia" w:ascii="Times New Roman" w:hAnsi="Times New Roman" w:eastAsia="微软雅黑" w:cs="Times New Roman"/>
+                <w:sz w:val="18"/>
+                <w:szCs w:val="18"/>
+                <w:lang w:eastAsia="zh-CN"/>
+              </w:rPr>
+              <w:t>{{ d.nameLevel }}</w:t>
+            </w:r>
+            <w:r>
+              <w:rPr>
+                <w:rFonts w:ascii="Times New Roman" w:hAnsi="Times New Roman" w:eastAsia="微软雅黑" w:cs="Times New Roman"/>
+                <w:sz w:val="18"/>
+                <w:szCs w:val="18"/>
+                <w:lang w:eastAsia="zh-CN"/>
+              </w:rPr>
+              <w:t>{%else%}</w:t>
+            </w:r>
+            <w:r>
+              <w:rPr>
+                <w:rFonts w:hint="eastAsia" w:ascii="Times New Roman" w:hAnsi="Times New Roman" w:eastAsia="微软雅黑" w:cs="Times New Roman"/>
+                <w:sz w:val="18"/>
+                <w:szCs w:val="18"/>
+                <w:lang w:eastAsia="zh-CN"/>
+              </w:rPr>
+              <w:t>{{ d.nameLevel }}</w:t>
+            </w:r>
+            <w:r>
+              <w:rPr>
+                <w:rFonts w:ascii="Times New Roman" w:hAnsi="Times New Roman" w:eastAsia="微软雅黑" w:cs="Times New Roman"/>
+                <w:sz w:val="18"/>
+                <w:szCs w:val="18"/>
+                <w:lang w:eastAsia="zh-CN"/>
+              </w:rPr>
+              <w:t>，{%endif%}{% endfor %}{% endif%}</w:t>
+            </w:r>
+          </w:p>
+        </w:tc>
+      </w:tr>
+      <w:tr>
+        <w:tblPrEx>
+          <w:tblBorders>
+            <w:top w:val="single" w:color="45A3A7" w:sz="18" w:space="0"/>
+            <w:left w:val="none" w:color="auto" w:sz="0" w:space="0"/>
+            <w:bottom w:val="dotted" w:color="45A3A7" w:sz="4" w:space="0"/>
+            <w:right w:val="none" w:color="auto" w:sz="0" w:space="0"/>
+            <w:insideH w:val="dotted" w:color="45A3A7" w:sz="4" w:space="0"/>
+            <w:insideV w:val="dotted" w:color="45A3A7" w:sz="4" w:space="0"/>
+          </w:tblBorders>
+          <w:tblCellMar>
+            <w:top w:w="0" w:type="dxa"/>
+            <w:left w:w="108" w:type="dxa"/>
+            <w:bottom w:w="0" w:type="dxa"/>
+            <w:right w:w="108" w:type="dxa"/>
+          </w:tblCellMar>
+        </w:tblPrEx>
+        <w:trPr>
+          <w:trHeight w:val="474" w:hRule="atLeast"/>
+          <w:jc w:val="center"/>
+        </w:trPr>
+        <w:tc>
+          <w:tcPr>
+            <w:tcW w:w="432" w:type="dxa"/>
+            <w:vMerge w:val="continue"/>
+            <w:tcBorders>
+              <w:left w:val="nil"/>
+              <w:bottom w:val="single" w:color="FFFFFF" w:themeColor="background1" w:sz="18" w:space="0"/>
+              <w:right w:val="single" w:color="FFFFFF" w:themeColor="background1" w:sz="18" w:space="0"/>
+            </w:tcBorders>
+            <w:shd w:val="clear" w:color="auto" w:fill="62B541"/>
+            <w:vAlign w:val="center"/>
+          </w:tcPr>
+          <w:p>
+            <w:pPr>
+              <w:keepNext/>
+              <w:widowControl w:val="0"/>
+              <w:spacing w:before="26" w:after="0" w:line="240" w:lineRule="auto"/>
+              <w:jc w:val="center"/>
+              <w:rPr>
+                <w:rFonts w:ascii="Times New Roman" w:hAnsi="Times New Roman" w:eastAsia="微软雅黑" w:cs="Times New Roman"/>
+                <w:b/>
+                <w:color w:val="FFFFFF" w:themeColor="background1"/>
+                <w:sz w:val="18"/>
+                <w:szCs w:val="18"/>
+                <w:lang w:eastAsia="zh-CN"/>
+                <w14:textFill>
+                  <w14:solidFill>
+                    <w14:schemeClr w14:val="bg1"/>
+                  </w14:solidFill>
+                </w14:textFill>
+              </w:rPr>
+            </w:pPr>
+          </w:p>
+        </w:tc>
+        <w:tc>
+          <w:tcPr>
+            <w:tcW w:w="1191" w:type="dxa"/>
+            <w:tcBorders>
+              <w:top w:val="single" w:color="FFFFFF" w:themeColor="background1" w:sz="18" w:space="0"/>
+              <w:left w:val="single" w:color="FFFFFF" w:themeColor="background1" w:sz="18" w:space="0"/>
+              <w:bottom w:val="single" w:color="FFFFFF" w:themeColor="background1" w:sz="18" w:space="0"/>
+              <w:right w:val="nil"/>
+            </w:tcBorders>
+            <w:shd w:val="clear" w:color="auto" w:fill="62B541"/>
+            <w:vAlign w:val="center"/>
+          </w:tcPr>
+          <w:p>
+            <w:pPr>
+              <w:keepNext/>
+              <w:widowControl w:val="0"/>
+              <w:spacing w:before="26" w:after="0" w:line="240" w:lineRule="auto"/>
+              <w:jc w:val="center"/>
+              <w:rPr>
+                <w:rFonts w:ascii="Times New Roman" w:hAnsi="Times New Roman" w:eastAsia="微软雅黑" w:cs="Times New Roman"/>
+                <w:b/>
+                <w:color w:val="FFFFFF" w:themeColor="background1"/>
+                <w:sz w:val="18"/>
+                <w:szCs w:val="18"/>
+                <w:lang w:eastAsia="zh-CN"/>
+                <w14:textFill>
+                  <w14:solidFill>
+                    <w14:schemeClr w14:val="bg1"/>
+                  </w14:solidFill>
+                </w14:textFill>
+              </w:rPr>
+            </w:pPr>
+            <w:r>
+              <w:rPr>
+                <w:rFonts w:hint="eastAsia" w:ascii="Times New Roman" w:hAnsi="Times New Roman" w:eastAsia="微软雅黑" w:cs="Times New Roman"/>
+                <w:b/>
+                <w:color w:val="FFFFFF" w:themeColor="background1"/>
+                <w:sz w:val="18"/>
+                <w:szCs w:val="18"/>
+                <w:lang w:eastAsia="zh-CN"/>
+                <w14:textFill>
+                  <w14:solidFill>
+                    <w14:schemeClr w14:val="bg1"/>
+                  </w14:solidFill>
+                </w14:textFill>
+              </w:rPr>
+              <w:t>D</w:t>
+            </w:r>
+            <w:r>
+              <w:rPr>
+                <w:rFonts w:ascii="Times New Roman" w:hAnsi="Times New Roman" w:eastAsia="微软雅黑" w:cs="Times New Roman"/>
+                <w:b/>
+                <w:color w:val="FFFFFF" w:themeColor="background1"/>
+                <w:sz w:val="18"/>
+                <w:szCs w:val="18"/>
+                <w:lang w:eastAsia="zh-CN"/>
+                <w14:textFill>
+                  <w14:solidFill>
+                    <w14:schemeClr w14:val="bg1"/>
+                  </w14:solidFill>
+                </w14:textFill>
+              </w:rPr>
+              <w:t>级</w:t>
+            </w:r>
+          </w:p>
+        </w:tc>
+        <w:tc>
+          <w:tcPr>
+            <w:tcW w:w="8247" w:type="dxa"/>
+            <w:tcBorders>
+              <w:top w:val="single" w:color="A4A4A4" w:sz="4" w:space="0"/>
+              <w:left w:val="nil"/>
+              <w:bottom w:val="single" w:color="A4A4A4" w:sz="4" w:space="0"/>
+              <w:right w:val="nil"/>
+            </w:tcBorders>
+            <w:shd w:val="clear" w:color="auto" w:fill="auto"/>
+            <w:vAlign w:val="center"/>
+          </w:tcPr>
+          <w:p>
+            <w:pPr>
+              <w:keepNext/>
+              <w:widowControl w:val="0"/>
+              <w:spacing w:before="26" w:after="0" w:line="240" w:lineRule="auto"/>
+              <w:jc w:val="center"/>
+              <w:rPr>
+                <w:rFonts w:ascii="Times New Roman" w:hAnsi="Times New Roman" w:eastAsia="微软雅黑" w:cs="Times New Roman"/>
+                <w:sz w:val="18"/>
+                <w:szCs w:val="18"/>
+                <w:lang w:eastAsia="zh-CN"/>
+              </w:rPr>
+            </w:pPr>
+            <w:r>
+              <w:rPr>
+                <w:rFonts w:ascii="Times New Roman" w:hAnsi="Times New Roman" w:eastAsia="微软雅黑" w:cs="Times New Roman"/>
+                <w:sz w:val="18"/>
+                <w:szCs w:val="18"/>
+                <w:lang w:eastAsia="zh-CN"/>
+              </w:rPr>
+              <w:t>{% if tdd.resistant</w:t>
+            </w:r>
+            <w:r>
+              <w:rPr>
+                <w:rFonts w:hint="eastAsia" w:ascii="Times New Roman" w:hAnsi="Times New Roman" w:eastAsia="微软雅黑" w:cs="Times New Roman"/>
+                <w:sz w:val="18"/>
+                <w:szCs w:val="18"/>
+                <w:lang w:eastAsia="zh-CN"/>
+              </w:rPr>
+              <w:t>d</w:t>
+            </w:r>
+            <w:r>
+              <w:rPr>
+                <w:rFonts w:ascii="Times New Roman" w:hAnsi="Times New Roman" w:eastAsia="微软雅黑" w:cs="Times New Roman"/>
+                <w:sz w:val="18"/>
+                <w:szCs w:val="18"/>
+                <w:lang w:eastAsia="zh-CN"/>
+              </w:rPr>
+              <w:t>Str == [] %}无{% else%}{% for d in tdd.resistant</w:t>
+            </w:r>
+            <w:r>
+              <w:rPr>
+                <w:rFonts w:hint="eastAsia" w:ascii="Times New Roman" w:hAnsi="Times New Roman" w:eastAsia="微软雅黑" w:cs="Times New Roman"/>
+                <w:sz w:val="18"/>
+                <w:szCs w:val="18"/>
+                <w:lang w:eastAsia="zh-CN"/>
+              </w:rPr>
+              <w:t>d</w:t>
+            </w:r>
+            <w:r>
+              <w:rPr>
+                <w:rFonts w:ascii="Times New Roman" w:hAnsi="Times New Roman" w:eastAsia="微软雅黑" w:cs="Times New Roman"/>
+                <w:sz w:val="18"/>
+                <w:szCs w:val="18"/>
+                <w:lang w:eastAsia="zh-CN"/>
+              </w:rPr>
+              <w:t>Str %}{%if loop.last%}</w:t>
+            </w:r>
+            <w:r>
+              <w:rPr>
+                <w:rFonts w:hint="eastAsia" w:ascii="Times New Roman" w:hAnsi="Times New Roman" w:eastAsia="微软雅黑" w:cs="Times New Roman"/>
+                <w:sz w:val="18"/>
+                <w:szCs w:val="18"/>
+                <w:lang w:eastAsia="zh-CN"/>
+              </w:rPr>
+              <w:t>{{ d.nameLevel }}</w:t>
+            </w:r>
+            <w:r>
+              <w:rPr>
+                <w:rFonts w:ascii="Times New Roman" w:hAnsi="Times New Roman" w:eastAsia="微软雅黑" w:cs="Times New Roman"/>
+                <w:sz w:val="18"/>
+                <w:szCs w:val="18"/>
+                <w:lang w:eastAsia="zh-CN"/>
+              </w:rPr>
+              <w:t>{%else%}</w:t>
+            </w:r>
+            <w:r>
+              <w:rPr>
+                <w:rFonts w:hint="eastAsia" w:ascii="Times New Roman" w:hAnsi="Times New Roman" w:eastAsia="微软雅黑" w:cs="Times New Roman"/>
+                <w:sz w:val="18"/>
+                <w:szCs w:val="18"/>
+                <w:lang w:eastAsia="zh-CN"/>
+              </w:rPr>
+              <w:t>{{ d.nameLevel }}</w:t>
+            </w:r>
+            <w:r>
+              <w:rPr>
+                <w:rFonts w:ascii="Times New Roman" w:hAnsi="Times New Roman" w:eastAsia="微软雅黑" w:cs="Times New Roman"/>
+                <w:sz w:val="18"/>
+                <w:szCs w:val="18"/>
+                <w:lang w:eastAsia="zh-CN"/>
+              </w:rPr>
+              <w:t>，{%endif%}{% endfor %}{% endif%}</w:t>
+            </w:r>
+          </w:p>
+        </w:tc>
+      </w:tr>
+      <w:tr>
+        <w:tblPrEx>
+          <w:tblBorders>
+            <w:top w:val="single" w:color="45A3A7" w:sz="18" w:space="0"/>
+            <w:left w:val="none" w:color="auto" w:sz="0" w:space="0"/>
+            <w:bottom w:val="dotted" w:color="45A3A7" w:sz="4" w:space="0"/>
+            <w:right w:val="none" w:color="auto" w:sz="0" w:space="0"/>
+            <w:insideH w:val="dotted" w:color="45A3A7" w:sz="4" w:space="0"/>
+            <w:insideV w:val="dotted" w:color="45A3A7" w:sz="4" w:space="0"/>
+          </w:tblBorders>
+          <w:tblCellMar>
+            <w:top w:w="0" w:type="dxa"/>
+            <w:left w:w="108" w:type="dxa"/>
+            <w:bottom w:w="0" w:type="dxa"/>
+            <w:right w:w="108" w:type="dxa"/>
+          </w:tblCellMar>
+        </w:tblPrEx>
+        <w:trPr>
+          <w:jc w:val="center"/>
+        </w:trPr>
+        <w:tc>
+          <w:tcPr>
+            <w:tcW w:w="1623" w:type="dxa"/>
+            <w:gridSpan w:val="2"/>
+            <w:tcBorders>
+              <w:top w:val="single" w:color="FFFFFF" w:themeColor="background1" w:sz="18" w:space="0"/>
+              <w:left w:val="nil"/>
+              <w:right w:val="nil"/>
+            </w:tcBorders>
+            <w:shd w:val="clear" w:color="auto" w:fill="62B541"/>
+            <w:vAlign w:val="center"/>
+          </w:tcPr>
+          <w:p>
+            <w:pPr>
+              <w:keepNext/>
+              <w:widowControl w:val="0"/>
+              <w:spacing w:before="26" w:after="0" w:line="240" w:lineRule="auto"/>
+              <w:jc w:val="center"/>
+              <w:rPr>
+                <w:rFonts w:ascii="Times New Roman" w:hAnsi="Times New Roman" w:eastAsia="微软雅黑" w:cs="Times New Roman"/>
+                <w:b/>
+                <w:color w:val="FFFFFF" w:themeColor="background1"/>
+                <w:sz w:val="18"/>
+                <w:szCs w:val="18"/>
+                <w:lang w:eastAsia="zh-CN"/>
+                <w14:textFill>
+                  <w14:solidFill>
+                    <w14:schemeClr w14:val="bg1"/>
+                  </w14:solidFill>
+                </w14:textFill>
+              </w:rPr>
+            </w:pPr>
+            <w:r>
+              <w:rPr>
+                <w:rFonts w:hint="eastAsia" w:ascii="Times New Roman" w:hAnsi="Times New Roman" w:eastAsia="微软雅黑" w:cs="Times New Roman"/>
+                <w:b/>
+                <w:color w:val="FFFFFF" w:themeColor="background1"/>
+                <w:sz w:val="18"/>
+                <w:szCs w:val="18"/>
+                <w:lang w:eastAsia="zh-CN"/>
+                <w14:textFill>
+                  <w14:solidFill>
+                    <w14:schemeClr w14:val="bg1"/>
+                  </w14:solidFill>
+                </w14:textFill>
+              </w:rPr>
+              <w:t>基因突变相关说明</w:t>
+            </w:r>
+          </w:p>
+        </w:tc>
+        <w:tc>
+          <w:tcPr>
+            <w:tcW w:w="8247" w:type="dxa"/>
+            <w:tcBorders>
+              <w:top w:val="single" w:color="A4A4A4" w:sz="4" w:space="0"/>
+              <w:left w:val="nil"/>
+              <w:bottom w:val="single" w:color="A4A4A4" w:sz="4" w:space="0"/>
+              <w:right w:val="nil"/>
+            </w:tcBorders>
+            <w:vAlign w:val="center"/>
+          </w:tcPr>
+          <w:p>
+            <w:pPr>
+              <w:keepNext/>
+              <w:widowControl w:val="0"/>
+              <w:spacing w:before="26" w:after="0" w:line="240" w:lineRule="auto"/>
+              <w:rPr>
+                <w:rFonts w:ascii="Times New Roman" w:hAnsi="Times New Roman" w:eastAsia="微软雅黑" w:cs="Times New Roman"/>
+                <w:sz w:val="18"/>
+                <w:szCs w:val="18"/>
+                <w:lang w:eastAsia="zh-CN"/>
+              </w:rPr>
+            </w:pPr>
+            <w:r>
+              <w:rPr>
+                <w:rFonts w:hint="eastAsia" w:ascii="Times New Roman" w:hAnsi="Times New Roman" w:eastAsia="微软雅黑" w:cs="Times New Roman"/>
+                <w:sz w:val="18"/>
+                <w:szCs w:val="18"/>
+                <w:lang w:eastAsia="zh-CN"/>
+              </w:rPr>
+              <w:t>{% for md in tdd.medicationDescription %}{% if md.key == '突变说明</w:t>
+            </w:r>
+            <w:r>
+              <w:rPr>
+                <w:rFonts w:ascii="Times New Roman" w:hAnsi="Times New Roman" w:eastAsia="微软雅黑" w:cs="Times New Roman"/>
+                <w:sz w:val="18"/>
+                <w:szCs w:val="18"/>
+                <w:lang w:eastAsia="zh-CN"/>
+              </w:rPr>
+              <w:t>:</w:t>
+            </w:r>
+            <w:r>
+              <w:rPr>
+                <w:rFonts w:hint="eastAsia" w:ascii="Times New Roman" w:hAnsi="Times New Roman" w:eastAsia="微软雅黑" w:cs="Times New Roman"/>
+                <w:sz w:val="18"/>
+                <w:szCs w:val="18"/>
+                <w:lang w:eastAsia="zh-CN"/>
+              </w:rPr>
+              <w:t>' %}</w:t>
+            </w:r>
+            <w:r>
+              <w:rPr>
+                <w:rFonts w:hint="eastAsia" w:ascii="Times New Roman" w:hAnsi="Times New Roman" w:eastAsia="微软雅黑" w:cs="Times New Roman"/>
+                <w:b/>
+                <w:bCs/>
+                <w:sz w:val="18"/>
+                <w:szCs w:val="18"/>
+                <w:lang w:eastAsia="zh-CN"/>
+              </w:rPr>
+              <w:t>{{md.key}}</w:t>
+            </w:r>
+            <w:r>
+              <w:rPr>
+                <w:rFonts w:hint="eastAsia" w:ascii="Times New Roman" w:hAnsi="Times New Roman" w:eastAsia="微软雅黑" w:cs="Times New Roman"/>
+                <w:sz w:val="18"/>
+                <w:szCs w:val="18"/>
+                <w:lang w:eastAsia="zh-CN"/>
+              </w:rPr>
+              <w:t>{{md.value</w:t>
+            </w:r>
+            <w:r>
+              <w:rPr>
+                <w:rFonts w:hint="eastAsia" w:ascii="Times New Roman" w:hAnsi="Times New Roman" w:eastAsia="微软雅黑" w:cs="Times New Roman"/>
+                <w:sz w:val="18"/>
+                <w:szCs w:val="18"/>
+                <w:lang w:val="en-US" w:eastAsia="zh-CN"/>
+              </w:rPr>
+              <w:t>.</w:t>
+            </w:r>
+            <w:r>
+              <w:rPr>
+                <w:rFonts w:hint="eastAsia" w:ascii="Times New Roman" w:hAnsi="Times New Roman" w:eastAsia="微软雅黑" w:cs="Times New Roman"/>
+                <w:sz w:val="18"/>
+                <w:szCs w:val="18"/>
+                <w:lang w:eastAsia="zh-CN"/>
+              </w:rPr>
+              <w:t>split('。', 1)[1]}}{% elif md.value == '' %}{% else%}</w:t>
+            </w:r>
+            <w:r>
+              <w:rPr>
+                <w:rFonts w:hint="eastAsia" w:ascii="Times New Roman" w:hAnsi="Times New Roman" w:eastAsia="微软雅黑" w:cs="Times New Roman"/>
+                <w:b/>
+                <w:bCs/>
+                <w:sz w:val="18"/>
+                <w:szCs w:val="18"/>
+                <w:lang w:eastAsia="zh-CN"/>
+              </w:rPr>
+              <w:t>{{md.key}}</w:t>
+            </w:r>
+            <w:r>
+              <w:rPr>
+                <w:rFonts w:hint="eastAsia" w:ascii="Times New Roman" w:hAnsi="Times New Roman" w:eastAsia="微软雅黑" w:cs="Times New Roman"/>
+                <w:sz w:val="18"/>
+                <w:szCs w:val="18"/>
+                <w:lang w:eastAsia="zh-CN"/>
+              </w:rPr>
+              <w:t>{{md.value}}</w:t>
+            </w:r>
+          </w:p>
+          <w:p>
+            <w:pPr>
+              <w:keepNext/>
+              <w:widowControl w:val="0"/>
+              <w:spacing w:before="26" w:after="0" w:line="240" w:lineRule="auto"/>
+              <w:rPr>
+                <w:rFonts w:ascii="Times New Roman" w:hAnsi="Times New Roman" w:eastAsia="微软雅黑" w:cs="Times New Roman"/>
+                <w:sz w:val="18"/>
+                <w:szCs w:val="18"/>
+                <w:lang w:eastAsia="zh-CN"/>
+              </w:rPr>
+            </w:pPr>
+            <w:r>
+              <w:rPr>
+                <w:rFonts w:hint="eastAsia" w:ascii="Times New Roman" w:hAnsi="Times New Roman" w:eastAsia="微软雅黑" w:cs="Times New Roman"/>
+                <w:sz w:val="18"/>
+                <w:szCs w:val="18"/>
+                <w:lang w:eastAsia="zh-CN"/>
+              </w:rPr>
+              <w:t>{% endif %}{% endfor %}</w:t>
+            </w:r>
+          </w:p>
+        </w:tc>
+      </w:tr>
+    </w:tbl>
+    <w:p>
+      <w:pPr>
+        <w:widowControl w:val="0"/>
+        <w:spacing w:before="26" w:after="0" w:line="240" w:lineRule="auto"/>
+        <w:rPr>
+          <w:rFonts w:ascii="Times New Roman" w:hAnsi="Times New Roman" w:eastAsia="微软雅黑" w:cs="Times New Roman"/>
+          <w:b/>
+          <w:sz w:val="24"/>
+          <w:szCs w:val="24"/>
+          <w:lang w:eastAsia="zh-CN"/>
+        </w:rPr>
+      </w:pPr>
+      <w:r>
+        <w:rPr>
+          <w:rFonts w:hint="eastAsia" w:ascii="Times New Roman" w:hAnsi="Times New Roman" w:eastAsia="微软雅黑" w:cs="Times New Roman"/>
+          <w:b/>
+          <w:sz w:val="24"/>
+          <w:szCs w:val="24"/>
+          <w:lang w:eastAsia="zh-CN"/>
+        </w:rPr>
+        <w:t>{%if tdd.drugResearchList != [] %}</w:t>
+      </w:r>
+    </w:p>
+    <w:p>
+      <w:pPr>
+        <w:keepNext/>
+        <w:widowControl w:val="0"/>
+        <w:spacing w:before="26" w:after="0" w:line="240" w:lineRule="auto"/>
+        <w:rPr>
+          <w:rFonts w:ascii="Times New Roman" w:hAnsi="Times New Roman" w:eastAsia="微软雅黑" w:cs="Times New Roman"/>
+          <w:b/>
+          <w:sz w:val="24"/>
+          <w:lang w:eastAsia="zh-CN"/>
+        </w:rPr>
+      </w:pPr>
+      <w:r>
+        <w:rPr>
+          <w:rFonts w:ascii="Times New Roman" w:hAnsi="Times New Roman" w:eastAsia="微软雅黑" w:cs="Times New Roman"/>
+          <w:b/>
+          <w:sz w:val="24"/>
+          <w:lang w:eastAsia="zh-CN"/>
+        </w:rPr>
+        <w:t>潜在受益药物研究信息：</w:t>
+      </w:r>
+    </w:p>
+    <w:tbl>
+      <w:tblPr>
+        <w:tblStyle w:val="7"/>
+        <w:tblpPr w:leftFromText="180" w:rightFromText="180" w:vertAnchor="text" w:tblpXSpec="center" w:tblpY="1"/>
+        <w:tblOverlap w:val="never"/>
+        <w:tblW w:w="9870" w:type="dxa"/>
+        <w:jc w:val="center"/>
+        <w:tblBorders>
+          <w:top w:val="single" w:color="45A3A7" w:sz="18" w:space="0"/>
+          <w:left w:val="none" w:color="auto" w:sz="0" w:space="0"/>
+          <w:bottom w:val="dotted" w:color="45A3A7" w:sz="4" w:space="0"/>
+          <w:right w:val="none" w:color="auto" w:sz="0" w:space="0"/>
+          <w:insideH w:val="dotted" w:color="45A3A7" w:sz="4" w:space="0"/>
+          <w:insideV w:val="dotted" w:color="45A3A7" w:sz="4" w:space="0"/>
+        </w:tblBorders>
+        <w:tblLayout w:type="fixed"/>
+        <w:tblCellMar>
+          <w:top w:w="0" w:type="dxa"/>
+          <w:left w:w="108" w:type="dxa"/>
+          <w:bottom w:w="0" w:type="dxa"/>
+          <w:right w:w="108" w:type="dxa"/>
+        </w:tblCellMar>
+      </w:tblPr>
+      <w:tblGrid>
+        <w:gridCol w:w="1526"/>
+        <w:gridCol w:w="1417"/>
+        <w:gridCol w:w="1232"/>
+        <w:gridCol w:w="5695"/>
+      </w:tblGrid>
+      <w:tr>
+        <w:tblPrEx>
+          <w:tblBorders>
+            <w:top w:val="single" w:color="45A3A7" w:sz="18" w:space="0"/>
+            <w:left w:val="none" w:color="auto" w:sz="0" w:space="0"/>
+            <w:bottom w:val="dotted" w:color="45A3A7" w:sz="4" w:space="0"/>
+            <w:right w:val="none" w:color="auto" w:sz="0" w:space="0"/>
+            <w:insideH w:val="dotted" w:color="45A3A7" w:sz="4" w:space="0"/>
+            <w:insideV w:val="dotted" w:color="45A3A7" w:sz="4" w:space="0"/>
+          </w:tblBorders>
+          <w:tblCellMar>
+            <w:top w:w="0" w:type="dxa"/>
+            <w:left w:w="108" w:type="dxa"/>
+            <w:bottom w:w="0" w:type="dxa"/>
+            <w:right w:w="108" w:type="dxa"/>
+          </w:tblCellMar>
+        </w:tblPrEx>
+        <w:trPr>
+          <w:trHeight w:val="417" w:hRule="atLeast"/>
+          <w:jc w:val="center"/>
+        </w:trPr>
+        <w:tc>
+          <w:tcPr>
+            <w:tcW w:w="1526" w:type="dxa"/>
+            <w:tcBorders>
+              <w:top w:val="nil"/>
+              <w:left w:val="nil"/>
+              <w:bottom w:val="nil"/>
+              <w:right w:val="single" w:color="FFFFFF" w:sz="18" w:space="0"/>
+            </w:tcBorders>
+            <w:shd w:val="clear" w:color="auto" w:fill="62B541"/>
+            <w:vAlign w:val="center"/>
+          </w:tcPr>
+          <w:p>
+            <w:pPr>
+              <w:keepNext/>
+              <w:widowControl w:val="0"/>
+              <w:spacing w:after="0" w:line="240" w:lineRule="auto"/>
+              <w:jc w:val="center"/>
+              <w:rPr>
+                <w:rFonts w:ascii="Times New Roman" w:hAnsi="Times New Roman" w:eastAsia="微软雅黑" w:cs="Times New Roman"/>
+                <w:b/>
+                <w:color w:val="FFFFFF" w:themeColor="background1"/>
+                <w:sz w:val="18"/>
+                <w:szCs w:val="18"/>
+                <w:lang w:eastAsia="zh-CN"/>
+                <w14:textFill>
+                  <w14:solidFill>
+                    <w14:schemeClr w14:val="bg1"/>
+                  </w14:solidFill>
+                </w14:textFill>
+              </w:rPr>
+            </w:pPr>
+            <w:r>
+              <w:rPr>
+                <w:rFonts w:ascii="Times New Roman" w:hAnsi="Times New Roman" w:eastAsia="微软雅黑" w:cs="Times New Roman"/>
+                <w:b/>
+                <w:color w:val="FFFFFF" w:themeColor="background1"/>
+                <w:sz w:val="18"/>
+                <w:szCs w:val="18"/>
+                <w:lang w:eastAsia="zh-CN"/>
+                <w14:textFill>
+                  <w14:solidFill>
+                    <w14:schemeClr w14:val="bg1"/>
+                  </w14:solidFill>
+                </w14:textFill>
+              </w:rPr>
+              <w:t>药物名称</w:t>
+            </w:r>
+          </w:p>
+        </w:tc>
+        <w:tc>
+          <w:tcPr>
+            <w:tcW w:w="1417" w:type="dxa"/>
+            <w:tcBorders>
+              <w:top w:val="nil"/>
+              <w:left w:val="single" w:color="FFFFFF" w:sz="18" w:space="0"/>
+              <w:bottom w:val="nil"/>
+              <w:right w:val="single" w:color="FFFFFF" w:sz="18" w:space="0"/>
+            </w:tcBorders>
+            <w:shd w:val="clear" w:color="auto" w:fill="62B541"/>
+            <w:vAlign w:val="center"/>
+          </w:tcPr>
+          <w:p>
+            <w:pPr>
+              <w:keepNext/>
+              <w:widowControl w:val="0"/>
+              <w:spacing w:after="0" w:line="240" w:lineRule="auto"/>
+              <w:jc w:val="center"/>
+              <w:rPr>
+                <w:rFonts w:ascii="Times New Roman" w:hAnsi="Times New Roman" w:eastAsia="微软雅黑" w:cs="Times New Roman"/>
+                <w:b/>
+                <w:color w:val="FFFFFF" w:themeColor="background1"/>
+                <w:sz w:val="18"/>
+                <w:szCs w:val="18"/>
+                <w:lang w:eastAsia="zh-CN"/>
+                <w14:textFill>
+                  <w14:solidFill>
+                    <w14:schemeClr w14:val="bg1"/>
+                  </w14:solidFill>
+                </w14:textFill>
+              </w:rPr>
+            </w:pPr>
+            <w:r>
+              <w:rPr>
+                <w:rFonts w:ascii="Times New Roman" w:hAnsi="Times New Roman" w:eastAsia="微软雅黑" w:cs="Times New Roman"/>
+                <w:b/>
+                <w:color w:val="FFFFFF" w:themeColor="background1"/>
+                <w:sz w:val="18"/>
+                <w:szCs w:val="18"/>
+                <w:lang w:eastAsia="zh-CN"/>
+                <w14:textFill>
+                  <w14:solidFill>
+                    <w14:schemeClr w14:val="bg1"/>
+                  </w14:solidFill>
+                </w14:textFill>
+              </w:rPr>
+              <w:t>相关疾病</w:t>
+            </w:r>
+          </w:p>
+        </w:tc>
+        <w:tc>
+          <w:tcPr>
+            <w:tcW w:w="1232" w:type="dxa"/>
+            <w:tcBorders>
+              <w:top w:val="nil"/>
+              <w:left w:val="single" w:color="FFFFFF" w:sz="18" w:space="0"/>
+              <w:bottom w:val="nil"/>
+              <w:right w:val="single" w:color="FFFFFF" w:sz="18" w:space="0"/>
+            </w:tcBorders>
+            <w:shd w:val="clear" w:color="auto" w:fill="62B541"/>
+            <w:vAlign w:val="center"/>
+          </w:tcPr>
+          <w:p>
+            <w:pPr>
+              <w:keepNext/>
+              <w:widowControl w:val="0"/>
+              <w:spacing w:after="0" w:line="240" w:lineRule="auto"/>
+              <w:jc w:val="center"/>
+              <w:rPr>
+                <w:rFonts w:ascii="Times New Roman" w:hAnsi="Times New Roman" w:eastAsia="微软雅黑" w:cs="Times New Roman"/>
+                <w:b/>
+                <w:color w:val="FFFFFF" w:themeColor="background1"/>
+                <w:sz w:val="18"/>
+                <w:szCs w:val="18"/>
+                <w:lang w:eastAsia="zh-CN"/>
+                <w14:textFill>
+                  <w14:solidFill>
+                    <w14:schemeClr w14:val="bg1"/>
+                  </w14:solidFill>
+                </w14:textFill>
+              </w:rPr>
+            </w:pPr>
+            <w:r>
+              <w:rPr>
+                <w:rFonts w:ascii="Times New Roman" w:hAnsi="Times New Roman" w:eastAsia="微软雅黑" w:cs="Times New Roman"/>
+                <w:b/>
+                <w:color w:val="FFFFFF" w:themeColor="background1"/>
+                <w:sz w:val="18"/>
+                <w:szCs w:val="18"/>
+                <w:lang w:eastAsia="zh-CN"/>
+                <w14:textFill>
+                  <w14:solidFill>
+                    <w14:schemeClr w14:val="bg1"/>
+                  </w14:solidFill>
+                </w14:textFill>
+              </w:rPr>
+              <w:t>证据</w:t>
+            </w:r>
+            <w:r>
+              <w:rPr>
+                <w:rFonts w:hint="eastAsia" w:ascii="Times New Roman" w:hAnsi="Times New Roman" w:eastAsia="微软雅黑" w:cs="Times New Roman"/>
+                <w:b/>
+                <w:color w:val="FFFFFF" w:themeColor="background1"/>
+                <w:sz w:val="18"/>
+                <w:szCs w:val="18"/>
+                <w:lang w:eastAsia="zh-CN"/>
+                <w14:textFill>
+                  <w14:solidFill>
+                    <w14:schemeClr w14:val="bg1"/>
+                  </w14:solidFill>
+                </w14:textFill>
+              </w:rPr>
+              <w:t>等级</w:t>
+            </w:r>
+          </w:p>
+        </w:tc>
+        <w:tc>
+          <w:tcPr>
+            <w:tcW w:w="5695" w:type="dxa"/>
+            <w:tcBorders>
+              <w:top w:val="nil"/>
+              <w:left w:val="single" w:color="FFFFFF" w:sz="18" w:space="0"/>
+              <w:bottom w:val="nil"/>
+              <w:right w:val="nil"/>
+            </w:tcBorders>
+            <w:shd w:val="clear" w:color="auto" w:fill="62B541"/>
+            <w:vAlign w:val="center"/>
+          </w:tcPr>
+          <w:p>
+            <w:pPr>
+              <w:keepNext/>
+              <w:widowControl w:val="0"/>
+              <w:spacing w:after="0" w:line="240" w:lineRule="auto"/>
+              <w:jc w:val="center"/>
+              <w:rPr>
+                <w:rFonts w:ascii="Times New Roman" w:hAnsi="Times New Roman" w:eastAsia="微软雅黑" w:cs="Times New Roman"/>
+                <w:b/>
+                <w:color w:val="FFFFFF" w:themeColor="background1"/>
+                <w:sz w:val="18"/>
+                <w:szCs w:val="18"/>
+                <w:lang w:eastAsia="zh-CN"/>
+                <w14:textFill>
+                  <w14:solidFill>
+                    <w14:schemeClr w14:val="bg1"/>
+                  </w14:solidFill>
+                </w14:textFill>
+              </w:rPr>
+            </w:pPr>
+            <w:r>
+              <w:rPr>
+                <w:rFonts w:ascii="Times New Roman" w:hAnsi="Times New Roman" w:eastAsia="微软雅黑" w:cs="Times New Roman"/>
+                <w:b/>
+                <w:color w:val="FFFFFF" w:themeColor="background1"/>
+                <w:sz w:val="18"/>
+                <w:szCs w:val="18"/>
+                <w:lang w:eastAsia="zh-CN"/>
+                <w14:textFill>
+                  <w14:solidFill>
+                    <w14:schemeClr w14:val="bg1"/>
+                  </w14:solidFill>
+                </w14:textFill>
+              </w:rPr>
+              <w:t>循证医学信息</w:t>
+            </w:r>
+          </w:p>
+        </w:tc>
+      </w:tr>
+      <w:tr>
+        <w:tblPrEx>
+          <w:tblBorders>
+            <w:top w:val="single" w:color="45A3A7" w:sz="18" w:space="0"/>
+            <w:left w:val="none" w:color="auto" w:sz="0" w:space="0"/>
+            <w:bottom w:val="dotted" w:color="45A3A7" w:sz="4" w:space="0"/>
+            <w:right w:val="none" w:color="auto" w:sz="0" w:space="0"/>
+            <w:insideH w:val="dotted" w:color="45A3A7" w:sz="4" w:space="0"/>
+            <w:insideV w:val="dotted" w:color="45A3A7" w:sz="4" w:space="0"/>
+          </w:tblBorders>
+          <w:tblCellMar>
+            <w:top w:w="0" w:type="dxa"/>
+            <w:left w:w="108" w:type="dxa"/>
+            <w:bottom w:w="0" w:type="dxa"/>
+            <w:right w:w="108" w:type="dxa"/>
+          </w:tblCellMar>
+        </w:tblPrEx>
+        <w:trPr>
+          <w:trHeight w:val="494" w:hRule="atLeast"/>
+          <w:jc w:val="center"/>
+        </w:trPr>
+        <w:tc>
+          <w:tcPr>
+            <w:tcW w:w="9870" w:type="dxa"/>
+            <w:gridSpan w:val="4"/>
+            <w:tcBorders>
+              <w:top w:val="nil"/>
+              <w:left w:val="nil"/>
+              <w:bottom w:val="single" w:color="A4A4A4" w:sz="4" w:space="0"/>
+              <w:right w:val="nil"/>
+            </w:tcBorders>
+            <w:vAlign w:val="center"/>
+          </w:tcPr>
+          <w:p>
+            <w:pPr>
+              <w:keepNext/>
+              <w:widowControl w:val="0"/>
+              <w:spacing w:before="26" w:after="0" w:line="240" w:lineRule="auto"/>
+              <w:jc w:val="center"/>
+              <w:rPr>
+                <w:rFonts w:ascii="Times New Roman" w:hAnsi="Times New Roman" w:eastAsia="微软雅黑" w:cs="Times New Roman"/>
+                <w:bCs/>
+                <w:sz w:val="18"/>
+                <w:szCs w:val="18"/>
+                <w:highlight w:val="yellow"/>
+                <w:lang w:eastAsia="zh-CN"/>
+              </w:rPr>
+            </w:pPr>
+            <w:r>
+              <w:rPr>
+                <w:rFonts w:hint="eastAsia" w:ascii="Times New Roman" w:hAnsi="Times New Roman" w:eastAsia="微软雅黑" w:cs="Times New Roman"/>
+                <w:b/>
+                <w:sz w:val="18"/>
+                <w:szCs w:val="18"/>
+                <w:lang w:eastAsia="zh-CN"/>
+              </w:rPr>
+              <w:t>{%tr for dis in tdd.drugResearchList %}</w:t>
+            </w:r>
+          </w:p>
+        </w:tc>
+      </w:tr>
+      <w:tr>
+        <w:tblPrEx>
+          <w:tblBorders>
+            <w:top w:val="single" w:color="45A3A7" w:sz="18" w:space="0"/>
+            <w:left w:val="none" w:color="auto" w:sz="0" w:space="0"/>
+            <w:bottom w:val="dotted" w:color="45A3A7" w:sz="4" w:space="0"/>
+            <w:right w:val="none" w:color="auto" w:sz="0" w:space="0"/>
+            <w:insideH w:val="dotted" w:color="45A3A7" w:sz="4" w:space="0"/>
+            <w:insideV w:val="dotted" w:color="45A3A7" w:sz="4" w:space="0"/>
+          </w:tblBorders>
+          <w:tblCellMar>
+            <w:top w:w="0" w:type="dxa"/>
+            <w:left w:w="108" w:type="dxa"/>
+            <w:bottom w:w="0" w:type="dxa"/>
+            <w:right w:w="108" w:type="dxa"/>
+          </w:tblCellMar>
+        </w:tblPrEx>
+        <w:trPr>
+          <w:trHeight w:val="494" w:hRule="atLeast"/>
+          <w:jc w:val="center"/>
+        </w:trPr>
+        <w:tc>
+          <w:tcPr>
+            <w:tcW w:w="1526" w:type="dxa"/>
+            <w:tcBorders>
+              <w:top w:val="single" w:color="A4A4A4" w:sz="4" w:space="0"/>
+              <w:left w:val="nil"/>
+              <w:bottom w:val="single" w:color="A4A4A4" w:sz="4" w:space="0"/>
+              <w:right w:val="single" w:color="A4A4A4" w:sz="4" w:space="0"/>
+            </w:tcBorders>
+            <w:vAlign w:val="center"/>
+          </w:tcPr>
+          <w:p>
+            <w:pPr>
+              <w:widowControl w:val="0"/>
+              <w:spacing w:before="1" w:after="0" w:line="249" w:lineRule="auto"/>
+              <w:ind w:right="131"/>
+              <w:jc w:val="center"/>
+              <w:rPr>
+                <w:rFonts w:ascii="Times New Roman" w:hAnsi="Times New Roman" w:eastAsia="微软雅黑" w:cs="Times New Roman"/>
+                <w:b/>
+                <w:sz w:val="18"/>
+                <w:szCs w:val="18"/>
+                <w:highlight w:val="yellow"/>
+                <w:lang w:eastAsia="en-US"/>
+              </w:rPr>
+            </w:pPr>
+            <w:r>
+              <w:rPr>
+                <w:rFonts w:ascii="Times New Roman" w:hAnsi="Times New Roman" w:eastAsia="微软雅黑" w:cs="Times New Roman"/>
+                <w:sz w:val="18"/>
+                <w:szCs w:val="18"/>
+                <w:lang w:eastAsia="zh-CN"/>
+              </w:rPr>
+              <w:t>{{</w:t>
+            </w:r>
+            <w:r>
+              <w:rPr>
+                <w:rFonts w:ascii="Times New Roman" w:hAnsi="Times New Roman" w:eastAsia="微软雅黑" w:cs="Times New Roman"/>
+                <w:bCs/>
+                <w:sz w:val="18"/>
+                <w:szCs w:val="18"/>
+                <w:lang w:eastAsia="zh-CN"/>
+              </w:rPr>
+              <w:t>dis.drug_name_chinese</w:t>
+            </w:r>
+            <w:r>
+              <w:rPr>
+                <w:rFonts w:hint="eastAsia" w:ascii="Times New Roman" w:hAnsi="Times New Roman" w:eastAsia="微软雅黑" w:cs="Times New Roman"/>
+                <w:bCs/>
+                <w:sz w:val="18"/>
+                <w:szCs w:val="18"/>
+                <w:lang w:eastAsia="zh-CN"/>
+              </w:rPr>
+              <w:t>3</w:t>
+            </w:r>
+            <w:r>
+              <w:rPr>
+                <w:rFonts w:ascii="Times New Roman" w:hAnsi="Times New Roman" w:eastAsia="微软雅黑" w:cs="Times New Roman"/>
+                <w:sz w:val="18"/>
+                <w:szCs w:val="18"/>
+                <w:lang w:eastAsia="zh-CN"/>
+              </w:rPr>
+              <w:t xml:space="preserve"> }}</w:t>
+            </w:r>
+          </w:p>
+        </w:tc>
+        <w:tc>
+          <w:tcPr>
+            <w:tcW w:w="1417" w:type="dxa"/>
+            <w:tcBorders>
+              <w:top w:val="single" w:color="A4A4A4" w:sz="4" w:space="0"/>
+              <w:left w:val="single" w:color="A4A4A4" w:sz="4" w:space="0"/>
+              <w:bottom w:val="single" w:color="A4A4A4" w:sz="4" w:space="0"/>
+              <w:right w:val="single" w:color="A4A4A4" w:sz="4" w:space="0"/>
+            </w:tcBorders>
+            <w:vAlign w:val="center"/>
+          </w:tcPr>
+          <w:p>
+            <w:pPr>
+              <w:keepNext/>
+              <w:widowControl w:val="0"/>
+              <w:spacing w:before="26" w:after="0" w:line="240" w:lineRule="auto"/>
+              <w:jc w:val="center"/>
+              <w:rPr>
+                <w:rFonts w:ascii="Times New Roman" w:hAnsi="Times New Roman" w:eastAsia="微软雅黑" w:cs="Times New Roman"/>
+                <w:bCs/>
+                <w:sz w:val="18"/>
+                <w:szCs w:val="18"/>
+                <w:highlight w:val="yellow"/>
+                <w:lang w:eastAsia="zh-CN"/>
+              </w:rPr>
+            </w:pPr>
+            <w:r>
+              <w:rPr>
+                <w:rFonts w:hint="eastAsia" w:ascii="Times New Roman" w:hAnsi="Times New Roman" w:eastAsia="微软雅黑" w:cs="Times New Roman"/>
+                <w:sz w:val="18"/>
+                <w:szCs w:val="18"/>
+                <w:lang w:eastAsia="zh-CN"/>
+              </w:rPr>
+              <w:t>{{dis.</w:t>
+            </w:r>
+            <w:r>
+              <w:rPr>
+                <w:rFonts w:hint="eastAsia" w:ascii="Times New Roman" w:hAnsi="Times New Roman" w:eastAsia="微软雅黑" w:cs="Times New Roman"/>
+                <w:bCs/>
+                <w:sz w:val="18"/>
+                <w:szCs w:val="18"/>
+                <w:lang w:eastAsia="zh-CN"/>
+              </w:rPr>
+              <w:t>disease_name_chinese</w:t>
+            </w:r>
+            <w:r>
+              <w:rPr>
+                <w:rFonts w:hint="eastAsia" w:ascii="Times New Roman" w:hAnsi="Times New Roman" w:eastAsia="微软雅黑" w:cs="Times New Roman"/>
+                <w:sz w:val="18"/>
+                <w:szCs w:val="18"/>
+                <w:lang w:eastAsia="zh-CN"/>
+              </w:rPr>
+              <w:t>}}</w:t>
+            </w:r>
+          </w:p>
+        </w:tc>
+        <w:tc>
+          <w:tcPr>
+            <w:tcW w:w="1232" w:type="dxa"/>
+            <w:tcBorders>
+              <w:top w:val="single" w:color="A4A4A4" w:sz="4" w:space="0"/>
+              <w:left w:val="single" w:color="A4A4A4" w:sz="4" w:space="0"/>
+              <w:bottom w:val="single" w:color="A4A4A4" w:sz="4" w:space="0"/>
+              <w:right w:val="single" w:color="A4A4A4" w:sz="4" w:space="0"/>
+            </w:tcBorders>
+            <w:vAlign w:val="center"/>
+          </w:tcPr>
+          <w:p>
+            <w:pPr>
+              <w:keepNext/>
+              <w:widowControl w:val="0"/>
+              <w:spacing w:before="26" w:after="0" w:line="240" w:lineRule="auto"/>
+              <w:jc w:val="center"/>
+              <w:rPr>
+                <w:rFonts w:ascii="Times New Roman" w:hAnsi="Times New Roman" w:eastAsia="微软雅黑" w:cs="Times New Roman"/>
+                <w:bCs/>
+                <w:sz w:val="18"/>
+                <w:szCs w:val="18"/>
+                <w:highlight w:val="yellow"/>
+                <w:lang w:eastAsia="zh-CN"/>
+              </w:rPr>
+            </w:pPr>
+            <w:r>
+              <w:rPr>
+                <w:rFonts w:hint="eastAsia" w:ascii="Times New Roman" w:hAnsi="Times New Roman" w:eastAsia="微软雅黑" w:cs="Times New Roman"/>
+                <w:sz w:val="18"/>
+                <w:szCs w:val="18"/>
+                <w:lang w:eastAsia="zh-CN"/>
+              </w:rPr>
+              <w:t>{{</w:t>
+            </w:r>
+            <w:r>
+              <w:rPr>
+                <w:rFonts w:hint="eastAsia" w:ascii="Times New Roman" w:hAnsi="Times New Roman" w:eastAsia="微软雅黑" w:cs="Times New Roman"/>
+                <w:bCs/>
+                <w:sz w:val="18"/>
+                <w:szCs w:val="18"/>
+                <w:lang w:eastAsia="zh-CN"/>
+              </w:rPr>
+              <w:t>dis.evidence_phase_chinese</w:t>
+            </w:r>
+            <w:r>
+              <w:rPr>
+                <w:rFonts w:hint="eastAsia" w:ascii="Times New Roman" w:hAnsi="Times New Roman" w:eastAsia="微软雅黑" w:cs="Times New Roman"/>
+                <w:sz w:val="18"/>
+                <w:szCs w:val="18"/>
+                <w:lang w:eastAsia="zh-CN"/>
+              </w:rPr>
+              <w:t>}}</w:t>
+            </w:r>
+          </w:p>
+        </w:tc>
+        <w:tc>
+          <w:tcPr>
+            <w:tcW w:w="5695" w:type="dxa"/>
+            <w:tcBorders>
+              <w:top w:val="single" w:color="A4A4A4" w:sz="4" w:space="0"/>
+              <w:left w:val="single" w:color="A4A4A4" w:sz="4" w:space="0"/>
+              <w:bottom w:val="single" w:color="A4A4A4" w:sz="4" w:space="0"/>
+              <w:right w:val="nil"/>
+            </w:tcBorders>
+            <w:vAlign w:val="center"/>
+          </w:tcPr>
+          <w:p>
+            <w:pPr>
+              <w:keepNext/>
+              <w:widowControl w:val="0"/>
+              <w:spacing w:before="26" w:after="0" w:line="240" w:lineRule="auto"/>
+              <w:jc w:val="center"/>
+              <w:rPr>
+                <w:rFonts w:ascii="Times New Roman" w:hAnsi="Times New Roman" w:eastAsia="微软雅黑" w:cs="Times New Roman"/>
+                <w:bCs/>
+                <w:sz w:val="18"/>
+                <w:szCs w:val="18"/>
+                <w:highlight w:val="yellow"/>
+                <w:lang w:eastAsia="zh-CN"/>
+              </w:rPr>
+            </w:pPr>
+            <w:r>
+              <w:rPr>
+                <w:rFonts w:hint="eastAsia" w:ascii="Times New Roman" w:hAnsi="Times New Roman" w:eastAsia="微软雅黑" w:cs="Times New Roman"/>
+                <w:sz w:val="18"/>
+                <w:szCs w:val="18"/>
+                <w:lang w:eastAsia="zh-CN"/>
+              </w:rPr>
+              <w:t>{{</w:t>
+            </w:r>
+            <w:r>
+              <w:rPr>
+                <w:rFonts w:hint="eastAsia" w:ascii="Times New Roman" w:hAnsi="Times New Roman" w:eastAsia="微软雅黑" w:cs="Times New Roman"/>
+                <w:bCs/>
+                <w:sz w:val="18"/>
+                <w:szCs w:val="18"/>
+                <w:lang w:eastAsia="zh-CN"/>
+              </w:rPr>
+              <w:t>dis.annotation_chinese</w:t>
+            </w:r>
+            <w:r>
+              <w:rPr>
+                <w:rFonts w:hint="eastAsia" w:ascii="Times New Roman" w:hAnsi="Times New Roman" w:eastAsia="微软雅黑" w:cs="Times New Roman"/>
+                <w:sz w:val="18"/>
+                <w:szCs w:val="18"/>
+                <w:lang w:eastAsia="zh-CN"/>
+              </w:rPr>
+              <w:t>}}</w:t>
+            </w:r>
+          </w:p>
+        </w:tc>
+      </w:tr>
+      <w:tr>
+        <w:tblPrEx>
+          <w:tblBorders>
+            <w:top w:val="single" w:color="45A3A7" w:sz="18" w:space="0"/>
+            <w:left w:val="none" w:color="auto" w:sz="0" w:space="0"/>
+            <w:bottom w:val="dotted" w:color="45A3A7" w:sz="4" w:space="0"/>
+            <w:right w:val="none" w:color="auto" w:sz="0" w:space="0"/>
+            <w:insideH w:val="dotted" w:color="45A3A7" w:sz="4" w:space="0"/>
+            <w:insideV w:val="dotted" w:color="45A3A7" w:sz="4" w:space="0"/>
+          </w:tblBorders>
+          <w:tblCellMar>
+            <w:top w:w="0" w:type="dxa"/>
+            <w:left w:w="108" w:type="dxa"/>
+            <w:bottom w:w="0" w:type="dxa"/>
+            <w:right w:w="108" w:type="dxa"/>
+          </w:tblCellMar>
+        </w:tblPrEx>
+        <w:trPr>
+          <w:trHeight w:val="494" w:hRule="atLeast"/>
+          <w:jc w:val="center"/>
+        </w:trPr>
+        <w:tc>
+          <w:tcPr>
+            <w:tcW w:w="9870" w:type="dxa"/>
+            <w:gridSpan w:val="4"/>
+            <w:tcBorders>
+              <w:top w:val="single" w:color="A4A4A4" w:sz="4" w:space="0"/>
+              <w:left w:val="nil"/>
+              <w:bottom w:val="single" w:color="A4A4A4" w:sz="4" w:space="0"/>
+              <w:right w:val="nil"/>
+            </w:tcBorders>
+            <w:vAlign w:val="center"/>
+          </w:tcPr>
+          <w:p>
+            <w:pPr>
+              <w:keepNext/>
+              <w:widowControl w:val="0"/>
+              <w:spacing w:before="26" w:after="0" w:line="240" w:lineRule="auto"/>
+              <w:jc w:val="center"/>
+              <w:rPr>
+                <w:rFonts w:ascii="Times New Roman" w:hAnsi="Times New Roman" w:eastAsia="微软雅黑" w:cs="Times New Roman"/>
+                <w:bCs/>
+                <w:sz w:val="18"/>
+                <w:szCs w:val="18"/>
+                <w:lang w:eastAsia="zh-CN"/>
+              </w:rPr>
+            </w:pPr>
+            <w:r>
+              <w:rPr>
+                <w:rFonts w:hint="eastAsia" w:ascii="Times New Roman" w:hAnsi="Times New Roman" w:eastAsia="微软雅黑" w:cs="Times New Roman"/>
+                <w:b/>
+                <w:sz w:val="18"/>
+                <w:szCs w:val="18"/>
+                <w:lang w:eastAsia="zh-CN"/>
+              </w:rPr>
+              <w:t>{%tr endfor %}</w:t>
+            </w:r>
+          </w:p>
+        </w:tc>
+      </w:tr>
+    </w:tbl>
+    <w:p>
+      <w:pPr>
+        <w:widowControl w:val="0"/>
+        <w:spacing w:before="26" w:after="0" w:line="240" w:lineRule="auto"/>
+        <w:rPr>
+          <w:rFonts w:ascii="Times New Roman" w:hAnsi="Times New Roman" w:eastAsia="微软雅黑" w:cs="Times New Roman"/>
+          <w:b/>
+          <w:sz w:val="24"/>
+          <w:szCs w:val="24"/>
+          <w:lang w:eastAsia="zh-CN"/>
+        </w:rPr>
+      </w:pPr>
+      <w:r>
+        <w:rPr>
+          <w:rFonts w:hint="eastAsia" w:ascii="Times New Roman" w:hAnsi="Times New Roman" w:eastAsia="微软雅黑" w:cs="Times New Roman"/>
+          <w:b/>
+          <w:sz w:val="24"/>
+          <w:szCs w:val="24"/>
+          <w:lang w:eastAsia="zh-CN"/>
+        </w:rPr>
+        <w:t>{% endif %}{%if tdd.potentialDrugList != [] %}</w:t>
+      </w:r>
+    </w:p>
+    <w:p>
+      <w:pPr>
+        <w:keepNext/>
+        <w:widowControl w:val="0"/>
+        <w:spacing w:before="26" w:after="0" w:line="240" w:lineRule="auto"/>
+        <w:rPr>
+          <w:rFonts w:ascii="Times New Roman" w:hAnsi="Times New Roman" w:eastAsia="微软雅黑" w:cs="Times New Roman"/>
+          <w:b/>
+          <w:sz w:val="24"/>
+          <w:lang w:eastAsia="zh-CN"/>
+        </w:rPr>
+      </w:pPr>
+      <w:r>
+        <w:rPr>
+          <w:rFonts w:hint="eastAsia" w:ascii="Times New Roman" w:hAnsi="Times New Roman" w:eastAsia="微软雅黑" w:cs="Times New Roman"/>
+          <w:b/>
+          <w:sz w:val="24"/>
+          <w:lang w:eastAsia="zh-CN"/>
+        </w:rPr>
+        <w:t>潜在耐药研究信息：</w:t>
+      </w:r>
+    </w:p>
+    <w:tbl>
+      <w:tblPr>
+        <w:tblStyle w:val="7"/>
+        <w:tblpPr w:leftFromText="180" w:rightFromText="180" w:vertAnchor="text" w:tblpXSpec="center" w:tblpY="1"/>
+        <w:tblOverlap w:val="never"/>
+        <w:tblW w:w="9870" w:type="dxa"/>
+        <w:jc w:val="center"/>
+        <w:tblBorders>
+          <w:top w:val="single" w:color="45A3A7" w:sz="18" w:space="0"/>
+          <w:left w:val="none" w:color="auto" w:sz="0" w:space="0"/>
+          <w:bottom w:val="dotted" w:color="45A3A7" w:sz="4" w:space="0"/>
+          <w:right w:val="none" w:color="auto" w:sz="0" w:space="0"/>
+          <w:insideH w:val="dotted" w:color="45A3A7" w:sz="4" w:space="0"/>
+          <w:insideV w:val="dotted" w:color="45A3A7" w:sz="4" w:space="0"/>
+        </w:tblBorders>
+        <w:tblLayout w:type="fixed"/>
+        <w:tblCellMar>
+          <w:top w:w="0" w:type="dxa"/>
+          <w:left w:w="108" w:type="dxa"/>
+          <w:bottom w:w="0" w:type="dxa"/>
+          <w:right w:w="108" w:type="dxa"/>
+        </w:tblCellMar>
+      </w:tblPr>
+      <w:tblGrid>
+        <w:gridCol w:w="1526"/>
+        <w:gridCol w:w="1417"/>
+        <w:gridCol w:w="1261"/>
+        <w:gridCol w:w="5666"/>
+      </w:tblGrid>
+      <w:tr>
+        <w:tblPrEx>
+          <w:tblBorders>
+            <w:top w:val="single" w:color="45A3A7" w:sz="18" w:space="0"/>
+            <w:left w:val="none" w:color="auto" w:sz="0" w:space="0"/>
+            <w:bottom w:val="dotted" w:color="45A3A7" w:sz="4" w:space="0"/>
+            <w:right w:val="none" w:color="auto" w:sz="0" w:space="0"/>
+            <w:insideH w:val="dotted" w:color="45A3A7" w:sz="4" w:space="0"/>
+            <w:insideV w:val="dotted" w:color="45A3A7" w:sz="4" w:space="0"/>
+          </w:tblBorders>
+          <w:tblCellMar>
+            <w:top w:w="0" w:type="dxa"/>
+            <w:left w:w="108" w:type="dxa"/>
+            <w:bottom w:w="0" w:type="dxa"/>
+            <w:right w:w="108" w:type="dxa"/>
+          </w:tblCellMar>
+        </w:tblPrEx>
+        <w:trPr>
+          <w:trHeight w:val="417" w:hRule="atLeast"/>
+          <w:jc w:val="center"/>
+        </w:trPr>
+        <w:tc>
+          <w:tcPr>
+            <w:tcW w:w="1526" w:type="dxa"/>
+            <w:tcBorders>
+              <w:top w:val="nil"/>
+              <w:left w:val="nil"/>
+              <w:bottom w:val="nil"/>
+              <w:right w:val="single" w:color="FFFFFF" w:sz="18" w:space="0"/>
+            </w:tcBorders>
+            <w:shd w:val="clear" w:color="auto" w:fill="62B541"/>
+            <w:vAlign w:val="center"/>
+          </w:tcPr>
+          <w:p>
+            <w:pPr>
+              <w:keepNext/>
+              <w:widowControl w:val="0"/>
+              <w:spacing w:after="0" w:line="240" w:lineRule="auto"/>
+              <w:jc w:val="center"/>
+              <w:rPr>
+                <w:rFonts w:ascii="Times New Roman" w:hAnsi="Times New Roman" w:eastAsia="微软雅黑" w:cs="Times New Roman"/>
+                <w:b/>
+                <w:color w:val="FFFFFF" w:themeColor="background1"/>
+                <w:sz w:val="18"/>
+                <w:szCs w:val="18"/>
+                <w:lang w:eastAsia="zh-CN"/>
+                <w14:textFill>
+                  <w14:solidFill>
+                    <w14:schemeClr w14:val="bg1"/>
+                  </w14:solidFill>
+                </w14:textFill>
+              </w:rPr>
+            </w:pPr>
+            <w:r>
+              <w:rPr>
+                <w:rFonts w:ascii="Times New Roman" w:hAnsi="Times New Roman" w:eastAsia="微软雅黑" w:cs="Times New Roman"/>
+                <w:b/>
+                <w:color w:val="FFFFFF" w:themeColor="background1"/>
+                <w:sz w:val="18"/>
+                <w:szCs w:val="18"/>
+                <w:lang w:eastAsia="zh-CN"/>
+                <w14:textFill>
+                  <w14:solidFill>
+                    <w14:schemeClr w14:val="bg1"/>
+                  </w14:solidFill>
+                </w14:textFill>
+              </w:rPr>
+              <w:t>药物名称</w:t>
+            </w:r>
+          </w:p>
+        </w:tc>
+        <w:tc>
+          <w:tcPr>
+            <w:tcW w:w="1417" w:type="dxa"/>
+            <w:tcBorders>
+              <w:top w:val="nil"/>
+              <w:left w:val="single" w:color="FFFFFF" w:sz="18" w:space="0"/>
+              <w:bottom w:val="nil"/>
+              <w:right w:val="single" w:color="FFFFFF" w:sz="18" w:space="0"/>
+            </w:tcBorders>
+            <w:shd w:val="clear" w:color="auto" w:fill="62B541"/>
+            <w:vAlign w:val="center"/>
+          </w:tcPr>
+          <w:p>
+            <w:pPr>
+              <w:keepNext/>
+              <w:widowControl w:val="0"/>
+              <w:spacing w:after="0" w:line="240" w:lineRule="auto"/>
+              <w:jc w:val="center"/>
+              <w:rPr>
+                <w:rFonts w:ascii="Times New Roman" w:hAnsi="Times New Roman" w:eastAsia="微软雅黑" w:cs="Times New Roman"/>
+                <w:b/>
+                <w:color w:val="FFFFFF" w:themeColor="background1"/>
+                <w:sz w:val="18"/>
+                <w:szCs w:val="18"/>
+                <w:lang w:eastAsia="zh-CN"/>
+                <w14:textFill>
+                  <w14:solidFill>
+                    <w14:schemeClr w14:val="bg1"/>
+                  </w14:solidFill>
+                </w14:textFill>
+              </w:rPr>
+            </w:pPr>
+            <w:r>
+              <w:rPr>
+                <w:rFonts w:ascii="Times New Roman" w:hAnsi="Times New Roman" w:eastAsia="微软雅黑" w:cs="Times New Roman"/>
+                <w:b/>
+                <w:color w:val="FFFFFF" w:themeColor="background1"/>
+                <w:sz w:val="18"/>
+                <w:szCs w:val="18"/>
+                <w:lang w:eastAsia="zh-CN"/>
+                <w14:textFill>
+                  <w14:solidFill>
+                    <w14:schemeClr w14:val="bg1"/>
+                  </w14:solidFill>
+                </w14:textFill>
+              </w:rPr>
+              <w:t>相关疾病</w:t>
+            </w:r>
+          </w:p>
+        </w:tc>
+        <w:tc>
+          <w:tcPr>
+            <w:tcW w:w="1261" w:type="dxa"/>
+            <w:tcBorders>
+              <w:top w:val="nil"/>
+              <w:left w:val="single" w:color="FFFFFF" w:sz="18" w:space="0"/>
+              <w:bottom w:val="nil"/>
+              <w:right w:val="single" w:color="FFFFFF" w:sz="18" w:space="0"/>
+            </w:tcBorders>
+            <w:shd w:val="clear" w:color="auto" w:fill="62B541"/>
+            <w:vAlign w:val="center"/>
+          </w:tcPr>
+          <w:p>
+            <w:pPr>
+              <w:keepNext/>
+              <w:widowControl w:val="0"/>
+              <w:spacing w:after="0" w:line="240" w:lineRule="auto"/>
+              <w:jc w:val="center"/>
+              <w:rPr>
+                <w:rFonts w:ascii="Times New Roman" w:hAnsi="Times New Roman" w:eastAsia="微软雅黑" w:cs="Times New Roman"/>
+                <w:b/>
+                <w:color w:val="FFFFFF" w:themeColor="background1"/>
+                <w:sz w:val="18"/>
+                <w:szCs w:val="18"/>
+                <w:lang w:eastAsia="zh-CN"/>
+                <w14:textFill>
+                  <w14:solidFill>
+                    <w14:schemeClr w14:val="bg1"/>
+                  </w14:solidFill>
+                </w14:textFill>
+              </w:rPr>
+            </w:pPr>
+            <w:r>
+              <w:rPr>
+                <w:rFonts w:ascii="Times New Roman" w:hAnsi="Times New Roman" w:eastAsia="微软雅黑" w:cs="Times New Roman"/>
+                <w:b/>
+                <w:color w:val="FFFFFF" w:themeColor="background1"/>
+                <w:sz w:val="18"/>
+                <w:szCs w:val="18"/>
+                <w:lang w:eastAsia="zh-CN"/>
+                <w14:textFill>
+                  <w14:solidFill>
+                    <w14:schemeClr w14:val="bg1"/>
+                  </w14:solidFill>
+                </w14:textFill>
+              </w:rPr>
+              <w:t>证据</w:t>
+            </w:r>
+            <w:r>
+              <w:rPr>
+                <w:rFonts w:hint="eastAsia" w:ascii="Times New Roman" w:hAnsi="Times New Roman" w:eastAsia="微软雅黑" w:cs="Times New Roman"/>
+                <w:b/>
+                <w:color w:val="FFFFFF" w:themeColor="background1"/>
+                <w:sz w:val="18"/>
+                <w:szCs w:val="18"/>
+                <w:lang w:eastAsia="zh-CN"/>
+                <w14:textFill>
+                  <w14:solidFill>
+                    <w14:schemeClr w14:val="bg1"/>
+                  </w14:solidFill>
+                </w14:textFill>
+              </w:rPr>
+              <w:t>等级</w:t>
+            </w:r>
+          </w:p>
+        </w:tc>
+        <w:tc>
+          <w:tcPr>
+            <w:tcW w:w="5666" w:type="dxa"/>
+            <w:tcBorders>
+              <w:top w:val="nil"/>
+              <w:left w:val="single" w:color="FFFFFF" w:sz="18" w:space="0"/>
+              <w:bottom w:val="nil"/>
+              <w:right w:val="nil"/>
+            </w:tcBorders>
+            <w:shd w:val="clear" w:color="auto" w:fill="62B541"/>
+            <w:vAlign w:val="center"/>
+          </w:tcPr>
+          <w:p>
+            <w:pPr>
+              <w:keepNext/>
+              <w:widowControl w:val="0"/>
+              <w:spacing w:after="0" w:line="240" w:lineRule="auto"/>
+              <w:jc w:val="center"/>
+              <w:rPr>
+                <w:rFonts w:ascii="Times New Roman" w:hAnsi="Times New Roman" w:eastAsia="微软雅黑" w:cs="Times New Roman"/>
+                <w:b/>
+                <w:color w:val="FFFFFF" w:themeColor="background1"/>
+                <w:sz w:val="18"/>
+                <w:szCs w:val="18"/>
+                <w:lang w:eastAsia="zh-CN"/>
+                <w14:textFill>
+                  <w14:solidFill>
+                    <w14:schemeClr w14:val="bg1"/>
+                  </w14:solidFill>
+                </w14:textFill>
+              </w:rPr>
+            </w:pPr>
+            <w:r>
+              <w:rPr>
+                <w:rFonts w:ascii="Times New Roman" w:hAnsi="Times New Roman" w:eastAsia="微软雅黑" w:cs="Times New Roman"/>
+                <w:b/>
+                <w:color w:val="FFFFFF" w:themeColor="background1"/>
+                <w:sz w:val="18"/>
+                <w:szCs w:val="18"/>
+                <w:lang w:eastAsia="zh-CN"/>
+                <w14:textFill>
+                  <w14:solidFill>
+                    <w14:schemeClr w14:val="bg1"/>
+                  </w14:solidFill>
+                </w14:textFill>
+              </w:rPr>
+              <w:t>循证医学信息</w:t>
+            </w:r>
+          </w:p>
+        </w:tc>
+      </w:tr>
+      <w:tr>
+        <w:tblPrEx>
+          <w:tblBorders>
+            <w:top w:val="single" w:color="45A3A7" w:sz="18" w:space="0"/>
+            <w:left w:val="none" w:color="auto" w:sz="0" w:space="0"/>
+            <w:bottom w:val="dotted" w:color="45A3A7" w:sz="4" w:space="0"/>
+            <w:right w:val="none" w:color="auto" w:sz="0" w:space="0"/>
+            <w:insideH w:val="dotted" w:color="45A3A7" w:sz="4" w:space="0"/>
+            <w:insideV w:val="dotted" w:color="45A3A7" w:sz="4" w:space="0"/>
+          </w:tblBorders>
+          <w:tblCellMar>
+            <w:top w:w="0" w:type="dxa"/>
+            <w:left w:w="108" w:type="dxa"/>
+            <w:bottom w:w="0" w:type="dxa"/>
+            <w:right w:w="108" w:type="dxa"/>
+          </w:tblCellMar>
+        </w:tblPrEx>
+        <w:trPr>
+          <w:trHeight w:val="494" w:hRule="atLeast"/>
+          <w:jc w:val="center"/>
+        </w:trPr>
+        <w:tc>
+          <w:tcPr>
+            <w:tcW w:w="9870" w:type="dxa"/>
+            <w:gridSpan w:val="4"/>
+            <w:tcBorders>
+              <w:top w:val="nil"/>
+              <w:left w:val="nil"/>
+              <w:bottom w:val="single" w:color="A4A4A4" w:sz="4" w:space="0"/>
+              <w:right w:val="nil"/>
+            </w:tcBorders>
+            <w:vAlign w:val="center"/>
+          </w:tcPr>
+          <w:p>
+            <w:pPr>
+              <w:keepNext/>
+              <w:widowControl w:val="0"/>
+              <w:spacing w:before="26" w:after="0" w:line="240" w:lineRule="auto"/>
+              <w:jc w:val="center"/>
+              <w:rPr>
+                <w:rFonts w:ascii="Times New Roman" w:hAnsi="Times New Roman" w:eastAsia="微软雅黑" w:cs="Times New Roman"/>
+                <w:bCs/>
+                <w:sz w:val="18"/>
+                <w:szCs w:val="18"/>
+                <w:highlight w:val="yellow"/>
+                <w:lang w:eastAsia="zh-CN"/>
+              </w:rPr>
+            </w:pPr>
+            <w:r>
+              <w:rPr>
+                <w:rFonts w:hint="eastAsia" w:ascii="Times New Roman" w:hAnsi="Times New Roman" w:eastAsia="微软雅黑" w:cs="Times New Roman"/>
+                <w:b/>
+                <w:sz w:val="18"/>
+                <w:szCs w:val="18"/>
+                <w:lang w:eastAsia="zh-CN"/>
+              </w:rPr>
+              <w:t>{%tr for dis in tdd.</w:t>
+            </w:r>
+            <w:r>
+              <w:rPr>
+                <w:rFonts w:ascii="Times New Roman" w:hAnsi="Times New Roman" w:eastAsia="微软雅黑" w:cs="Times New Roman"/>
+                <w:b/>
+                <w:sz w:val="18"/>
+                <w:szCs w:val="18"/>
+                <w:lang w:eastAsia="zh-CN"/>
+              </w:rPr>
+              <w:t>potentialDrugList</w:t>
+            </w:r>
+            <w:r>
+              <w:rPr>
+                <w:rFonts w:hint="eastAsia" w:ascii="Times New Roman" w:hAnsi="Times New Roman" w:eastAsia="微软雅黑" w:cs="Times New Roman"/>
+                <w:b/>
+                <w:sz w:val="18"/>
+                <w:szCs w:val="18"/>
+                <w:lang w:eastAsia="zh-CN"/>
+              </w:rPr>
+              <w:t xml:space="preserve"> %}</w:t>
+            </w:r>
+          </w:p>
+        </w:tc>
+      </w:tr>
+      <w:tr>
+        <w:tblPrEx>
+          <w:tblBorders>
+            <w:top w:val="single" w:color="45A3A7" w:sz="18" w:space="0"/>
+            <w:left w:val="none" w:color="auto" w:sz="0" w:space="0"/>
+            <w:bottom w:val="dotted" w:color="45A3A7" w:sz="4" w:space="0"/>
+            <w:right w:val="none" w:color="auto" w:sz="0" w:space="0"/>
+            <w:insideH w:val="dotted" w:color="45A3A7" w:sz="4" w:space="0"/>
+            <w:insideV w:val="dotted" w:color="45A3A7" w:sz="4" w:space="0"/>
+          </w:tblBorders>
+          <w:tblCellMar>
+            <w:top w:w="0" w:type="dxa"/>
+            <w:left w:w="108" w:type="dxa"/>
+            <w:bottom w:w="0" w:type="dxa"/>
+            <w:right w:w="108" w:type="dxa"/>
+          </w:tblCellMar>
+        </w:tblPrEx>
+        <w:trPr>
+          <w:trHeight w:val="494" w:hRule="atLeast"/>
+          <w:jc w:val="center"/>
+        </w:trPr>
+        <w:tc>
+          <w:tcPr>
+            <w:tcW w:w="1526" w:type="dxa"/>
+            <w:tcBorders>
+              <w:top w:val="single" w:color="A4A4A4" w:sz="4" w:space="0"/>
+              <w:left w:val="nil"/>
+              <w:bottom w:val="single" w:color="A4A4A4" w:sz="4" w:space="0"/>
+              <w:right w:val="single" w:color="A4A4A4" w:sz="4" w:space="0"/>
+            </w:tcBorders>
+            <w:vAlign w:val="center"/>
+          </w:tcPr>
+          <w:p>
+            <w:pPr>
+              <w:widowControl w:val="0"/>
+              <w:spacing w:before="1" w:after="0" w:line="249" w:lineRule="auto"/>
+              <w:ind w:right="131"/>
+              <w:jc w:val="center"/>
+              <w:rPr>
+                <w:rFonts w:ascii="Times New Roman" w:hAnsi="Times New Roman" w:eastAsia="微软雅黑" w:cs="Times New Roman"/>
+                <w:b/>
+                <w:sz w:val="18"/>
+                <w:szCs w:val="18"/>
+                <w:highlight w:val="yellow"/>
+                <w:lang w:eastAsia="en-US"/>
+              </w:rPr>
+            </w:pPr>
+            <w:r>
+              <w:rPr>
+                <w:rFonts w:ascii="Times New Roman" w:hAnsi="Times New Roman" w:eastAsia="微软雅黑" w:cs="Times New Roman"/>
+                <w:sz w:val="18"/>
+                <w:szCs w:val="18"/>
+                <w:lang w:eastAsia="zh-CN"/>
+              </w:rPr>
+              <w:t>{{</w:t>
+            </w:r>
+            <w:r>
+              <w:rPr>
+                <w:rFonts w:ascii="Times New Roman" w:hAnsi="Times New Roman" w:eastAsia="微软雅黑" w:cs="Times New Roman"/>
+                <w:bCs/>
+                <w:sz w:val="18"/>
+                <w:szCs w:val="18"/>
+                <w:lang w:eastAsia="zh-CN"/>
+              </w:rPr>
+              <w:t>dis.drug_name_chinese</w:t>
+            </w:r>
+            <w:r>
+              <w:rPr>
+                <w:rFonts w:hint="eastAsia" w:ascii="Times New Roman" w:hAnsi="Times New Roman" w:eastAsia="微软雅黑" w:cs="Times New Roman"/>
+                <w:bCs/>
+                <w:sz w:val="18"/>
+                <w:szCs w:val="18"/>
+                <w:lang w:eastAsia="zh-CN"/>
+              </w:rPr>
+              <w:t>3</w:t>
+            </w:r>
+            <w:r>
+              <w:rPr>
+                <w:rFonts w:ascii="Times New Roman" w:hAnsi="Times New Roman" w:eastAsia="微软雅黑" w:cs="Times New Roman"/>
+                <w:sz w:val="18"/>
+                <w:szCs w:val="18"/>
+                <w:lang w:eastAsia="zh-CN"/>
+              </w:rPr>
+              <w:t xml:space="preserve"> }}</w:t>
+            </w:r>
+          </w:p>
+        </w:tc>
+        <w:tc>
+          <w:tcPr>
+            <w:tcW w:w="1417" w:type="dxa"/>
+            <w:tcBorders>
+              <w:top w:val="single" w:color="A4A4A4" w:sz="4" w:space="0"/>
+              <w:left w:val="single" w:color="A4A4A4" w:sz="4" w:space="0"/>
+              <w:bottom w:val="single" w:color="A4A4A4" w:sz="4" w:space="0"/>
+              <w:right w:val="single" w:color="A4A4A4" w:sz="4" w:space="0"/>
+            </w:tcBorders>
+            <w:vAlign w:val="center"/>
+          </w:tcPr>
+          <w:p>
+            <w:pPr>
+              <w:keepNext/>
+              <w:widowControl w:val="0"/>
+              <w:spacing w:before="26" w:after="0" w:line="240" w:lineRule="auto"/>
+              <w:jc w:val="center"/>
+              <w:rPr>
+                <w:rFonts w:ascii="Times New Roman" w:hAnsi="Times New Roman" w:eastAsia="微软雅黑" w:cs="Times New Roman"/>
+                <w:bCs/>
+                <w:sz w:val="18"/>
+                <w:szCs w:val="18"/>
+                <w:highlight w:val="yellow"/>
+                <w:lang w:eastAsia="zh-CN"/>
+              </w:rPr>
+            </w:pPr>
+            <w:r>
+              <w:rPr>
+                <w:rFonts w:hint="eastAsia" w:ascii="Times New Roman" w:hAnsi="Times New Roman" w:eastAsia="微软雅黑" w:cs="Times New Roman"/>
+                <w:sz w:val="18"/>
+                <w:szCs w:val="18"/>
+                <w:lang w:eastAsia="zh-CN"/>
+              </w:rPr>
+              <w:t>{{dis.</w:t>
+            </w:r>
+            <w:r>
+              <w:rPr>
+                <w:rFonts w:hint="eastAsia" w:ascii="Times New Roman" w:hAnsi="Times New Roman" w:eastAsia="微软雅黑" w:cs="Times New Roman"/>
+                <w:bCs/>
+                <w:sz w:val="18"/>
+                <w:szCs w:val="18"/>
+                <w:lang w:eastAsia="zh-CN"/>
+              </w:rPr>
+              <w:t>disease_name_chinese</w:t>
+            </w:r>
+            <w:r>
+              <w:rPr>
+                <w:rFonts w:hint="eastAsia" w:ascii="Times New Roman" w:hAnsi="Times New Roman" w:eastAsia="微软雅黑" w:cs="Times New Roman"/>
+                <w:sz w:val="18"/>
+                <w:szCs w:val="18"/>
+                <w:lang w:eastAsia="zh-CN"/>
+              </w:rPr>
+              <w:t>}}</w:t>
+            </w:r>
+          </w:p>
+        </w:tc>
+        <w:tc>
+          <w:tcPr>
+            <w:tcW w:w="1261" w:type="dxa"/>
+            <w:tcBorders>
+              <w:top w:val="single" w:color="A4A4A4" w:sz="4" w:space="0"/>
+              <w:left w:val="single" w:color="A4A4A4" w:sz="4" w:space="0"/>
+              <w:bottom w:val="single" w:color="A4A4A4" w:sz="4" w:space="0"/>
+              <w:right w:val="single" w:color="A4A4A4" w:sz="4" w:space="0"/>
+            </w:tcBorders>
+            <w:vAlign w:val="center"/>
+          </w:tcPr>
+          <w:p>
+            <w:pPr>
+              <w:keepNext/>
+              <w:widowControl w:val="0"/>
+              <w:spacing w:before="26" w:after="0" w:line="240" w:lineRule="auto"/>
+              <w:jc w:val="center"/>
+              <w:rPr>
+                <w:rFonts w:ascii="Times New Roman" w:hAnsi="Times New Roman" w:eastAsia="微软雅黑" w:cs="Times New Roman"/>
+                <w:bCs/>
+                <w:sz w:val="18"/>
+                <w:szCs w:val="18"/>
+                <w:highlight w:val="yellow"/>
+                <w:lang w:eastAsia="zh-CN"/>
+              </w:rPr>
+            </w:pPr>
+            <w:r>
+              <w:rPr>
+                <w:rFonts w:hint="eastAsia" w:ascii="Times New Roman" w:hAnsi="Times New Roman" w:eastAsia="微软雅黑" w:cs="Times New Roman"/>
+                <w:sz w:val="18"/>
+                <w:szCs w:val="18"/>
+                <w:lang w:eastAsia="zh-CN"/>
+              </w:rPr>
+              <w:t>{{</w:t>
+            </w:r>
+            <w:r>
+              <w:rPr>
+                <w:rFonts w:hint="eastAsia" w:ascii="Times New Roman" w:hAnsi="Times New Roman" w:eastAsia="微软雅黑" w:cs="Times New Roman"/>
+                <w:bCs/>
+                <w:sz w:val="18"/>
+                <w:szCs w:val="18"/>
+                <w:lang w:eastAsia="zh-CN"/>
+              </w:rPr>
+              <w:t>dis.evidence_phase_chinese</w:t>
+            </w:r>
+            <w:r>
+              <w:rPr>
+                <w:rFonts w:hint="eastAsia" w:ascii="Times New Roman" w:hAnsi="Times New Roman" w:eastAsia="微软雅黑" w:cs="Times New Roman"/>
+                <w:sz w:val="18"/>
+                <w:szCs w:val="18"/>
+                <w:lang w:eastAsia="zh-CN"/>
+              </w:rPr>
+              <w:t>}}</w:t>
+            </w:r>
+          </w:p>
+        </w:tc>
+        <w:tc>
+          <w:tcPr>
+            <w:tcW w:w="5666" w:type="dxa"/>
+            <w:tcBorders>
+              <w:top w:val="single" w:color="A4A4A4" w:sz="4" w:space="0"/>
+              <w:left w:val="single" w:color="A4A4A4" w:sz="4" w:space="0"/>
+              <w:bottom w:val="single" w:color="A4A4A4" w:sz="4" w:space="0"/>
+              <w:right w:val="nil"/>
+            </w:tcBorders>
+            <w:vAlign w:val="center"/>
+          </w:tcPr>
+          <w:p>
+            <w:pPr>
+              <w:keepNext/>
+              <w:widowControl w:val="0"/>
+              <w:spacing w:before="26" w:after="0" w:line="240" w:lineRule="auto"/>
+              <w:jc w:val="center"/>
+              <w:rPr>
+                <w:rFonts w:ascii="Times New Roman" w:hAnsi="Times New Roman" w:eastAsia="微软雅黑" w:cs="Times New Roman"/>
+                <w:bCs/>
+                <w:sz w:val="18"/>
+                <w:szCs w:val="18"/>
+                <w:highlight w:val="yellow"/>
+                <w:lang w:eastAsia="zh-CN"/>
+              </w:rPr>
+            </w:pPr>
+            <w:r>
+              <w:rPr>
+                <w:rFonts w:hint="eastAsia" w:ascii="Times New Roman" w:hAnsi="Times New Roman" w:eastAsia="微软雅黑" w:cs="Times New Roman"/>
+                <w:sz w:val="18"/>
+                <w:szCs w:val="18"/>
+                <w:lang w:eastAsia="zh-CN"/>
+              </w:rPr>
+              <w:t>{{</w:t>
+            </w:r>
+            <w:r>
+              <w:rPr>
+                <w:rFonts w:hint="eastAsia" w:ascii="Times New Roman" w:hAnsi="Times New Roman" w:eastAsia="微软雅黑" w:cs="Times New Roman"/>
+                <w:bCs/>
+                <w:sz w:val="18"/>
+                <w:szCs w:val="18"/>
+                <w:lang w:eastAsia="zh-CN"/>
+              </w:rPr>
+              <w:t>dis.annotation_chinese</w:t>
+            </w:r>
+            <w:r>
+              <w:rPr>
+                <w:rFonts w:hint="eastAsia" w:ascii="Times New Roman" w:hAnsi="Times New Roman" w:eastAsia="微软雅黑" w:cs="Times New Roman"/>
+                <w:sz w:val="18"/>
+                <w:szCs w:val="18"/>
+                <w:lang w:eastAsia="zh-CN"/>
+              </w:rPr>
+              <w:t>}}</w:t>
+            </w:r>
+          </w:p>
+        </w:tc>
+      </w:tr>
+      <w:tr>
+        <w:tblPrEx>
+          <w:tblBorders>
+            <w:top w:val="single" w:color="45A3A7" w:sz="18" w:space="0"/>
+            <w:left w:val="none" w:color="auto" w:sz="0" w:space="0"/>
+            <w:bottom w:val="dotted" w:color="45A3A7" w:sz="4" w:space="0"/>
+            <w:right w:val="none" w:color="auto" w:sz="0" w:space="0"/>
+            <w:insideH w:val="dotted" w:color="45A3A7" w:sz="4" w:space="0"/>
+            <w:insideV w:val="dotted" w:color="45A3A7" w:sz="4" w:space="0"/>
+          </w:tblBorders>
+          <w:tblCellMar>
+            <w:top w:w="0" w:type="dxa"/>
+            <w:left w:w="108" w:type="dxa"/>
+            <w:bottom w:w="0" w:type="dxa"/>
+            <w:right w:w="108" w:type="dxa"/>
+          </w:tblCellMar>
+        </w:tblPrEx>
+        <w:trPr>
+          <w:trHeight w:val="494" w:hRule="atLeast"/>
+          <w:jc w:val="center"/>
+        </w:trPr>
+        <w:tc>
+          <w:tcPr>
+            <w:tcW w:w="9870" w:type="dxa"/>
+            <w:gridSpan w:val="4"/>
+            <w:tcBorders>
+              <w:top w:val="single" w:color="A4A4A4" w:sz="4" w:space="0"/>
+              <w:left w:val="nil"/>
+              <w:bottom w:val="single" w:color="A4A4A4" w:sz="4" w:space="0"/>
+              <w:right w:val="nil"/>
+            </w:tcBorders>
+            <w:vAlign w:val="center"/>
+          </w:tcPr>
+          <w:p>
+            <w:pPr>
+              <w:keepNext/>
+              <w:widowControl w:val="0"/>
+              <w:spacing w:before="26" w:after="0" w:line="240" w:lineRule="auto"/>
+              <w:jc w:val="center"/>
+              <w:rPr>
+                <w:rFonts w:ascii="Times New Roman" w:hAnsi="Times New Roman" w:eastAsia="微软雅黑" w:cs="Times New Roman"/>
+                <w:bCs/>
+                <w:sz w:val="18"/>
+                <w:szCs w:val="18"/>
+                <w:lang w:eastAsia="zh-CN"/>
+              </w:rPr>
+            </w:pPr>
+            <w:r>
+              <w:rPr>
+                <w:rFonts w:hint="eastAsia" w:ascii="Times New Roman" w:hAnsi="Times New Roman" w:eastAsia="微软雅黑" w:cs="Times New Roman"/>
+                <w:b/>
+                <w:sz w:val="18"/>
+                <w:szCs w:val="18"/>
+                <w:lang w:eastAsia="zh-CN"/>
+              </w:rPr>
+              <w:t>{%tr endfor %}</w:t>
+            </w:r>
+          </w:p>
+        </w:tc>
+      </w:tr>
+    </w:tbl>
+    <w:p>
+      <w:pPr>
+        <w:widowControl w:val="0"/>
+        <w:spacing w:before="26" w:after="0" w:line="240" w:lineRule="auto"/>
+        <w:rPr>
+          <w:rFonts w:ascii="Times New Roman" w:hAnsi="Times New Roman" w:eastAsia="微软雅黑" w:cs="Times New Roman"/>
+          <w:b/>
+          <w:sz w:val="24"/>
+          <w:szCs w:val="24"/>
+          <w:lang w:eastAsia="zh-CN"/>
+        </w:rPr>
+      </w:pPr>
+      <w:r>
+        <w:rPr>
+          <w:rFonts w:hint="eastAsia" w:ascii="Times New Roman" w:hAnsi="Times New Roman" w:eastAsia="微软雅黑" w:cs="Times New Roman"/>
+          <w:b/>
+          <w:sz w:val="24"/>
+          <w:szCs w:val="24"/>
+          <w:lang w:eastAsia="zh-CN"/>
+        </w:rPr>
+        <w:t>{% endif %}{%if tdd.clinicalTrialInformationStr!= [] %}</w:t>
+      </w:r>
+    </w:p>
+    <w:p>
+      <w:pPr>
+        <w:keepNext/>
+        <w:widowControl w:val="0"/>
+        <w:spacing w:before="26" w:after="0" w:line="240" w:lineRule="auto"/>
+        <w:rPr>
+          <w:rFonts w:ascii="Times New Roman" w:hAnsi="Times New Roman" w:eastAsia="微软雅黑" w:cs="Times New Roman"/>
+          <w:b/>
+          <w:sz w:val="24"/>
+          <w:lang w:eastAsia="zh-CN"/>
+        </w:rPr>
+      </w:pPr>
+      <w:r>
+        <w:rPr>
+          <w:rFonts w:hint="eastAsia" w:ascii="Times New Roman" w:hAnsi="Times New Roman" w:eastAsia="微软雅黑" w:cs="Times New Roman"/>
+          <w:b/>
+          <w:sz w:val="24"/>
+          <w:lang w:eastAsia="zh-CN"/>
+        </w:rPr>
+        <w:t>临床试验信息</w:t>
+      </w:r>
+    </w:p>
+    <w:tbl>
+      <w:tblPr>
+        <w:tblStyle w:val="7"/>
+        <w:tblpPr w:leftFromText="180" w:rightFromText="180" w:vertAnchor="text" w:tblpXSpec="center" w:tblpY="1"/>
+        <w:tblOverlap w:val="never"/>
+        <w:tblW w:w="9870" w:type="dxa"/>
+        <w:jc w:val="center"/>
+        <w:tblBorders>
+          <w:top w:val="single" w:color="45A3A7" w:sz="18" w:space="0"/>
+          <w:left w:val="none" w:color="auto" w:sz="0" w:space="0"/>
+          <w:bottom w:val="dotted" w:color="45A3A7" w:sz="4" w:space="0"/>
+          <w:right w:val="none" w:color="auto" w:sz="0" w:space="0"/>
+          <w:insideH w:val="dotted" w:color="45A3A7" w:sz="4" w:space="0"/>
+          <w:insideV w:val="dotted" w:color="45A3A7" w:sz="4" w:space="0"/>
+        </w:tblBorders>
+        <w:tblLayout w:type="fixed"/>
+        <w:tblCellMar>
+          <w:top w:w="0" w:type="dxa"/>
+          <w:left w:w="108" w:type="dxa"/>
+          <w:bottom w:w="0" w:type="dxa"/>
+          <w:right w:w="108" w:type="dxa"/>
+        </w:tblCellMar>
+      </w:tblPr>
+      <w:tblGrid>
+        <w:gridCol w:w="1645"/>
+        <w:gridCol w:w="3884"/>
+        <w:gridCol w:w="1246"/>
+        <w:gridCol w:w="1035"/>
+        <w:gridCol w:w="1204"/>
+        <w:gridCol w:w="856"/>
+      </w:tblGrid>
+      <w:tr>
+        <w:tblPrEx>
+          <w:tblBorders>
+            <w:top w:val="single" w:color="45A3A7" w:sz="18" w:space="0"/>
+            <w:left w:val="none" w:color="auto" w:sz="0" w:space="0"/>
+            <w:bottom w:val="dotted" w:color="45A3A7" w:sz="4" w:space="0"/>
+            <w:right w:val="none" w:color="auto" w:sz="0" w:space="0"/>
+            <w:insideH w:val="dotted" w:color="45A3A7" w:sz="4" w:space="0"/>
+            <w:insideV w:val="dotted" w:color="45A3A7" w:sz="4" w:space="0"/>
+          </w:tblBorders>
+          <w:tblCellMar>
+            <w:top w:w="0" w:type="dxa"/>
+            <w:left w:w="108" w:type="dxa"/>
+            <w:bottom w:w="0" w:type="dxa"/>
+            <w:right w:w="108" w:type="dxa"/>
+          </w:tblCellMar>
+        </w:tblPrEx>
+        <w:trPr>
+          <w:trHeight w:val="420" w:hRule="atLeast"/>
+          <w:jc w:val="center"/>
+        </w:trPr>
+        <w:tc>
+          <w:tcPr>
+            <w:tcW w:w="1645" w:type="dxa"/>
+            <w:tcBorders>
+              <w:top w:val="nil"/>
+              <w:left w:val="nil"/>
+              <w:bottom w:val="nil"/>
+              <w:right w:val="single" w:color="FFFFFF" w:sz="18" w:space="0"/>
+            </w:tcBorders>
+            <w:shd w:val="clear" w:color="auto" w:fill="62B541"/>
+            <w:vAlign w:val="center"/>
+          </w:tcPr>
+          <w:p>
+            <w:pPr>
+              <w:keepNext/>
+              <w:widowControl w:val="0"/>
+              <w:spacing w:before="26" w:after="0" w:line="240" w:lineRule="auto"/>
+              <w:jc w:val="center"/>
+              <w:rPr>
+                <w:rFonts w:ascii="Times New Roman" w:hAnsi="Times New Roman" w:eastAsia="微软雅黑" w:cs="Times New Roman"/>
+                <w:b/>
+                <w:color w:val="FFFFFF" w:themeColor="background1"/>
+                <w:sz w:val="18"/>
+                <w:szCs w:val="18"/>
+                <w:lang w:eastAsia="zh-CN"/>
+                <w14:textFill>
+                  <w14:solidFill>
+                    <w14:schemeClr w14:val="bg1"/>
+                  </w14:solidFill>
+                </w14:textFill>
+              </w:rPr>
+            </w:pPr>
+            <w:r>
+              <w:rPr>
+                <w:rFonts w:ascii="Times New Roman" w:hAnsi="Times New Roman" w:eastAsia="微软雅黑" w:cs="Times New Roman"/>
+                <w:b/>
+                <w:color w:val="FFFFFF" w:themeColor="background1"/>
+                <w:sz w:val="18"/>
+                <w:szCs w:val="18"/>
+                <w:lang w:eastAsia="zh-CN"/>
+                <w14:textFill>
+                  <w14:solidFill>
+                    <w14:schemeClr w14:val="bg1"/>
+                  </w14:solidFill>
+                </w14:textFill>
+              </w:rPr>
+              <w:t>ID</w:t>
+            </w:r>
+          </w:p>
+        </w:tc>
+        <w:tc>
+          <w:tcPr>
+            <w:tcW w:w="3884" w:type="dxa"/>
+            <w:tcBorders>
+              <w:top w:val="nil"/>
+              <w:left w:val="single" w:color="FFFFFF" w:sz="18" w:space="0"/>
+              <w:bottom w:val="nil"/>
+              <w:right w:val="single" w:color="FFFFFF" w:sz="18" w:space="0"/>
+            </w:tcBorders>
+            <w:shd w:val="clear" w:color="auto" w:fill="62B541"/>
+            <w:vAlign w:val="center"/>
+          </w:tcPr>
+          <w:p>
+            <w:pPr>
+              <w:keepNext/>
+              <w:widowControl w:val="0"/>
+              <w:spacing w:before="26" w:after="0" w:line="240" w:lineRule="auto"/>
+              <w:jc w:val="center"/>
+              <w:rPr>
+                <w:rFonts w:ascii="Times New Roman" w:hAnsi="Times New Roman" w:eastAsia="微软雅黑" w:cs="Times New Roman"/>
+                <w:b/>
+                <w:color w:val="FFFFFF" w:themeColor="background1"/>
+                <w:sz w:val="18"/>
+                <w:szCs w:val="18"/>
+                <w:lang w:eastAsia="zh-CN"/>
+                <w14:textFill>
+                  <w14:solidFill>
+                    <w14:schemeClr w14:val="bg1"/>
+                  </w14:solidFill>
+                </w14:textFill>
+              </w:rPr>
+            </w:pPr>
+            <w:r>
+              <w:rPr>
+                <w:rFonts w:ascii="Times New Roman" w:hAnsi="Times New Roman" w:eastAsia="微软雅黑" w:cs="Times New Roman"/>
+                <w:b/>
+                <w:color w:val="FFFFFF" w:themeColor="background1"/>
+                <w:sz w:val="18"/>
+                <w:szCs w:val="18"/>
+                <w:lang w:eastAsia="zh-CN"/>
+                <w14:textFill>
+                  <w14:solidFill>
+                    <w14:schemeClr w14:val="bg1"/>
+                  </w14:solidFill>
+                </w14:textFill>
+              </w:rPr>
+              <w:t>临床试验名称</w:t>
+            </w:r>
+          </w:p>
+        </w:tc>
+        <w:tc>
+          <w:tcPr>
+            <w:tcW w:w="1246" w:type="dxa"/>
+            <w:tcBorders>
+              <w:top w:val="nil"/>
+              <w:left w:val="single" w:color="FFFFFF" w:sz="18" w:space="0"/>
+              <w:bottom w:val="nil"/>
+              <w:right w:val="single" w:color="FFFFFF" w:sz="18" w:space="0"/>
+            </w:tcBorders>
+            <w:shd w:val="clear" w:color="auto" w:fill="62B541"/>
+            <w:vAlign w:val="center"/>
+          </w:tcPr>
+          <w:p>
+            <w:pPr>
+              <w:keepNext/>
+              <w:widowControl w:val="0"/>
+              <w:spacing w:before="26" w:after="0" w:line="240" w:lineRule="auto"/>
+              <w:jc w:val="center"/>
+              <w:rPr>
+                <w:rFonts w:ascii="Times New Roman" w:hAnsi="Times New Roman" w:eastAsia="微软雅黑" w:cs="Times New Roman"/>
+                <w:b/>
+                <w:color w:val="FFFFFF" w:themeColor="background1"/>
+                <w:sz w:val="18"/>
+                <w:szCs w:val="18"/>
+                <w:lang w:eastAsia="zh-CN"/>
+                <w14:textFill>
+                  <w14:solidFill>
+                    <w14:schemeClr w14:val="bg1"/>
+                  </w14:solidFill>
+                </w14:textFill>
+              </w:rPr>
+            </w:pPr>
+            <w:r>
+              <w:rPr>
+                <w:rFonts w:ascii="Times New Roman" w:hAnsi="Times New Roman" w:eastAsia="微软雅黑" w:cs="Times New Roman"/>
+                <w:b/>
+                <w:color w:val="FFFFFF" w:themeColor="background1"/>
+                <w:sz w:val="18"/>
+                <w:szCs w:val="18"/>
+                <w:lang w:eastAsia="zh-CN"/>
+                <w14:textFill>
+                  <w14:solidFill>
+                    <w14:schemeClr w14:val="bg1"/>
+                  </w14:solidFill>
+                </w14:textFill>
+              </w:rPr>
+              <w:t>肿瘤类型</w:t>
+            </w:r>
+          </w:p>
+        </w:tc>
+        <w:tc>
+          <w:tcPr>
+            <w:tcW w:w="1035" w:type="dxa"/>
+            <w:tcBorders>
+              <w:top w:val="nil"/>
+              <w:left w:val="single" w:color="FFFFFF" w:sz="18" w:space="0"/>
+              <w:bottom w:val="nil"/>
+              <w:right w:val="single" w:color="FFFFFF" w:sz="18" w:space="0"/>
+            </w:tcBorders>
+            <w:shd w:val="clear" w:color="auto" w:fill="62B541"/>
+            <w:vAlign w:val="center"/>
+          </w:tcPr>
+          <w:p>
+            <w:pPr>
+              <w:keepNext/>
+              <w:widowControl w:val="0"/>
+              <w:spacing w:before="26" w:after="0" w:line="240" w:lineRule="auto"/>
+              <w:jc w:val="center"/>
+              <w:rPr>
+                <w:rFonts w:ascii="Times New Roman" w:hAnsi="Times New Roman" w:eastAsia="微软雅黑" w:cs="Times New Roman"/>
+                <w:b/>
+                <w:color w:val="FFFFFF" w:themeColor="background1"/>
+                <w:sz w:val="18"/>
+                <w:szCs w:val="18"/>
+                <w:lang w:eastAsia="zh-CN"/>
+                <w14:textFill>
+                  <w14:solidFill>
+                    <w14:schemeClr w14:val="bg1"/>
+                  </w14:solidFill>
+                </w14:textFill>
+              </w:rPr>
+            </w:pPr>
+            <w:r>
+              <w:rPr>
+                <w:rFonts w:ascii="Times New Roman" w:hAnsi="Times New Roman" w:eastAsia="微软雅黑" w:cs="Times New Roman"/>
+                <w:b/>
+                <w:color w:val="FFFFFF" w:themeColor="background1"/>
+                <w:sz w:val="18"/>
+                <w:szCs w:val="18"/>
+                <w:lang w:eastAsia="zh-CN"/>
+                <w14:textFill>
+                  <w14:solidFill>
+                    <w14:schemeClr w14:val="bg1"/>
+                  </w14:solidFill>
+                </w14:textFill>
+              </w:rPr>
+              <w:t>阶段</w:t>
+            </w:r>
+          </w:p>
+        </w:tc>
+        <w:tc>
+          <w:tcPr>
+            <w:tcW w:w="1204" w:type="dxa"/>
+            <w:tcBorders>
+              <w:top w:val="nil"/>
+              <w:left w:val="single" w:color="FFFFFF" w:sz="18" w:space="0"/>
+              <w:bottom w:val="nil"/>
+              <w:right w:val="single" w:color="FFFFFF" w:sz="18" w:space="0"/>
+            </w:tcBorders>
+            <w:shd w:val="clear" w:color="auto" w:fill="62BC41"/>
+            <w:vAlign w:val="center"/>
+          </w:tcPr>
+          <w:p>
+            <w:pPr>
+              <w:keepNext/>
+              <w:widowControl w:val="0"/>
+              <w:spacing w:before="26" w:after="0" w:line="240" w:lineRule="auto"/>
+              <w:jc w:val="center"/>
+              <w:rPr>
+                <w:rFonts w:ascii="Times New Roman" w:hAnsi="Times New Roman" w:eastAsia="微软雅黑" w:cs="Times New Roman"/>
+                <w:b/>
+                <w:color w:val="FFFFFF" w:themeColor="background1"/>
+                <w:sz w:val="18"/>
+                <w:szCs w:val="18"/>
+                <w:lang w:eastAsia="zh-CN"/>
+                <w14:textFill>
+                  <w14:solidFill>
+                    <w14:schemeClr w14:val="bg1"/>
+                  </w14:solidFill>
+                </w14:textFill>
+              </w:rPr>
+            </w:pPr>
+            <w:r>
+              <w:rPr>
+                <w:rFonts w:ascii="Times New Roman" w:hAnsi="Times New Roman" w:eastAsia="微软雅黑" w:cs="Times New Roman"/>
+                <w:b/>
+                <w:color w:val="FFFFFF" w:themeColor="background1"/>
+                <w:sz w:val="18"/>
+                <w:szCs w:val="18"/>
+                <w:lang w:eastAsia="zh-CN"/>
+                <w14:textFill>
+                  <w14:solidFill>
+                    <w14:schemeClr w14:val="bg1"/>
+                  </w14:solidFill>
+                </w14:textFill>
+              </w:rPr>
+              <w:t>药物</w:t>
+            </w:r>
+          </w:p>
+        </w:tc>
+        <w:tc>
+          <w:tcPr>
+            <w:tcW w:w="856" w:type="dxa"/>
+            <w:tcBorders>
+              <w:top w:val="nil"/>
+              <w:left w:val="single" w:color="FFFFFF" w:sz="18" w:space="0"/>
+              <w:bottom w:val="nil"/>
+              <w:right w:val="nil"/>
+            </w:tcBorders>
+            <w:shd w:val="clear" w:color="auto" w:fill="62BC41"/>
+            <w:vAlign w:val="center"/>
+          </w:tcPr>
+          <w:p>
+            <w:pPr>
+              <w:keepNext/>
+              <w:widowControl w:val="0"/>
+              <w:spacing w:before="26" w:after="0" w:line="240" w:lineRule="auto"/>
+              <w:jc w:val="center"/>
+              <w:rPr>
+                <w:rFonts w:ascii="Times New Roman" w:hAnsi="Times New Roman" w:eastAsia="微软雅黑" w:cs="Times New Roman"/>
+                <w:b/>
+                <w:color w:val="FFFFFF" w:themeColor="background1"/>
+                <w:sz w:val="18"/>
+                <w:szCs w:val="18"/>
+                <w:lang w:eastAsia="zh-CN"/>
+                <w14:textFill>
+                  <w14:solidFill>
+                    <w14:schemeClr w14:val="bg1"/>
+                  </w14:solidFill>
+                </w14:textFill>
+              </w:rPr>
+            </w:pPr>
+            <w:r>
+              <w:rPr>
+                <w:rFonts w:ascii="Times New Roman" w:hAnsi="Times New Roman" w:eastAsia="微软雅黑" w:cs="Times New Roman"/>
+                <w:b/>
+                <w:color w:val="FFFFFF" w:themeColor="background1"/>
+                <w:sz w:val="18"/>
+                <w:szCs w:val="18"/>
+                <w:lang w:eastAsia="zh-CN"/>
+                <w14:textFill>
+                  <w14:solidFill>
+                    <w14:schemeClr w14:val="bg1"/>
+                  </w14:solidFill>
+                </w14:textFill>
+              </w:rPr>
+              <w:t>地点</w:t>
+            </w:r>
+          </w:p>
+        </w:tc>
+      </w:tr>
+      <w:tr>
+        <w:tblPrEx>
+          <w:tblBorders>
+            <w:top w:val="single" w:color="45A3A7" w:sz="18" w:space="0"/>
+            <w:left w:val="none" w:color="auto" w:sz="0" w:space="0"/>
+            <w:bottom w:val="dotted" w:color="45A3A7" w:sz="4" w:space="0"/>
+            <w:right w:val="none" w:color="auto" w:sz="0" w:space="0"/>
+            <w:insideH w:val="dotted" w:color="45A3A7" w:sz="4" w:space="0"/>
+            <w:insideV w:val="dotted" w:color="45A3A7" w:sz="4" w:space="0"/>
+          </w:tblBorders>
+          <w:tblCellMar>
+            <w:top w:w="0" w:type="dxa"/>
+            <w:left w:w="108" w:type="dxa"/>
+            <w:bottom w:w="0" w:type="dxa"/>
+            <w:right w:w="108" w:type="dxa"/>
+          </w:tblCellMar>
+        </w:tblPrEx>
+        <w:trPr>
+          <w:jc w:val="center"/>
+        </w:trPr>
+        <w:tc>
+          <w:tcPr>
+            <w:tcW w:w="9870" w:type="dxa"/>
+            <w:gridSpan w:val="6"/>
+            <w:tcBorders>
+              <w:top w:val="nil"/>
+              <w:bottom w:val="single" w:color="A4A4A4" w:sz="4" w:space="0"/>
+            </w:tcBorders>
+            <w:vAlign w:val="center"/>
+          </w:tcPr>
+          <w:p>
+            <w:pPr>
+              <w:keepNext/>
+              <w:widowControl w:val="0"/>
+              <w:spacing w:before="26" w:after="0" w:line="240" w:lineRule="auto"/>
+              <w:jc w:val="center"/>
+              <w:rPr>
+                <w:rFonts w:ascii="Times New Roman" w:hAnsi="Times New Roman" w:eastAsia="微软雅黑" w:cs="Times New Roman"/>
+                <w:bCs/>
+                <w:sz w:val="18"/>
+                <w:szCs w:val="18"/>
+                <w:lang w:eastAsia="zh-CN"/>
+              </w:rPr>
+            </w:pPr>
+            <w:r>
+              <w:rPr>
+                <w:rFonts w:hint="eastAsia" w:ascii="Times New Roman" w:hAnsi="Times New Roman" w:eastAsia="微软雅黑" w:cs="Times New Roman"/>
+                <w:b/>
+                <w:sz w:val="18"/>
+                <w:szCs w:val="18"/>
+                <w:lang w:eastAsia="zh-CN"/>
+              </w:rPr>
+              <w:t>{%tr for cti in tdd.clinicalTrialInformationStr %}</w:t>
+            </w:r>
+          </w:p>
+        </w:tc>
+      </w:tr>
+      <w:tr>
+        <w:tblPrEx>
+          <w:tblBorders>
+            <w:top w:val="single" w:color="45A3A7" w:sz="18" w:space="0"/>
+            <w:left w:val="none" w:color="auto" w:sz="0" w:space="0"/>
+            <w:bottom w:val="dotted" w:color="45A3A7" w:sz="4" w:space="0"/>
+            <w:right w:val="none" w:color="auto" w:sz="0" w:space="0"/>
+            <w:insideH w:val="dotted" w:color="45A3A7" w:sz="4" w:space="0"/>
+            <w:insideV w:val="dotted" w:color="45A3A7" w:sz="4" w:space="0"/>
+          </w:tblBorders>
+          <w:tblCellMar>
+            <w:top w:w="0" w:type="dxa"/>
+            <w:left w:w="108" w:type="dxa"/>
+            <w:bottom w:w="0" w:type="dxa"/>
+            <w:right w:w="108" w:type="dxa"/>
+          </w:tblCellMar>
+        </w:tblPrEx>
+        <w:trPr>
+          <w:jc w:val="center"/>
+        </w:trPr>
+        <w:tc>
+          <w:tcPr>
+            <w:tcW w:w="1645" w:type="dxa"/>
+            <w:tcBorders>
+              <w:top w:val="single" w:color="A4A4A4" w:sz="4" w:space="0"/>
+              <w:bottom w:val="single" w:color="A4A4A4" w:sz="4" w:space="0"/>
+              <w:right w:val="single" w:color="A4A4A4" w:sz="4" w:space="0"/>
+            </w:tcBorders>
+            <w:vAlign w:val="center"/>
+          </w:tcPr>
+          <w:p>
+            <w:pPr>
+              <w:keepNext/>
+              <w:widowControl w:val="0"/>
+              <w:spacing w:before="26" w:after="0" w:line="240" w:lineRule="auto"/>
+              <w:jc w:val="center"/>
+              <w:rPr>
+                <w:rFonts w:ascii="Times New Roman" w:hAnsi="Times New Roman" w:eastAsia="微软雅黑" w:cs="Times New Roman"/>
+                <w:bCs/>
+                <w:sz w:val="18"/>
+                <w:szCs w:val="18"/>
+                <w:lang w:eastAsia="zh-CN"/>
+              </w:rPr>
+            </w:pPr>
+            <w:r>
+              <w:rPr>
+                <w:rFonts w:hint="eastAsia" w:ascii="Times New Roman" w:hAnsi="Times New Roman" w:eastAsia="微软雅黑" w:cs="Times New Roman"/>
+                <w:bCs/>
+                <w:sz w:val="18"/>
+                <w:szCs w:val="18"/>
+                <w:lang w:eastAsia="zh-CN"/>
+              </w:rPr>
+              <w:t>{{ cti.clinical_trial_id }}</w:t>
+            </w:r>
+          </w:p>
+        </w:tc>
+        <w:tc>
+          <w:tcPr>
+            <w:tcW w:w="3884" w:type="dxa"/>
+            <w:tcBorders>
+              <w:top w:val="single" w:color="A4A4A4" w:sz="4" w:space="0"/>
+              <w:left w:val="single" w:color="A4A4A4" w:sz="4" w:space="0"/>
+              <w:bottom w:val="single" w:color="A4A4A4" w:sz="4" w:space="0"/>
+              <w:right w:val="single" w:color="A4A4A4" w:sz="4" w:space="0"/>
+            </w:tcBorders>
+            <w:vAlign w:val="center"/>
+          </w:tcPr>
+          <w:p>
+            <w:pPr>
+              <w:keepNext/>
+              <w:widowControl w:val="0"/>
+              <w:spacing w:after="0" w:line="240" w:lineRule="auto"/>
+              <w:jc w:val="center"/>
+              <w:rPr>
+                <w:rFonts w:ascii="Times New Roman" w:hAnsi="Times New Roman" w:eastAsia="微软雅黑" w:cs="Times New Roman"/>
+                <w:bCs/>
+                <w:sz w:val="18"/>
+                <w:szCs w:val="18"/>
+                <w:lang w:eastAsia="zh-CN"/>
+              </w:rPr>
+            </w:pPr>
+            <w:r>
+              <w:rPr>
+                <w:rFonts w:hint="eastAsia" w:ascii="Times New Roman" w:hAnsi="Times New Roman" w:eastAsia="微软雅黑" w:cs="Times New Roman"/>
+                <w:bCs/>
+                <w:sz w:val="18"/>
+                <w:szCs w:val="18"/>
+                <w:lang w:eastAsia="zh-CN"/>
+              </w:rPr>
+              <w:t>{{ cti.title_chinese }}</w:t>
+            </w:r>
+          </w:p>
+        </w:tc>
+        <w:tc>
+          <w:tcPr>
+            <w:tcW w:w="1246" w:type="dxa"/>
+            <w:tcBorders>
+              <w:top w:val="single" w:color="A4A4A4" w:sz="4" w:space="0"/>
+              <w:left w:val="single" w:color="A4A4A4" w:sz="4" w:space="0"/>
+              <w:bottom w:val="single" w:color="A4A4A4" w:sz="4" w:space="0"/>
+              <w:right w:val="single" w:color="A4A4A4" w:sz="4" w:space="0"/>
+            </w:tcBorders>
+            <w:vAlign w:val="center"/>
+          </w:tcPr>
+          <w:p>
+            <w:pPr>
+              <w:keepNext/>
+              <w:widowControl w:val="0"/>
+              <w:spacing w:before="26" w:after="0" w:line="240" w:lineRule="auto"/>
+              <w:jc w:val="center"/>
+              <w:rPr>
+                <w:rFonts w:ascii="Times New Roman" w:hAnsi="Times New Roman" w:eastAsia="微软雅黑" w:cs="Times New Roman"/>
+                <w:bCs/>
+                <w:sz w:val="18"/>
+                <w:szCs w:val="18"/>
+                <w:lang w:eastAsia="zh-CN"/>
+              </w:rPr>
+            </w:pPr>
+            <w:r>
+              <w:rPr>
+                <w:rFonts w:hint="eastAsia" w:ascii="Times New Roman" w:hAnsi="Times New Roman" w:eastAsia="微软雅黑" w:cs="Times New Roman"/>
+                <w:bCs/>
+                <w:sz w:val="18"/>
+                <w:szCs w:val="18"/>
+                <w:lang w:eastAsia="zh-CN"/>
+              </w:rPr>
+              <w:t>{{ cti.condition_chinese }}</w:t>
+            </w:r>
+          </w:p>
+        </w:tc>
+        <w:tc>
+          <w:tcPr>
+            <w:tcW w:w="1035" w:type="dxa"/>
+            <w:tcBorders>
+              <w:top w:val="single" w:color="A4A4A4" w:sz="4" w:space="0"/>
+              <w:left w:val="single" w:color="A4A4A4" w:sz="4" w:space="0"/>
+              <w:bottom w:val="single" w:color="A4A4A4" w:sz="4" w:space="0"/>
+              <w:right w:val="single" w:color="A4A4A4" w:sz="4" w:space="0"/>
+            </w:tcBorders>
+            <w:vAlign w:val="center"/>
+          </w:tcPr>
+          <w:p>
+            <w:pPr>
+              <w:keepNext/>
+              <w:widowControl w:val="0"/>
+              <w:spacing w:before="26" w:after="0" w:line="240" w:lineRule="auto"/>
+              <w:jc w:val="center"/>
+              <w:rPr>
+                <w:rFonts w:ascii="Times New Roman" w:hAnsi="Times New Roman" w:eastAsia="微软雅黑" w:cs="Times New Roman"/>
+                <w:bCs/>
+                <w:sz w:val="18"/>
+                <w:szCs w:val="18"/>
+                <w:lang w:eastAsia="zh-CN"/>
+              </w:rPr>
+            </w:pPr>
+            <w:r>
+              <w:rPr>
+                <w:rFonts w:hint="eastAsia" w:ascii="Times New Roman" w:hAnsi="Times New Roman" w:eastAsia="微软雅黑" w:cs="Times New Roman"/>
+                <w:bCs/>
+                <w:sz w:val="18"/>
+                <w:szCs w:val="18"/>
+                <w:lang w:eastAsia="zh-CN"/>
+              </w:rPr>
+              <w:t>{{ cti.phase }}</w:t>
+            </w:r>
+          </w:p>
+        </w:tc>
+        <w:tc>
+          <w:tcPr>
+            <w:tcW w:w="1204" w:type="dxa"/>
+            <w:tcBorders>
+              <w:top w:val="single" w:color="A4A4A4" w:sz="4" w:space="0"/>
+              <w:left w:val="single" w:color="A4A4A4" w:sz="4" w:space="0"/>
+              <w:bottom w:val="single" w:color="A4A4A4" w:sz="4" w:space="0"/>
+              <w:right w:val="single" w:color="A4A4A4" w:sz="4" w:space="0"/>
+            </w:tcBorders>
+            <w:vAlign w:val="center"/>
+          </w:tcPr>
+          <w:p>
+            <w:pPr>
+              <w:widowControl w:val="0"/>
+              <w:spacing w:before="1" w:after="0" w:line="249" w:lineRule="auto"/>
+              <w:ind w:right="131"/>
+              <w:jc w:val="center"/>
+              <w:rPr>
+                <w:rFonts w:ascii="Times New Roman" w:hAnsi="Times New Roman" w:eastAsia="微软雅黑" w:cs="Times New Roman"/>
+                <w:sz w:val="18"/>
+                <w:szCs w:val="18"/>
+                <w:lang w:eastAsia="zh-CN"/>
+              </w:rPr>
+            </w:pPr>
+            <w:r>
+              <w:rPr>
+                <w:rFonts w:hint="eastAsia" w:ascii="Times New Roman" w:hAnsi="Times New Roman" w:eastAsia="微软雅黑" w:cs="Times New Roman"/>
+                <w:sz w:val="18"/>
+                <w:szCs w:val="18"/>
+                <w:lang w:eastAsia="zh-CN"/>
+              </w:rPr>
+              <w:t xml:space="preserve">{% for d in </w:t>
+            </w:r>
+            <w:r>
+              <w:rPr>
+                <w:rFonts w:hint="eastAsia" w:ascii="Times New Roman" w:hAnsi="Times New Roman" w:eastAsia="微软雅黑" w:cs="Times New Roman"/>
+                <w:bCs/>
+                <w:sz w:val="18"/>
+                <w:szCs w:val="18"/>
+                <w:lang w:eastAsia="zh-CN"/>
+              </w:rPr>
+              <w:t>cti.drug_name_chinese</w:t>
+            </w:r>
+            <w:r>
+              <w:rPr>
+                <w:rFonts w:hint="eastAsia" w:ascii="Times New Roman" w:hAnsi="Times New Roman" w:eastAsia="微软雅黑" w:cs="Times New Roman"/>
+                <w:sz w:val="18"/>
+                <w:szCs w:val="18"/>
+                <w:lang w:eastAsia="zh-CN"/>
+              </w:rPr>
+              <w:t xml:space="preserve"> %}{%if loop.last%}{{ d.name }}{%else%}{{ d.name }}</w:t>
+            </w:r>
+          </w:p>
+          <w:p>
+            <w:pPr>
+              <w:keepNext/>
+              <w:widowControl w:val="0"/>
+              <w:spacing w:after="0" w:line="240" w:lineRule="auto"/>
+              <w:jc w:val="center"/>
+              <w:rPr>
+                <w:rFonts w:ascii="Times New Roman" w:hAnsi="Times New Roman" w:eastAsia="微软雅黑" w:cs="Times New Roman"/>
+                <w:sz w:val="18"/>
+                <w:szCs w:val="18"/>
+                <w:lang w:eastAsia="zh-CN"/>
+              </w:rPr>
+            </w:pPr>
+            <w:r>
+              <w:rPr>
+                <w:rFonts w:hint="eastAsia" w:ascii="Times New Roman" w:hAnsi="Times New Roman" w:eastAsia="微软雅黑" w:cs="Times New Roman"/>
+                <w:sz w:val="18"/>
+                <w:szCs w:val="18"/>
+                <w:lang w:eastAsia="zh-CN"/>
+              </w:rPr>
+              <w:t>{%endif%}{% endfor %}</w:t>
+            </w:r>
+          </w:p>
+        </w:tc>
+        <w:tc>
+          <w:tcPr>
+            <w:tcW w:w="856" w:type="dxa"/>
+            <w:tcBorders>
+              <w:top w:val="single" w:color="A4A4A4" w:sz="4" w:space="0"/>
+              <w:left w:val="single" w:color="A4A4A4" w:sz="4" w:space="0"/>
+              <w:bottom w:val="single" w:color="A4A4A4" w:sz="4" w:space="0"/>
+            </w:tcBorders>
+            <w:vAlign w:val="center"/>
+          </w:tcPr>
+          <w:p>
+            <w:pPr>
+              <w:keepNext/>
+              <w:widowControl w:val="0"/>
+              <w:spacing w:before="26" w:after="0" w:line="240" w:lineRule="auto"/>
+              <w:jc w:val="center"/>
+              <w:rPr>
+                <w:rFonts w:ascii="Times New Roman" w:hAnsi="Times New Roman" w:eastAsia="微软雅黑" w:cs="Times New Roman"/>
+                <w:bCs/>
+                <w:sz w:val="18"/>
+                <w:szCs w:val="18"/>
+                <w:lang w:eastAsia="zh-CN"/>
+              </w:rPr>
+            </w:pPr>
+            <w:r>
+              <w:rPr>
+                <w:rFonts w:hint="eastAsia" w:ascii="Times New Roman" w:hAnsi="Times New Roman" w:eastAsia="微软雅黑" w:cs="Times New Roman"/>
+                <w:bCs/>
+                <w:sz w:val="18"/>
+                <w:szCs w:val="18"/>
+                <w:lang w:eastAsia="zh-CN"/>
+              </w:rPr>
+              <w:t>{{ cti.location_chinese }}</w:t>
+            </w:r>
+          </w:p>
+        </w:tc>
+      </w:tr>
+      <w:tr>
+        <w:tblPrEx>
+          <w:tblBorders>
+            <w:top w:val="single" w:color="45A3A7" w:sz="18" w:space="0"/>
+            <w:left w:val="none" w:color="auto" w:sz="0" w:space="0"/>
+            <w:bottom w:val="dotted" w:color="45A3A7" w:sz="4" w:space="0"/>
+            <w:right w:val="none" w:color="auto" w:sz="0" w:space="0"/>
+            <w:insideH w:val="dotted" w:color="45A3A7" w:sz="4" w:space="0"/>
+            <w:insideV w:val="dotted" w:color="45A3A7" w:sz="4" w:space="0"/>
+          </w:tblBorders>
+          <w:tblCellMar>
+            <w:top w:w="0" w:type="dxa"/>
+            <w:left w:w="108" w:type="dxa"/>
+            <w:bottom w:w="0" w:type="dxa"/>
+            <w:right w:w="108" w:type="dxa"/>
+          </w:tblCellMar>
+        </w:tblPrEx>
+        <w:trPr>
+          <w:jc w:val="center"/>
+        </w:trPr>
+        <w:tc>
+          <w:tcPr>
+            <w:tcW w:w="9870" w:type="dxa"/>
+            <w:gridSpan w:val="6"/>
+            <w:tcBorders>
+              <w:top w:val="single" w:color="A4A4A4" w:sz="4" w:space="0"/>
+              <w:bottom w:val="single" w:color="A4A4A4" w:sz="4" w:space="0"/>
+            </w:tcBorders>
+            <w:vAlign w:val="center"/>
+          </w:tcPr>
+          <w:p>
+            <w:pPr>
+              <w:keepNext/>
+              <w:widowControl w:val="0"/>
+              <w:spacing w:before="26" w:after="0" w:line="240" w:lineRule="auto"/>
+              <w:jc w:val="center"/>
+              <w:rPr>
+                <w:rFonts w:ascii="Times New Roman" w:hAnsi="Times New Roman" w:eastAsia="微软雅黑" w:cs="Times New Roman"/>
+                <w:bCs/>
+                <w:sz w:val="18"/>
+                <w:szCs w:val="18"/>
+                <w:lang w:eastAsia="zh-CN"/>
+              </w:rPr>
+            </w:pPr>
+            <w:r>
+              <w:rPr>
+                <w:rFonts w:hint="eastAsia" w:ascii="Times New Roman" w:hAnsi="Times New Roman" w:eastAsia="微软雅黑" w:cs="Times New Roman"/>
+                <w:bCs/>
+                <w:sz w:val="18"/>
+                <w:szCs w:val="18"/>
+                <w:lang w:eastAsia="zh-CN"/>
+              </w:rPr>
+              <w:t>{%tr endfor %}</w:t>
+            </w:r>
+          </w:p>
+        </w:tc>
+      </w:tr>
+    </w:tbl>
+    <w:p>
+      <w:pPr>
         <w:widowControl w:val="0"/>
         <w:numPr>
           <w:ilvl w:val="-1"/>
@@ -2248,10 +6979,63 @@
         <w:spacing w:after="0" w:line="240" w:lineRule="auto"/>
         <w:ind w:left="0" w:firstLine="0"/>
         <w:jc w:val="left"/>
+        <w:outlineLvl w:val="0"/>
         <w:rPr>
-          <w:rFonts w:ascii="Times New Roman" w:hAnsi="Times New Roman"/>
+          <w:rFonts w:hint="eastAsia" w:ascii="宋体" w:hAnsi="宋体" w:eastAsia="宋体" w:cs="宋体"/>
+          <w:color w:val="auto"/>
+          <w:lang w:eastAsia="en-US"/>
+        </w:rPr>
+      </w:pPr>
+      <w:r>
+        <w:rPr>
+          <w:rFonts w:hint="eastAsia" w:ascii="宋体" w:hAnsi="宋体" w:eastAsia="宋体" w:cs="宋体"/>
+          <w:color w:val="auto"/>
+          <w:lang w:eastAsia="en-US"/>
+        </w:rPr>
+        <w:t>{% endif %}</w:t>
+      </w:r>
+      <w:r>
+        <w:rPr>
+          <w:rFonts w:hint="eastAsia" w:ascii="Times New Roman" w:hAnsi="Times New Roman" w:eastAsia="微软雅黑" w:cs="Times New Roman"/>
+          <w:b/>
+          <w:bCs w:val="0"/>
+          <w:color w:val="auto"/>
+          <w:sz w:val="24"/>
+          <w:szCs w:val="24"/>
+          <w:lang w:val="en-US" w:eastAsia="zh-CN" w:bidi="ar-SA"/>
+        </w:rPr>
+        <w:t>{% endif %}</w:t>
+      </w:r>
+      <w:r>
+        <w:rPr>
+          <w:rFonts w:hint="eastAsia" w:ascii="宋体" w:hAnsi="宋体" w:eastAsia="宋体" w:cs="宋体"/>
+          <w:color w:val="auto"/>
+          <w:lang w:eastAsia="en-US"/>
+        </w:rPr>
+        <w:t>{% endfor %}</w:t>
+      </w:r>
+    </w:p>
+    <w:bookmarkEnd w:id="2"/>
+    <w:bookmarkEnd w:id="3"/>
+    <w:bookmarkEnd w:id="4"/>
+    <w:bookmarkEnd w:id="5"/>
+    <w:bookmarkEnd w:id="6"/>
+    <w:bookmarkEnd w:id="7"/>
+    <w:bookmarkEnd w:id="8"/>
+    <w:bookmarkEnd w:id="9"/>
+    <w:bookmarkEnd w:id="10"/>
+    <w:p>
+      <w:pPr>
+        <w:widowControl w:val="0"/>
+        <w:spacing w:after="0" w:line="240" w:lineRule="auto"/>
+        <w:rPr>
+          <w:rFonts w:ascii="Times New Roman" w:hAnsi="Times New Roman" w:eastAsia="微软雅黑" w:cs="黑体"/>
+          <w:b/>
+          <w:bCs/>
           <w:color w:val="62B541"/>
           <w:sz w:val="32"/>
+          <w:szCs w:val="36"/>
+          <w:lang w:val="en-US" w:eastAsia="zh-CN" w:bidi="ar-SA"/>
           <w14:shadow w14:blurRad="50800" w14:dist="38100" w14:dir="10800000" w14:sx="100000" w14:sy="100000" w14:kx="0" w14:ky="0" w14:algn="r">
             <w14:srgbClr w14:val="62B541">
               <w14:alpha w14:val="60000"/>
@@ -2259,20 +7043,33 @@
           </w14:shadow>
         </w:rPr>
       </w:pPr>
-      <w:bookmarkStart w:id="1" w:name="_Toc12505"/>
-      <w:bookmarkStart w:id="2" w:name="_Toc1707_WPSOffice_Level1"/>
-      <w:bookmarkStart w:id="3" w:name="_Toc28240"/>
-      <w:bookmarkStart w:id="4" w:name="_Toc2409"/>
-      <w:bookmarkStart w:id="5" w:name="_Toc21764_WPSOffice_Level1"/>
-      <w:bookmarkStart w:id="6" w:name="_Toc22658"/>
-      <w:bookmarkStart w:id="7" w:name="_Toc27302"/>
-      <w:bookmarkStart w:id="8" w:name="_Toc13196_WPSOffice_Level1"/>
-      <w:bookmarkStart w:id="9" w:name="_Toc16594"/>
       <w:r>
         <w:rPr>
-          <w:rFonts w:ascii="Times New Roman" w:hAnsi="Times New Roman"/>
+          <w:rFonts w:hint="eastAsia" w:ascii="Times New Roman" w:hAnsi="Times New Roman" w:eastAsia="微软雅黑" w:cs="Times New Roman"/>
+          <w:sz w:val="18"/>
+          <w:szCs w:val="18"/>
+          <w:lang w:val="en-US" w:eastAsia="zh-CN" w:bidi="ar"/>
+        </w:rPr>
+        <w:br w:type="page"/>
+      </w:r>
+      <w:r>
+        <w:rPr>
+          <w:rFonts w:ascii="宋体" w:hAnsi="宋体" w:eastAsia="宋体" w:cs="宋体"/>
+          <w:sz w:val="24"/>
+          <w:szCs w:val="24"/>
+          <w:lang w:eastAsia="en-US"/>
+        </w:rPr>
+        <w:t>{% endif %}</w:t>
+      </w:r>
+      <w:r>
+        <w:rPr>
+          <w:rFonts w:ascii="Times New Roman" w:hAnsi="Times New Roman" w:eastAsia="微软雅黑" w:cs="黑体"/>
+          <w:b/>
+          <w:bCs/>
           <w:color w:val="62B541"/>
           <w:sz w:val="32"/>
+          <w:szCs w:val="36"/>
+          <w:lang w:val="en-US" w:eastAsia="zh-CN" w:bidi="ar-SA"/>
           <w14:shadow w14:blurRad="50800" w14:dist="38100" w14:dir="10800000" w14:sx="100000" w14:sy="100000" w14:kx="0" w14:ky="0" w14:algn="r">
             <w14:srgbClr w14:val="62B541">
               <w14:alpha w14:val="60000"/>
@@ -2281,535 +7078,542 @@
         </w:rPr>
         <w:t>附录</w:t>
       </w:r>
-      <w:bookmarkEnd w:id="1"/>
-      <w:bookmarkEnd w:id="2"/>
-      <w:bookmarkEnd w:id="3"/>
-      <w:bookmarkEnd w:id="4"/>
-      <w:bookmarkEnd w:id="5"/>
-      <w:bookmarkEnd w:id="6"/>
-      <w:bookmarkEnd w:id="7"/>
-      <w:bookmarkEnd w:id="8"/>
-      <w:bookmarkEnd w:id="9"/>
     </w:p>
     <w:p>
       <w:pPr>
-        <w:keepNext/>
-        <w:spacing w:before="26"/>
+        <w:widowControl w:val="0"/>
+        <w:numPr>
+          <w:ilvl w:val="255"/>
+          <w:numId w:val="0"/>
+        </w:numPr>
+        <w:jc w:val="left"/>
+        <w:outlineLvl w:val="1"/>
         <w:rPr>
-          <w:rFonts w:ascii="Times New Roman" w:hAnsi="Times New Roman" w:eastAsia="微软雅黑" w:cs="Times New Roman"/>
-          <w:sz w:val="18"/>
-          <w:szCs w:val="18"/>
-          <w:lang w:eastAsia="zh-CN"/>
+          <w:rFonts w:ascii="Times New Roman" w:hAnsi="Times New Roman" w:eastAsia="微软雅黑" w:cs="黑体"/>
+          <w:b/>
+          <w:bCs/>
+          <w:color w:val="62B541"/>
+          <w:sz w:val="30"/>
+          <w:szCs w:val="30"/>
+          <w:lang w:val="en-US" w:eastAsia="zh-CN" w:bidi="ar-SA"/>
         </w:rPr>
       </w:pPr>
+      <w:bookmarkStart w:id="11" w:name="_Toc17956"/>
       <w:r>
         <w:rPr>
-          <w:rFonts w:hint="eastAsia" w:ascii="Times New Roman" w:hAnsi="Times New Roman" w:eastAsia="微软雅黑" w:cs="Times New Roman"/>
+          <w:rFonts w:hint="eastAsia" w:ascii="Times New Roman" w:hAnsi="Times New Roman" w:eastAsia="微软雅黑" w:cs="黑体"/>
           <w:b/>
           <w:bCs/>
-          <w:sz w:val="18"/>
-          <w:szCs w:val="18"/>
-          <w:lang w:eastAsia="zh-CN"/>
+          <w:color w:val="auto"/>
+          <w:sz w:val="30"/>
+          <w:szCs w:val="30"/>
+          <w:lang w:val="en-US" w:eastAsia="zh-CN" w:bidi="ar-SA"/>
         </w:rPr>
-        <w:t>基因说明：</w:t>
+        <w:t>本癌种FDA/NMPA获批的其他可选靶向药物</w:t>
       </w:r>
-      <w:r>
+      <w:bookmarkEnd w:id="11"/>
+    </w:p>
+    <w:tbl>
+      <w:tblPr>
+        <w:tblStyle w:val="8"/>
+        <w:tblW w:w="9937" w:type="dxa"/>
+        <w:jc w:val="center"/>
+        <w:tblBorders>
+          <w:top w:val="single" w:color="A4A4A4" w:sz="4" w:space="0"/>
+          <w:left w:val="none" w:color="auto" w:sz="0" w:space="0"/>
+          <w:bottom w:val="single" w:color="A4A4A4" w:sz="4" w:space="0"/>
+          <w:right w:val="none" w:color="auto" w:sz="0" w:space="0"/>
+          <w:insideH w:val="single" w:color="A4A4A4" w:sz="4" w:space="0"/>
+          <w:insideV w:val="single" w:color="A4A4A4" w:sz="4" w:space="0"/>
+        </w:tblBorders>
+        <w:tblLayout w:type="fixed"/>
+        <w:tblCellMar>
+          <w:top w:w="0" w:type="dxa"/>
+          <w:left w:w="113" w:type="dxa"/>
+          <w:bottom w:w="0" w:type="dxa"/>
+          <w:right w:w="113" w:type="dxa"/>
+        </w:tblCellMar>
+      </w:tblPr>
+      <w:tblGrid>
+        <w:gridCol w:w="1210"/>
+        <w:gridCol w:w="1210"/>
+        <w:gridCol w:w="6124"/>
+        <w:gridCol w:w="1393"/>
+      </w:tblGrid>
+      <w:tr>
+        <w:tblPrEx>
+          <w:tblBorders>
+            <w:top w:val="single" w:color="A4A4A4" w:sz="4" w:space="0"/>
+            <w:left w:val="none" w:color="auto" w:sz="0" w:space="0"/>
+            <w:bottom w:val="single" w:color="A4A4A4" w:sz="4" w:space="0"/>
+            <w:right w:val="none" w:color="auto" w:sz="0" w:space="0"/>
+            <w:insideH w:val="single" w:color="A4A4A4" w:sz="4" w:space="0"/>
+            <w:insideV w:val="single" w:color="A4A4A4" w:sz="4" w:space="0"/>
+          </w:tblBorders>
+          <w:tblCellMar>
+            <w:top w:w="0" w:type="dxa"/>
+            <w:left w:w="113" w:type="dxa"/>
+            <w:bottom w:w="0" w:type="dxa"/>
+            <w:right w:w="113" w:type="dxa"/>
+          </w:tblCellMar>
+        </w:tblPrEx>
+        <w:trPr>
+          <w:trHeight w:val="567" w:hRule="atLeast"/>
+          <w:jc w:val="center"/>
+        </w:trPr>
+        <w:tc>
+          <w:tcPr>
+            <w:tcW w:w="1210" w:type="dxa"/>
+            <w:tcBorders>
+              <w:top w:val="nil"/>
+              <w:bottom w:val="nil"/>
+              <w:right w:val="single" w:color="FFFFFF" w:sz="18" w:space="0"/>
+            </w:tcBorders>
+            <w:shd w:val="clear" w:color="auto" w:fill="62BC41"/>
+            <w:vAlign w:val="center"/>
+          </w:tcPr>
+          <w:p>
+            <w:pPr>
+              <w:widowControl w:val="0"/>
+              <w:jc w:val="center"/>
+              <w:rPr>
+                <w:rFonts w:ascii="Times New Roman" w:hAnsi="Times New Roman" w:eastAsia="微软雅黑" w:cs="Times New Roman"/>
+                <w:b/>
+                <w:color w:val="FFFFFF" w:themeColor="background1"/>
+                <w:sz w:val="21"/>
+                <w:szCs w:val="21"/>
+                <w:lang w:val="en-US" w:eastAsia="en-US" w:bidi="ar-SA"/>
+                <w14:textFill>
+                  <w14:solidFill>
+                    <w14:schemeClr w14:val="bg1"/>
+                  </w14:solidFill>
+                </w14:textFill>
+              </w:rPr>
+            </w:pPr>
+            <w:r>
+              <w:rPr>
+                <w:rFonts w:ascii="Times New Roman" w:hAnsi="Times New Roman" w:eastAsia="微软雅黑" w:cs="Times New Roman"/>
+                <w:b/>
+                <w:color w:val="FFFFFF" w:themeColor="background1"/>
+                <w:sz w:val="21"/>
+                <w:szCs w:val="21"/>
+                <w:lang w:val="en-US" w:eastAsia="en-US" w:bidi="ar-SA"/>
+                <w14:textFill>
+                  <w14:solidFill>
+                    <w14:schemeClr w14:val="bg1"/>
+                  </w14:solidFill>
+                </w14:textFill>
+              </w:rPr>
+              <w:t>癌种</w:t>
+            </w:r>
+          </w:p>
+        </w:tc>
+        <w:tc>
+          <w:tcPr>
+            <w:tcW w:w="1210" w:type="dxa"/>
+            <w:tcBorders>
+              <w:top w:val="nil"/>
+              <w:left w:val="single" w:color="FFFFFF" w:sz="18" w:space="0"/>
+              <w:bottom w:val="nil"/>
+              <w:right w:val="single" w:color="FFFFFF" w:sz="18" w:space="0"/>
+            </w:tcBorders>
+            <w:shd w:val="clear" w:color="auto" w:fill="62BC41"/>
+            <w:vAlign w:val="center"/>
+          </w:tcPr>
+          <w:p>
+            <w:pPr>
+              <w:widowControl w:val="0"/>
+              <w:jc w:val="center"/>
+              <w:rPr>
+                <w:rFonts w:ascii="Times New Roman" w:hAnsi="Times New Roman" w:eastAsia="微软雅黑" w:cs="Times New Roman"/>
+                <w:b/>
+                <w:color w:val="FFFFFF" w:themeColor="background1"/>
+                <w:sz w:val="21"/>
+                <w:szCs w:val="21"/>
+                <w:lang w:val="en-US" w:eastAsia="en-US" w:bidi="ar-SA"/>
+                <w14:textFill>
+                  <w14:solidFill>
+                    <w14:schemeClr w14:val="bg1"/>
+                  </w14:solidFill>
+                </w14:textFill>
+              </w:rPr>
+            </w:pPr>
+            <w:r>
+              <w:rPr>
+                <w:rFonts w:ascii="Times New Roman" w:hAnsi="Times New Roman" w:eastAsia="微软雅黑" w:cs="Times New Roman"/>
+                <w:b/>
+                <w:color w:val="FFFFFF" w:themeColor="background1"/>
+                <w:sz w:val="21"/>
+                <w:szCs w:val="21"/>
+                <w:lang w:val="en-US" w:eastAsia="en-US" w:bidi="ar-SA"/>
+                <w14:textFill>
+                  <w14:solidFill>
+                    <w14:schemeClr w14:val="bg1"/>
+                  </w14:solidFill>
+                </w14:textFill>
+              </w:rPr>
+              <w:t>药物</w:t>
+            </w:r>
+          </w:p>
+        </w:tc>
+        <w:tc>
+          <w:tcPr>
+            <w:tcW w:w="6124" w:type="dxa"/>
+            <w:tcBorders>
+              <w:top w:val="nil"/>
+              <w:left w:val="single" w:color="FFFFFF" w:sz="18" w:space="0"/>
+              <w:bottom w:val="nil"/>
+              <w:right w:val="single" w:color="FFFFFF" w:sz="18" w:space="0"/>
+            </w:tcBorders>
+            <w:shd w:val="clear" w:color="auto" w:fill="62BC41"/>
+            <w:vAlign w:val="center"/>
+          </w:tcPr>
+          <w:p>
+            <w:pPr>
+              <w:widowControl w:val="0"/>
+              <w:jc w:val="center"/>
+              <w:rPr>
+                <w:rFonts w:ascii="Times New Roman" w:hAnsi="Times New Roman" w:eastAsia="微软雅黑" w:cs="Times New Roman"/>
+                <w:b/>
+                <w:color w:val="FFFFFF" w:themeColor="background1"/>
+                <w:sz w:val="21"/>
+                <w:szCs w:val="21"/>
+                <w:lang w:val="en-US" w:eastAsia="en-US" w:bidi="ar-SA"/>
+                <w14:textFill>
+                  <w14:solidFill>
+                    <w14:schemeClr w14:val="bg1"/>
+                  </w14:solidFill>
+                </w14:textFill>
+              </w:rPr>
+            </w:pPr>
+            <w:r>
+              <w:rPr>
+                <w:rFonts w:ascii="Times New Roman" w:hAnsi="Times New Roman" w:eastAsia="微软雅黑" w:cs="Times New Roman"/>
+                <w:b/>
+                <w:color w:val="FFFFFF" w:themeColor="background1"/>
+                <w:sz w:val="21"/>
+                <w:szCs w:val="21"/>
+                <w:lang w:val="en-US" w:eastAsia="en-US" w:bidi="ar-SA"/>
+                <w14:textFill>
+                  <w14:solidFill>
+                    <w14:schemeClr w14:val="bg1"/>
+                  </w14:solidFill>
+                </w14:textFill>
+              </w:rPr>
+              <w:t>获批适应症</w:t>
+            </w:r>
+          </w:p>
+        </w:tc>
+        <w:tc>
+          <w:tcPr>
+            <w:tcW w:w="1393" w:type="dxa"/>
+            <w:tcBorders>
+              <w:top w:val="nil"/>
+              <w:left w:val="single" w:color="FFFFFF" w:sz="18" w:space="0"/>
+              <w:bottom w:val="nil"/>
+            </w:tcBorders>
+            <w:shd w:val="clear" w:color="auto" w:fill="62BC41"/>
+            <w:vAlign w:val="center"/>
+          </w:tcPr>
+          <w:p>
+            <w:pPr>
+              <w:widowControl w:val="0"/>
+              <w:jc w:val="center"/>
+              <w:rPr>
+                <w:rFonts w:ascii="Times New Roman" w:hAnsi="Times New Roman" w:eastAsia="微软雅黑" w:cs="Times New Roman"/>
+                <w:b/>
+                <w:color w:val="FFFFFF" w:themeColor="background1"/>
+                <w:sz w:val="21"/>
+                <w:szCs w:val="21"/>
+                <w:lang w:val="en-US" w:eastAsia="en-US" w:bidi="ar-SA"/>
+                <w14:textFill>
+                  <w14:solidFill>
+                    <w14:schemeClr w14:val="bg1"/>
+                  </w14:solidFill>
+                </w14:textFill>
+              </w:rPr>
+            </w:pPr>
+            <w:r>
+              <w:rPr>
+                <w:rFonts w:ascii="Times New Roman" w:hAnsi="Times New Roman" w:eastAsia="微软雅黑" w:cs="Times New Roman"/>
+                <w:b/>
+                <w:color w:val="FFFFFF" w:themeColor="background1"/>
+                <w:sz w:val="21"/>
+                <w:szCs w:val="21"/>
+                <w:lang w:val="en-US" w:eastAsia="en-US" w:bidi="ar-SA"/>
+                <w14:textFill>
+                  <w14:solidFill>
+                    <w14:schemeClr w14:val="bg1"/>
+                  </w14:solidFill>
+                </w14:textFill>
+              </w:rPr>
+              <w:t>获批机构</w:t>
+            </w:r>
+          </w:p>
+        </w:tc>
+      </w:tr>
+      <w:tr>
+        <w:tblPrEx>
+          <w:tblBorders>
+            <w:top w:val="single" w:color="A4A4A4" w:sz="4" w:space="0"/>
+            <w:left w:val="none" w:color="auto" w:sz="0" w:space="0"/>
+            <w:bottom w:val="single" w:color="A4A4A4" w:sz="4" w:space="0"/>
+            <w:right w:val="none" w:color="auto" w:sz="0" w:space="0"/>
+            <w:insideH w:val="single" w:color="A4A4A4" w:sz="4" w:space="0"/>
+            <w:insideV w:val="single" w:color="A4A4A4" w:sz="4" w:space="0"/>
+          </w:tblBorders>
+          <w:tblCellMar>
+            <w:top w:w="0" w:type="dxa"/>
+            <w:left w:w="113" w:type="dxa"/>
+            <w:bottom w:w="0" w:type="dxa"/>
+            <w:right w:w="113" w:type="dxa"/>
+          </w:tblCellMar>
+        </w:tblPrEx>
+        <w:trPr>
+          <w:jc w:val="center"/>
+        </w:trPr>
+        <w:tc>
+          <w:tcPr>
+            <w:tcW w:w="9937" w:type="dxa"/>
+            <w:gridSpan w:val="4"/>
+            <w:vAlign w:val="center"/>
+          </w:tcPr>
+          <w:p>
+            <w:pPr>
+              <w:widowControl/>
+              <w:snapToGrid w:val="0"/>
+              <w:spacing w:after="0" w:line="240" w:lineRule="auto"/>
+              <w:jc w:val="center"/>
+              <w:textAlignment w:val="center"/>
+              <w:rPr>
+                <w:rFonts w:ascii="Times New Roman" w:hAnsi="Times New Roman" w:eastAsia="微软雅黑" w:cs="Times New Roman"/>
+                <w:sz w:val="21"/>
+                <w:szCs w:val="21"/>
+                <w:lang w:eastAsia="zh-CN"/>
+              </w:rPr>
+            </w:pPr>
+            <w:r>
+              <w:rPr>
+                <w:rFonts w:hint="eastAsia" w:ascii="Times New Roman" w:hAnsi="Times New Roman" w:eastAsia="微软雅黑" w:cs="Times New Roman"/>
+                <w:sz w:val="21"/>
+                <w:szCs w:val="21"/>
+                <w:lang w:eastAsia="zh-CN"/>
+              </w:rPr>
+              <w:t>{%tr for add in approvedDrugData %}</w:t>
+            </w:r>
+          </w:p>
+        </w:tc>
+      </w:tr>
+      <w:tr>
+        <w:tblPrEx>
+          <w:tblBorders>
+            <w:top w:val="single" w:color="A4A4A4" w:sz="4" w:space="0"/>
+            <w:left w:val="none" w:color="auto" w:sz="0" w:space="0"/>
+            <w:bottom w:val="single" w:color="A4A4A4" w:sz="4" w:space="0"/>
+            <w:right w:val="none" w:color="auto" w:sz="0" w:space="0"/>
+            <w:insideH w:val="single" w:color="A4A4A4" w:sz="4" w:space="0"/>
+            <w:insideV w:val="single" w:color="A4A4A4" w:sz="4" w:space="0"/>
+          </w:tblBorders>
+          <w:tblCellMar>
+            <w:top w:w="0" w:type="dxa"/>
+            <w:left w:w="113" w:type="dxa"/>
+            <w:bottom w:w="0" w:type="dxa"/>
+            <w:right w:w="113" w:type="dxa"/>
+          </w:tblCellMar>
+        </w:tblPrEx>
+        <w:trPr>
+          <w:jc w:val="center"/>
+        </w:trPr>
+        <w:tc>
+          <w:tcPr>
+            <w:tcW w:w="1210" w:type="dxa"/>
+            <w:vAlign w:val="center"/>
+          </w:tcPr>
+          <w:p>
+            <w:pPr>
+              <w:widowControl/>
+              <w:snapToGrid w:val="0"/>
+              <w:spacing w:after="0" w:line="240" w:lineRule="auto"/>
+              <w:jc w:val="center"/>
+              <w:textAlignment w:val="center"/>
+              <w:rPr>
+                <w:rFonts w:ascii="Times New Roman" w:hAnsi="Times New Roman" w:eastAsia="微软雅黑" w:cs="Times New Roman"/>
+                <w:sz w:val="21"/>
+                <w:szCs w:val="21"/>
+                <w:lang w:eastAsia="zh-CN"/>
+              </w:rPr>
+            </w:pPr>
+            <w:r>
+              <w:rPr>
+                <w:rFonts w:hint="eastAsia" w:ascii="Times New Roman" w:hAnsi="Times New Roman" w:eastAsia="微软雅黑" w:cs="Times New Roman"/>
+                <w:sz w:val="21"/>
+                <w:szCs w:val="21"/>
+                <w:lang w:eastAsia="zh-CN"/>
+              </w:rPr>
+              <w:t>{{ add.disease }}</w:t>
+            </w:r>
+          </w:p>
+        </w:tc>
+        <w:tc>
+          <w:tcPr>
+            <w:tcW w:w="1210" w:type="dxa"/>
+            <w:vAlign w:val="center"/>
+          </w:tcPr>
+          <w:p>
+            <w:pPr>
+              <w:widowControl/>
+              <w:snapToGrid w:val="0"/>
+              <w:spacing w:after="0" w:line="240" w:lineRule="auto"/>
+              <w:jc w:val="center"/>
+              <w:textAlignment w:val="center"/>
+              <w:rPr>
+                <w:rFonts w:ascii="Times New Roman" w:hAnsi="Times New Roman" w:eastAsia="微软雅黑" w:cs="Times New Roman"/>
+                <w:sz w:val="21"/>
+                <w:szCs w:val="21"/>
+                <w:lang w:eastAsia="zh-CN"/>
+              </w:rPr>
+            </w:pPr>
+            <w:r>
+              <w:rPr>
+                <w:rFonts w:hint="eastAsia" w:ascii="Times New Roman" w:hAnsi="Times New Roman" w:eastAsia="微软雅黑" w:cs="Times New Roman"/>
+                <w:sz w:val="21"/>
+                <w:szCs w:val="21"/>
+                <w:lang w:eastAsia="zh-CN"/>
+              </w:rPr>
+              <w:t>{{ add.drug }}</w:t>
+            </w:r>
+          </w:p>
+        </w:tc>
+        <w:tc>
+          <w:tcPr>
+            <w:tcW w:w="6124" w:type="dxa"/>
+            <w:vAlign w:val="center"/>
+          </w:tcPr>
+          <w:p>
+            <w:pPr>
+              <w:widowControl/>
+              <w:snapToGrid w:val="0"/>
+              <w:spacing w:after="0" w:line="240" w:lineRule="auto"/>
+              <w:jc w:val="left"/>
+              <w:textAlignment w:val="center"/>
+              <w:rPr>
+                <w:rFonts w:ascii="Times New Roman" w:hAnsi="Times New Roman" w:eastAsia="微软雅黑" w:cs="Times New Roman"/>
+                <w:sz w:val="21"/>
+                <w:szCs w:val="21"/>
+                <w:lang w:eastAsia="zh-CN"/>
+              </w:rPr>
+            </w:pPr>
+            <w:r>
+              <w:rPr>
+                <w:rFonts w:hint="eastAsia" w:ascii="Times New Roman" w:hAnsi="Times New Roman" w:eastAsia="微软雅黑" w:cs="Times New Roman"/>
+                <w:sz w:val="21"/>
+                <w:szCs w:val="21"/>
+                <w:lang w:eastAsia="zh-CN"/>
+              </w:rPr>
+              <w:t>{{ add.indication }}</w:t>
+            </w:r>
+          </w:p>
+        </w:tc>
+        <w:tc>
+          <w:tcPr>
+            <w:tcW w:w="1393" w:type="dxa"/>
+            <w:vAlign w:val="center"/>
+          </w:tcPr>
+          <w:p>
+            <w:pPr>
+              <w:widowControl/>
+              <w:snapToGrid w:val="0"/>
+              <w:spacing w:after="0" w:line="240" w:lineRule="auto"/>
+              <w:jc w:val="center"/>
+              <w:textAlignment w:val="center"/>
+              <w:rPr>
+                <w:rFonts w:ascii="Times New Roman" w:hAnsi="Times New Roman" w:eastAsia="微软雅黑" w:cs="Times New Roman"/>
+                <w:sz w:val="21"/>
+                <w:szCs w:val="21"/>
+                <w:lang w:eastAsia="zh-CN"/>
+              </w:rPr>
+            </w:pPr>
+            <w:r>
+              <w:rPr>
+                <w:rFonts w:hint="eastAsia" w:ascii="Times New Roman" w:hAnsi="Times New Roman" w:eastAsia="微软雅黑" w:cs="Times New Roman"/>
+                <w:sz w:val="21"/>
+                <w:szCs w:val="21"/>
+                <w:lang w:eastAsia="zh-CN"/>
+              </w:rPr>
+              <w:t>{{ add.institution }}</w:t>
+            </w:r>
+          </w:p>
+        </w:tc>
+      </w:tr>
+      <w:tr>
+        <w:tblPrEx>
+          <w:tblBorders>
+            <w:top w:val="single" w:color="A4A4A4" w:sz="4" w:space="0"/>
+            <w:left w:val="none" w:color="auto" w:sz="0" w:space="0"/>
+            <w:bottom w:val="single" w:color="A4A4A4" w:sz="4" w:space="0"/>
+            <w:right w:val="none" w:color="auto" w:sz="0" w:space="0"/>
+            <w:insideH w:val="single" w:color="A4A4A4" w:sz="4" w:space="0"/>
+            <w:insideV w:val="single" w:color="A4A4A4" w:sz="4" w:space="0"/>
+          </w:tblBorders>
+          <w:tblCellMar>
+            <w:top w:w="0" w:type="dxa"/>
+            <w:left w:w="113" w:type="dxa"/>
+            <w:bottom w:w="0" w:type="dxa"/>
+            <w:right w:w="113" w:type="dxa"/>
+          </w:tblCellMar>
+        </w:tblPrEx>
+        <w:trPr>
+          <w:jc w:val="center"/>
+        </w:trPr>
+        <w:tc>
+          <w:tcPr>
+            <w:tcW w:w="9937" w:type="dxa"/>
+            <w:gridSpan w:val="4"/>
+            <w:vAlign w:val="center"/>
+          </w:tcPr>
+          <w:p>
+            <w:pPr>
+              <w:widowControl/>
+              <w:snapToGrid w:val="0"/>
+              <w:spacing w:after="0" w:line="240" w:lineRule="auto"/>
+              <w:jc w:val="center"/>
+              <w:textAlignment w:val="center"/>
+              <w:rPr>
+                <w:rFonts w:ascii="Times New Roman" w:hAnsi="Times New Roman" w:eastAsia="微软雅黑" w:cs="Times New Roman"/>
+                <w:sz w:val="21"/>
+                <w:szCs w:val="21"/>
+                <w:lang w:eastAsia="zh-CN"/>
+              </w:rPr>
+            </w:pPr>
+            <w:r>
+              <w:rPr>
+                <w:rFonts w:hint="eastAsia" w:ascii="Times New Roman" w:hAnsi="Times New Roman" w:eastAsia="微软雅黑" w:cs="Times New Roman"/>
+                <w:sz w:val="21"/>
+                <w:szCs w:val="21"/>
+                <w:lang w:eastAsia="zh-CN"/>
+              </w:rPr>
+              <w:t>{%tr endfor %}</w:t>
+            </w:r>
+          </w:p>
+        </w:tc>
+      </w:tr>
+    </w:tbl>
+    <w:p>
+      <w:pPr>
         <w:rPr>
           <w:rFonts w:hint="eastAsia" w:ascii="Times New Roman" w:hAnsi="Times New Roman" w:eastAsia="微软雅黑" w:cs="Times New Roman"/>
           <w:sz w:val="18"/>
           <w:szCs w:val="18"/>
-          <w:lang w:eastAsia="zh-CN"/>
-        </w:rPr>
-        <w:t>EGFR是原癌基因c-ERBB1的表达产物，是表皮生长因子受体（EGFR）家族的跨膜受体酪氨酸激酶之一。该蛋白由胞外的结合区、跨膜区及胞内区（包含酪氨酸激酶结构域）组成，通过与多种表皮生长因子结合，其自身发生二聚化并磷酸化，进而引发细胞内信号通路，影响细胞增殖等生物学过程。与EGFR相关的疾病包括肺癌、头颈部实体瘤、鳞状细胞癌、结直肠癌、鼻咽癌等。</w:t>
-      </w:r>
-    </w:p>
-    <w:p>
-      <w:pPr>
-        <w:keepNext/>
-        <w:spacing w:before="26"/>
-        <w:rPr>
-          <w:rFonts w:ascii="Times New Roman" w:hAnsi="Times New Roman" w:eastAsia="微软雅黑" w:cs="Times New Roman"/>
-          <w:bCs/>
-          <w:sz w:val="18"/>
-          <w:szCs w:val="18"/>
-          <w:lang w:eastAsia="zh-CN"/>
+          <w:lang w:val="en-US" w:eastAsia="zh-CN" w:bidi="ar"/>
         </w:rPr>
       </w:pPr>
-      <w:r>
-        <w:rPr>
-          <w:rFonts w:hint="eastAsia" w:ascii="Times New Roman" w:hAnsi="Times New Roman" w:eastAsia="微软雅黑" w:cs="Times New Roman"/>
-          <w:b/>
-          <w:bCs/>
-          <w:sz w:val="18"/>
-          <w:szCs w:val="18"/>
-          <w:lang w:eastAsia="zh-CN"/>
-        </w:rPr>
-        <w:t>信号通路说明：</w:t>
-      </w:r>
-      <w:r>
-        <w:rPr>
-          <w:rFonts w:hint="eastAsia" w:ascii="Times New Roman" w:hAnsi="Times New Roman" w:eastAsia="微软雅黑" w:cs="Times New Roman"/>
-          <w:sz w:val="18"/>
-          <w:szCs w:val="18"/>
-          <w:lang w:eastAsia="zh-CN"/>
-        </w:rPr>
-        <w:t>EGFR与配体结合后可引起PI3K-AKT-mTOR或RAS-RAF-MEK-ERK等信号通路活化，增强细胞活性并促进细胞增殖。</w:t>
-      </w:r>
-    </w:p>
-    <w:p>
-      <w:pPr>
-        <w:spacing w:line="400" w:lineRule="exact"/>
-        <w:rPr>
-          <w:rFonts w:hint="eastAsia" w:ascii="Times New Roman" w:hAnsi="Times New Roman" w:eastAsia="微软雅黑" w:cs="Times New Roman"/>
-          <w:sz w:val="18"/>
-          <w:szCs w:val="18"/>
-          <w:lang w:eastAsia="zh-CN"/>
-        </w:rPr>
-      </w:pPr>
-      <w:r>
-        <w:rPr>
-          <w:rFonts w:hint="eastAsia" w:ascii="Times New Roman" w:hAnsi="Times New Roman" w:eastAsia="微软雅黑" w:cs="Times New Roman"/>
-          <w:b/>
-          <w:bCs/>
-          <w:sz w:val="18"/>
-          <w:szCs w:val="18"/>
-          <w:lang w:eastAsia="zh-CN"/>
-        </w:rPr>
-        <w:t>突变说明：</w:t>
-      </w:r>
-      <w:r>
-        <w:rPr>
-          <w:rFonts w:hint="eastAsia" w:ascii="Times New Roman" w:hAnsi="Times New Roman" w:eastAsia="微软雅黑" w:cs="Times New Roman"/>
-          <w:sz w:val="18"/>
-          <w:szCs w:val="18"/>
-          <w:lang w:eastAsia="zh-CN"/>
-        </w:rPr>
-        <w:t>蛋白序列中第790位氨基酸苏氨酸（T）被氨基酸甲硫氨酸(M)替代。EGFR T790M位于EGFR蛋白激酶域ATP结合域内[PMID: 20026433]。T790M导致EGFR激酶活性增加，在培养中转化[PMID: 30952700]，T790M是经常发生的继发性体细胞突变，对可逆的EGFR激酶抑制剂产生耐药性[PMID: 17671201; PMID: 18227510; PMID: 20026433]。</w:t>
-      </w:r>
-    </w:p>
-    <w:p>
-      <w:pPr>
-        <w:keepNext/>
-        <w:spacing w:before="26" w:after="120" w:afterLines="50"/>
-        <w:rPr>
-          <w:rFonts w:ascii="Times New Roman" w:hAnsi="Times New Roman" w:eastAsia="微软雅黑" w:cs="Times New Roman"/>
-          <w:b/>
-          <w:color w:val="45A3A7"/>
-          <w:sz w:val="24"/>
-          <w:lang w:eastAsia="zh-CN"/>
-        </w:rPr>
-      </w:pPr>
-      <w:r>
-        <w:rPr>
-          <w:rFonts w:hint="eastAsia" w:ascii="Times New Roman" w:hAnsi="Times New Roman" w:eastAsia="微软雅黑" w:cs="Times New Roman"/>
-          <w:b/>
-          <w:bCs/>
-          <w:sz w:val="18"/>
-          <w:szCs w:val="18"/>
-          <w:lang w:eastAsia="zh-CN"/>
-        </w:rPr>
-        <w:t>潜在受益药物研究信息：</w:t>
-      </w:r>
-    </w:p>
-    <w:p>
-      <w:pPr>
-        <w:bidi w:val="0"/>
-        <w:ind w:firstLine="311" w:firstLineChars="0"/>
-        <w:jc w:val="left"/>
-        <w:rPr>
-          <w:rFonts w:hint="eastAsia" w:ascii="Times New Roman" w:hAnsi="Times New Roman" w:eastAsia="微软雅黑" w:cs="Times New Roman"/>
-          <w:sz w:val="18"/>
-          <w:szCs w:val="18"/>
-          <w:lang w:eastAsia="zh-Hans" w:bidi="ar"/>
-        </w:rPr>
-      </w:pPr>
-      <w:r>
-        <w:rPr>
-          <w:rFonts w:ascii="Times New Roman" w:hAnsi="Times New Roman" w:eastAsia="微软雅黑" w:cs="Times New Roman"/>
-          <w:sz w:val="18"/>
-          <w:szCs w:val="18"/>
-          <w:lang w:eastAsia="zh-CN" w:bidi="ar"/>
-        </w:rPr>
-        <w:t>EGFR T790M</w:t>
-      </w:r>
-      <w:r>
-        <w:rPr>
-          <w:rFonts w:hint="eastAsia" w:ascii="Times New Roman" w:hAnsi="Times New Roman" w:eastAsia="微软雅黑" w:cs="Times New Roman"/>
-          <w:sz w:val="18"/>
-          <w:szCs w:val="18"/>
-          <w:lang w:eastAsia="zh-CN" w:bidi="ar"/>
-        </w:rPr>
-        <w:t>对</w:t>
-      </w:r>
-      <w:r>
-        <w:rPr>
-          <w:rFonts w:ascii="Times New Roman" w:hAnsi="Times New Roman" w:eastAsia="微软雅黑" w:cs="Times New Roman"/>
-          <w:sz w:val="18"/>
-          <w:szCs w:val="18"/>
-          <w:lang w:eastAsia="zh-CN" w:bidi="ar"/>
-        </w:rPr>
-        <w:t>EGFR TKIs</w:t>
-      </w:r>
-      <w:r>
-        <w:rPr>
-          <w:rFonts w:hint="eastAsia" w:ascii="Times New Roman" w:hAnsi="Times New Roman" w:eastAsia="微软雅黑" w:cs="Times New Roman"/>
-          <w:sz w:val="18"/>
-          <w:szCs w:val="18"/>
-          <w:lang w:eastAsia="zh-CN" w:bidi="ar"/>
-        </w:rPr>
-        <w:t>产生耐药性，但</w:t>
-      </w:r>
-      <w:r>
-        <w:rPr>
-          <w:rFonts w:ascii="Times New Roman" w:hAnsi="Times New Roman" w:eastAsia="微软雅黑" w:cs="Times New Roman"/>
-          <w:sz w:val="18"/>
-          <w:szCs w:val="18"/>
-          <w:lang w:eastAsia="zh-CN" w:bidi="ar"/>
-        </w:rPr>
-        <w:t>EGFR T790M</w:t>
-      </w:r>
-      <w:r>
-        <w:rPr>
-          <w:rFonts w:hint="eastAsia" w:ascii="Times New Roman" w:hAnsi="Times New Roman" w:eastAsia="微软雅黑" w:cs="Times New Roman"/>
-          <w:sz w:val="18"/>
-          <w:szCs w:val="18"/>
-          <w:lang w:eastAsia="zh-CN" w:bidi="ar"/>
-        </w:rPr>
-        <w:t>对</w:t>
-      </w:r>
-      <w:r>
-        <w:rPr>
-          <w:rFonts w:ascii="Times New Roman" w:hAnsi="Times New Roman" w:eastAsia="微软雅黑" w:cs="Times New Roman"/>
-          <w:sz w:val="18"/>
-          <w:szCs w:val="18"/>
-          <w:lang w:eastAsia="zh-CN" w:bidi="ar"/>
-        </w:rPr>
-        <w:t>EGFR TKIs</w:t>
-      </w:r>
-      <w:r>
-        <w:rPr>
-          <w:rFonts w:hint="eastAsia" w:ascii="Times New Roman" w:hAnsi="Times New Roman" w:eastAsia="微软雅黑" w:cs="Times New Roman"/>
-          <w:sz w:val="18"/>
-          <w:szCs w:val="18"/>
-          <w:lang w:eastAsia="zh-CN" w:bidi="ar"/>
-        </w:rPr>
-        <w:t>（奥希替尼</w:t>
-      </w:r>
-      <w:r>
-        <w:rPr>
-          <w:rFonts w:ascii="Times New Roman" w:hAnsi="Times New Roman" w:eastAsia="微软雅黑" w:cs="Times New Roman"/>
-          <w:sz w:val="18"/>
-          <w:szCs w:val="18"/>
-          <w:lang w:eastAsia="zh-CN" w:bidi="ar"/>
-        </w:rPr>
-        <w:t>[PMID: 29151359]</w:t>
-      </w:r>
-      <w:r>
-        <w:rPr>
-          <w:rFonts w:hint="eastAsia" w:ascii="Times New Roman" w:hAnsi="Times New Roman" w:eastAsia="微软雅黑" w:cs="Times New Roman"/>
-          <w:sz w:val="18"/>
-          <w:szCs w:val="18"/>
-          <w:lang w:eastAsia="zh-CN" w:bidi="ar"/>
-        </w:rPr>
-        <w:t>、阿美替尼</w:t>
-      </w:r>
-      <w:r>
-        <w:rPr>
-          <w:rFonts w:ascii="Times New Roman" w:hAnsi="Times New Roman" w:eastAsia="微软雅黑" w:cs="Times New Roman"/>
-          <w:sz w:val="18"/>
-          <w:szCs w:val="18"/>
-          <w:lang w:eastAsia="zh-CN" w:bidi="ar"/>
-        </w:rPr>
-        <w:t>[PMID: 32916310]</w:t>
-      </w:r>
-      <w:r>
-        <w:rPr>
-          <w:rFonts w:hint="eastAsia" w:ascii="Times New Roman" w:hAnsi="Times New Roman" w:eastAsia="微软雅黑" w:cs="Times New Roman"/>
-          <w:sz w:val="18"/>
-          <w:szCs w:val="18"/>
-          <w:lang w:eastAsia="zh-CN" w:bidi="ar"/>
-        </w:rPr>
-        <w:t>、伏美替尼</w:t>
-      </w:r>
-      <w:r>
-        <w:rPr>
-          <w:rFonts w:ascii="Times New Roman" w:hAnsi="Times New Roman" w:eastAsia="微软雅黑" w:cs="Times New Roman"/>
-          <w:sz w:val="18"/>
-          <w:szCs w:val="18"/>
-          <w:lang w:eastAsia="zh-CN" w:bidi="ar"/>
-        </w:rPr>
-        <w:t>[J Clin Oncol. 2020; 38(suppl 15): abstr 9602]</w:t>
-      </w:r>
-      <w:r>
-        <w:rPr>
-          <w:rFonts w:hint="eastAsia" w:ascii="Times New Roman" w:hAnsi="Times New Roman" w:eastAsia="微软雅黑" w:cs="Times New Roman"/>
-          <w:sz w:val="18"/>
-          <w:szCs w:val="18"/>
-          <w:lang w:eastAsia="zh-CN" w:bidi="ar"/>
-        </w:rPr>
-        <w:t>）敏感</w:t>
-      </w:r>
-      <w:r>
-        <w:rPr>
-          <w:rFonts w:hint="eastAsia" w:ascii="Times New Roman" w:hAnsi="Times New Roman" w:eastAsia="微软雅黑" w:cs="Times New Roman"/>
-          <w:sz w:val="18"/>
-          <w:szCs w:val="18"/>
-          <w:lang w:eastAsia="zh-Hans" w:bidi="ar"/>
-        </w:rPr>
-        <w:t>。</w:t>
-      </w:r>
-    </w:p>
-    <w:p>
-      <w:pPr>
-        <w:bidi w:val="0"/>
-        <w:ind w:firstLine="311" w:firstLineChars="0"/>
-        <w:jc w:val="left"/>
-        <w:rPr>
-          <w:rFonts w:hint="eastAsia" w:ascii="Times New Roman" w:hAnsi="Times New Roman" w:eastAsia="微软雅黑" w:cs="Times New Roman"/>
-          <w:b w:val="0"/>
-          <w:bCs w:val="0"/>
-          <w:sz w:val="18"/>
-          <w:szCs w:val="18"/>
-          <w:lang w:eastAsia="zh-CN"/>
-        </w:rPr>
-      </w:pPr>
-      <w:r>
-        <w:rPr>
-          <w:rFonts w:hint="eastAsia" w:ascii="Times New Roman" w:hAnsi="Times New Roman" w:eastAsia="微软雅黑" w:cs="Times New Roman"/>
-          <w:b w:val="0"/>
-          <w:bCs w:val="0"/>
-          <w:sz w:val="18"/>
-          <w:szCs w:val="18"/>
-          <w:lang w:eastAsia="zh-CN"/>
-        </w:rPr>
-        <w:t>FDA批准</w:t>
-      </w:r>
-      <w:r>
-        <w:rPr>
-          <w:rFonts w:ascii="Times New Roman" w:hAnsi="Times New Roman" w:eastAsia="微软雅黑" w:cs="Times New Roman"/>
-          <w:b w:val="0"/>
-          <w:bCs w:val="0"/>
-          <w:sz w:val="18"/>
-          <w:szCs w:val="18"/>
-        </w:rPr>
-        <w:t>奥希替尼</w:t>
-      </w:r>
-      <w:r>
-        <w:rPr>
-          <w:rFonts w:hint="eastAsia" w:ascii="Times New Roman" w:hAnsi="Times New Roman" w:eastAsia="微软雅黑" w:cs="Times New Roman"/>
-          <w:b w:val="0"/>
-          <w:bCs w:val="0"/>
-          <w:sz w:val="18"/>
-          <w:szCs w:val="18"/>
-          <w:lang w:val="en-US" w:eastAsia="zh-Hans"/>
-        </w:rPr>
-        <w:t>用于</w:t>
-      </w:r>
-      <w:r>
-        <w:rPr>
-          <w:rFonts w:hint="eastAsia" w:ascii="Times New Roman" w:hAnsi="Times New Roman" w:eastAsia="微软雅黑" w:cs="Times New Roman"/>
-          <w:b w:val="0"/>
-          <w:bCs w:val="0"/>
-          <w:sz w:val="18"/>
-          <w:szCs w:val="18"/>
-          <w:lang w:eastAsia="zh-CN"/>
-        </w:rPr>
-        <w:t>治疗转移性EGFR T790M突变阳性非小细胞肺癌，其疾病在EGFR TKI治疗中或治疗后进展；NMPA批准</w:t>
-      </w:r>
-      <w:r>
-        <w:rPr>
-          <w:rFonts w:ascii="Times New Roman" w:hAnsi="Times New Roman" w:eastAsia="微软雅黑" w:cs="Times New Roman"/>
-          <w:b w:val="0"/>
-          <w:bCs w:val="0"/>
-          <w:sz w:val="18"/>
-          <w:szCs w:val="18"/>
-        </w:rPr>
-        <w:t>奥希替尼</w:t>
-      </w:r>
-      <w:r>
-        <w:rPr>
-          <w:rFonts w:hint="eastAsia" w:ascii="Times New Roman" w:hAnsi="Times New Roman" w:eastAsia="微软雅黑" w:cs="Times New Roman"/>
-          <w:b w:val="0"/>
-          <w:bCs w:val="0"/>
-          <w:sz w:val="18"/>
-          <w:szCs w:val="18"/>
-          <w:lang w:eastAsia="zh-CN"/>
-        </w:rPr>
-        <w:t>既往经表皮生长因子受体（EGFR）酪氨酸激酶抑制剂（TKI）治疗时或治疗后出现疾病进展，并且经检测确认存在EGFR T790M突变阳性的局部晚期或转移性非小细胞性肺癌（NSCLC）成人患者的治疗。</w:t>
-      </w:r>
-    </w:p>
-    <w:p>
-      <w:pPr>
-        <w:bidi w:val="0"/>
-        <w:ind w:firstLine="311" w:firstLineChars="0"/>
-        <w:jc w:val="left"/>
-        <w:rPr>
-          <w:rFonts w:hint="eastAsia" w:ascii="Times New Roman" w:hAnsi="Times New Roman" w:eastAsia="微软雅黑" w:cs="Times New Roman"/>
-          <w:b w:val="0"/>
-          <w:bCs w:val="0"/>
-          <w:sz w:val="18"/>
-          <w:szCs w:val="18"/>
-          <w:lang w:eastAsia="zh-CN"/>
-        </w:rPr>
-      </w:pPr>
-      <w:r>
-        <w:rPr>
-          <w:rFonts w:hint="eastAsia" w:ascii="Times New Roman" w:hAnsi="Times New Roman" w:eastAsia="微软雅黑" w:cs="Times New Roman"/>
-          <w:b w:val="0"/>
-          <w:bCs w:val="0"/>
-          <w:sz w:val="18"/>
-          <w:szCs w:val="18"/>
-          <w:lang w:eastAsia="zh-CN"/>
-        </w:rPr>
-        <w:t>NMPA批准</w:t>
-      </w:r>
-      <w:r>
-        <w:rPr>
-          <w:rFonts w:hint="eastAsia" w:ascii="Times New Roman" w:hAnsi="Times New Roman" w:eastAsia="微软雅黑" w:cs="Times New Roman"/>
-          <w:b w:val="0"/>
-          <w:bCs w:val="0"/>
-          <w:sz w:val="18"/>
-          <w:szCs w:val="18"/>
-          <w:lang w:val="en-US" w:eastAsia="zh-Hans"/>
-        </w:rPr>
-        <w:t>阿美替尼</w:t>
-      </w:r>
-      <w:r>
-        <w:rPr>
-          <w:rFonts w:hint="eastAsia" w:ascii="Times New Roman" w:hAnsi="Times New Roman" w:eastAsia="微软雅黑" w:cs="Times New Roman"/>
-          <w:b w:val="0"/>
-          <w:bCs w:val="0"/>
-          <w:sz w:val="18"/>
-          <w:szCs w:val="18"/>
-          <w:lang w:eastAsia="zh-CN"/>
-        </w:rPr>
-        <w:t>用于治疗既往经表皮生长因子受体（EGFR）酪氨酸激酶抑制剂（TKI）治疗进展，且T790M突变阳性的局部晚期或转移性非小细胞肺癌（NSCLC）成人患者。</w:t>
-      </w:r>
-    </w:p>
-    <w:p>
-      <w:pPr>
-        <w:bidi w:val="0"/>
-        <w:ind w:firstLine="311" w:firstLineChars="0"/>
-        <w:jc w:val="left"/>
-        <w:rPr>
-          <w:rFonts w:hint="eastAsia" w:ascii="Times New Roman" w:hAnsi="Times New Roman" w:eastAsia="微软雅黑" w:cs="Times New Roman"/>
-          <w:b w:val="0"/>
-          <w:bCs w:val="0"/>
-          <w:sz w:val="18"/>
-          <w:szCs w:val="18"/>
-          <w:lang w:val="en-US" w:eastAsia="zh-Hans"/>
-        </w:rPr>
-      </w:pPr>
-      <w:r>
-        <w:rPr>
-          <w:rFonts w:hint="eastAsia" w:ascii="Times New Roman" w:hAnsi="Times New Roman" w:eastAsia="微软雅黑" w:cs="Times New Roman"/>
-          <w:b w:val="0"/>
-          <w:bCs w:val="0"/>
-          <w:sz w:val="18"/>
-          <w:szCs w:val="18"/>
-          <w:lang w:eastAsia="zh-CN"/>
-        </w:rPr>
-        <w:t>NMPA批准</w:t>
-      </w:r>
-      <w:r>
-        <w:rPr>
-          <w:rFonts w:hint="eastAsia" w:ascii="Times New Roman" w:hAnsi="Times New Roman" w:eastAsia="微软雅黑" w:cs="Times New Roman"/>
-          <w:b w:val="0"/>
-          <w:bCs w:val="0"/>
-          <w:sz w:val="18"/>
-          <w:szCs w:val="18"/>
-          <w:lang w:val="en-US" w:eastAsia="zh-Hans"/>
-        </w:rPr>
-        <w:t>伏美替尼用于</w:t>
-      </w:r>
-      <w:r>
-        <w:rPr>
-          <w:rFonts w:hint="eastAsia" w:ascii="Times New Roman" w:hAnsi="Times New Roman" w:eastAsia="微软雅黑" w:cs="Times New Roman"/>
-          <w:b w:val="0"/>
-          <w:bCs w:val="0"/>
-          <w:sz w:val="18"/>
-          <w:szCs w:val="18"/>
-          <w:lang w:eastAsia="zh-CN"/>
-        </w:rPr>
-        <w:t>既往经表皮生长因子受体（EGFR）酪氨酸激酶抑制剂（TKI）治疗时或治疗后出现疾病进展，并且经检测确认存在EGFR T790M突变阳性的局部晚期或转移性非小细胞性肺癌（NSCLC）成人患者的治疗。</w:t>
-      </w:r>
-    </w:p>
-    <w:p>
-      <w:pPr>
-        <w:spacing w:line="400" w:lineRule="exact"/>
-        <w:rPr>
-          <w:rFonts w:hint="eastAsia" w:ascii="Times New Roman" w:hAnsi="Times New Roman" w:eastAsia="微软雅黑" w:cs="Times New Roman"/>
-          <w:b/>
-          <w:bCs/>
-          <w:sz w:val="18"/>
-          <w:szCs w:val="18"/>
-          <w:lang w:eastAsia="zh-CN"/>
-        </w:rPr>
-      </w:pPr>
-      <w:r>
-        <w:rPr>
-          <w:rFonts w:hint="eastAsia" w:ascii="Times New Roman" w:hAnsi="Times New Roman" w:eastAsia="微软雅黑" w:cs="Times New Roman"/>
-          <w:b/>
-          <w:bCs/>
-          <w:sz w:val="18"/>
-          <w:szCs w:val="18"/>
-          <w:lang w:eastAsia="zh-CN"/>
-        </w:rPr>
-        <w:t>潜在耐药研究信息：</w:t>
-      </w:r>
-    </w:p>
-    <w:p>
-      <w:pPr>
-        <w:bidi w:val="0"/>
-        <w:ind w:firstLine="311" w:firstLineChars="0"/>
-        <w:jc w:val="left"/>
-        <w:rPr>
-          <w:rFonts w:ascii="Times New Roman" w:hAnsi="Times New Roman" w:eastAsia="微软雅黑" w:cs="微软雅黑"/>
-          <w:sz w:val="24"/>
-        </w:rPr>
-      </w:pPr>
-      <w:r>
-        <w:rPr>
-          <w:rFonts w:hint="eastAsia" w:ascii="Times New Roman" w:hAnsi="Times New Roman" w:eastAsia="微软雅黑" w:cs="Times New Roman"/>
-          <w:sz w:val="18"/>
-          <w:szCs w:val="18"/>
-          <w:lang w:eastAsia="zh-CN" w:bidi="ar"/>
-        </w:rPr>
-        <w:t>NCCN指南指出，EGFR T790M与EGFR TKI获得性耐药相关[NCCN_Non-Small Cell Lung Cancer_2021_V5]</w:t>
-      </w:r>
-      <w:r>
-        <w:rPr>
-          <w:rFonts w:hint="eastAsia" w:ascii="Times New Roman" w:hAnsi="Times New Roman" w:eastAsia="微软雅黑" w:cs="Times New Roman"/>
-          <w:sz w:val="18"/>
-          <w:szCs w:val="18"/>
-          <w:lang w:eastAsia="zh-Hans" w:bidi="ar"/>
-        </w:rPr>
-        <w:t>，</w:t>
-      </w:r>
-      <w:r>
-        <w:rPr>
-          <w:rFonts w:hint="eastAsia" w:ascii="Times New Roman" w:hAnsi="Times New Roman" w:eastAsia="微软雅黑" w:cs="Times New Roman"/>
-          <w:sz w:val="18"/>
-          <w:szCs w:val="18"/>
-          <w:lang w:val="en-US" w:eastAsia="zh-Hans" w:bidi="ar"/>
-        </w:rPr>
-        <w:t>在非小细胞肺癌中耐药</w:t>
-      </w:r>
-      <w:r>
-        <w:rPr>
-          <w:rFonts w:hint="eastAsia" w:ascii="Times New Roman" w:hAnsi="Times New Roman" w:eastAsia="微软雅黑" w:cs="Times New Roman"/>
-          <w:sz w:val="18"/>
-          <w:szCs w:val="18"/>
-          <w:lang w:val="en-US" w:eastAsia="zh-Hans"/>
-        </w:rPr>
-        <w:t>相关药物包含：吉非替尼、厄洛替尼、阿法替尼、埃克替尼、达可替尼。</w:t>
-      </w:r>
     </w:p>
     <w:sectPr>
       <w:pgSz w:w="11906" w:h="16838"/>
       <w:pgMar w:top="720" w:right="720" w:bottom="720" w:left="720" w:header="851" w:footer="992" w:gutter="0"/>
-      <w:cols w:space="425" w:num="1"/>
-      <w:docGrid w:type="lines" w:linePitch="312" w:charSpace="0"/>
+      <w:cols w:space="0" w:num="1"/>
+      <w:rtlGutter w:val="0"/>
+      <w:docGrid w:linePitch="312" w:charSpace="0"/>
     </w:sectPr>
   </w:body>
 </w:document>
@@ -3027,6 +7831,120 @@
     </w:lvl>
   </w:abstractNum>
   <w:abstractNum w:abstractNumId="3">
+    <w:nsid w:val="64416983"/>
+    <w:multiLevelType w:val="multilevel"/>
+    <w:tmpl w:val="64416983"/>
+    <w:lvl w:ilvl="0" w:tentative="0">
+      <w:start w:val="1"/>
+      <w:numFmt w:val="bullet"/>
+      <w:pStyle w:val="3"/>
+      <w:lvlText w:val=""/>
+      <w:lvlJc w:val="left"/>
+      <w:pPr>
+        <w:ind w:left="832" w:hanging="420"/>
+      </w:pPr>
+      <w:rPr>
+        <w:rFonts w:hint="default" w:ascii="Wingdings" w:hAnsi="Wingdings"/>
+      </w:rPr>
+    </w:lvl>
+    <w:lvl w:ilvl="1" w:tentative="0">
+      <w:start w:val="1"/>
+      <w:numFmt w:val="bullet"/>
+      <w:lvlText w:val=""/>
+      <w:lvlJc w:val="left"/>
+      <w:pPr>
+        <w:ind w:left="1252" w:hanging="420"/>
+      </w:pPr>
+      <w:rPr>
+        <w:rFonts w:hint="default" w:ascii="Wingdings" w:hAnsi="Wingdings"/>
+      </w:rPr>
+    </w:lvl>
+    <w:lvl w:ilvl="2" w:tentative="0">
+      <w:start w:val="1"/>
+      <w:numFmt w:val="bullet"/>
+      <w:lvlText w:val=""/>
+      <w:lvlJc w:val="left"/>
+      <w:pPr>
+        <w:ind w:left="1672" w:hanging="420"/>
+      </w:pPr>
+      <w:rPr>
+        <w:rFonts w:hint="default" w:ascii="Wingdings" w:hAnsi="Wingdings"/>
+      </w:rPr>
+    </w:lvl>
+    <w:lvl w:ilvl="3" w:tentative="0">
+      <w:start w:val="1"/>
+      <w:numFmt w:val="bullet"/>
+      <w:lvlText w:val=""/>
+      <w:lvlJc w:val="left"/>
+      <w:pPr>
+        <w:ind w:left="2092" w:hanging="420"/>
+      </w:pPr>
+      <w:rPr>
+        <w:rFonts w:hint="default" w:ascii="Wingdings" w:hAnsi="Wingdings"/>
+      </w:rPr>
+    </w:lvl>
+    <w:lvl w:ilvl="4" w:tentative="0">
+      <w:start w:val="1"/>
+      <w:numFmt w:val="bullet"/>
+      <w:lvlText w:val=""/>
+      <w:lvlJc w:val="left"/>
+      <w:pPr>
+        <w:ind w:left="2512" w:hanging="420"/>
+      </w:pPr>
+      <w:rPr>
+        <w:rFonts w:hint="default" w:ascii="Wingdings" w:hAnsi="Wingdings"/>
+      </w:rPr>
+    </w:lvl>
+    <w:lvl w:ilvl="5" w:tentative="0">
+      <w:start w:val="1"/>
+      <w:numFmt w:val="bullet"/>
+      <w:lvlText w:val=""/>
+      <w:lvlJc w:val="left"/>
+      <w:pPr>
+        <w:ind w:left="2932" w:hanging="420"/>
+      </w:pPr>
+      <w:rPr>
+        <w:rFonts w:hint="default" w:ascii="Wingdings" w:hAnsi="Wingdings"/>
+      </w:rPr>
+    </w:lvl>
+    <w:lvl w:ilvl="6" w:tentative="0">
+      <w:start w:val="1"/>
+      <w:numFmt w:val="bullet"/>
+      <w:lvlText w:val=""/>
+      <w:lvlJc w:val="left"/>
+      <w:pPr>
+        <w:ind w:left="3352" w:hanging="420"/>
+      </w:pPr>
+      <w:rPr>
+        <w:rFonts w:hint="default" w:ascii="Wingdings" w:hAnsi="Wingdings"/>
+      </w:rPr>
+    </w:lvl>
+    <w:lvl w:ilvl="7" w:tentative="0">
+      <w:start w:val="1"/>
+      <w:numFmt w:val="bullet"/>
+      <w:lvlText w:val=""/>
+      <w:lvlJc w:val="left"/>
+      <w:pPr>
+        <w:ind w:left="3772" w:hanging="420"/>
+      </w:pPr>
+      <w:rPr>
+        <w:rFonts w:hint="default" w:ascii="Wingdings" w:hAnsi="Wingdings"/>
+      </w:rPr>
+    </w:lvl>
+    <w:lvl w:ilvl="8" w:tentative="0">
+      <w:start w:val="1"/>
+      <w:numFmt w:val="bullet"/>
+      <w:lvlText w:val=""/>
+      <w:lvlJc w:val="left"/>
+      <w:pPr>
+        <w:ind w:left="4192" w:hanging="420"/>
+      </w:pPr>
+      <w:rPr>
+        <w:rFonts w:hint="default" w:ascii="Wingdings" w:hAnsi="Wingdings"/>
+      </w:rPr>
+    </w:lvl>
+  </w:abstractNum>
+  <w:abstractNum w:abstractNumId="4">
     <w:nsid w:val="746B1D0F"/>
     <w:multiLevelType w:val="singleLevel"/>
     <w:tmpl w:val="746B1D0F"/>
@@ -3047,13 +7965,16 @@
     <w:abstractNumId w:val="2"/>
   </w:num>
   <w:num w:numId="2">
+    <w:abstractNumId w:val="3"/>
+  </w:num>
+  <w:num w:numId="3">
     <w:abstractNumId w:val="1"/>
   </w:num>
-  <w:num w:numId="3">
+  <w:num w:numId="4">
     <w:abstractNumId w:val="0"/>
   </w:num>
-  <w:num w:numId="4">
-    <w:abstractNumId w:val="3"/>
+  <w:num w:numId="5">
+    <w:abstractNumId w:val="4"/>
   </w:num>
 </w:numbering>
 </file>
@@ -3071,7 +7992,7 @@
   <w:latentStyles w:count="260" w:defQFormat="0" w:defUnhideWhenUsed="1" w:defSemiHidden="1" w:defUIPriority="99" w:defLockedState="0">
     <w:lsdException w:qFormat="1" w:unhideWhenUsed="0" w:uiPriority="0" w:semiHidden="0" w:name="Normal"/>
     <w:lsdException w:qFormat="1" w:unhideWhenUsed="0" w:uiPriority="1" w:semiHidden="0" w:name="heading 1"/>
-    <w:lsdException w:qFormat="1" w:uiPriority="9" w:name="heading 2"/>
+    <w:lsdException w:qFormat="1" w:unhideWhenUsed="0" w:uiPriority="1" w:semiHidden="0" w:name="heading 2"/>
     <w:lsdException w:qFormat="1" w:uiPriority="9" w:name="heading 3"/>
     <w:lsdException w:qFormat="1" w:uiPriority="9" w:name="heading 4"/>
     <w:lsdException w:qFormat="1" w:uiPriority="9" w:name="heading 5"/>
@@ -3161,7 +8082,7 @@
     <w:lsdException w:uiPriority="99" w:name="Document Map"/>
     <w:lsdException w:uiPriority="99" w:name="Plain Text"/>
     <w:lsdException w:uiPriority="99" w:name="E-mail Signature"/>
-    <w:lsdException w:uiPriority="99" w:semiHidden="0" w:name="Normal (Web)"/>
+    <w:lsdException w:qFormat="1" w:uiPriority="99" w:semiHidden="0" w:name="Normal (Web)"/>
     <w:lsdException w:uiPriority="99" w:name="HTML Acronym"/>
     <w:lsdException w:uiPriority="99" w:name="HTML Address"/>
     <w:lsdException w:uiPriority="99" w:name="HTML Cite"/>
@@ -3334,6 +8255,7 @@
   </w:style>
   <w:style w:type="paragraph" w:styleId="2">
     <w:name w:val="heading 1"/>
+    <w:basedOn w:val="1"/>
     <w:next w:val="1"/>
     <w:qFormat/>
     <w:uiPriority w:val="1"/>
@@ -3356,14 +8278,37 @@
       <w:lang w:val="en-US" w:eastAsia="zh-CN" w:bidi="ar-SA"/>
     </w:rPr>
   </w:style>
-  <w:style w:type="character" w:default="1" w:styleId="8">
+  <w:style w:type="paragraph" w:styleId="3">
+    <w:name w:val="heading 2"/>
+    <w:basedOn w:val="1"/>
+    <w:next w:val="1"/>
+    <w:qFormat/>
+    <w:uiPriority w:val="1"/>
+    <w:pPr>
+      <w:numPr>
+        <w:ilvl w:val="0"/>
+        <w:numId w:val="2"/>
+      </w:numPr>
+      <w:jc w:val="center"/>
+      <w:outlineLvl w:val="1"/>
+    </w:pPr>
+    <w:rPr>
+      <w:rFonts w:ascii="Times New Roman" w:hAnsi="Times New Roman" w:eastAsia="微软雅黑" w:cs="黑体"/>
+      <w:b/>
+      <w:bCs/>
+      <w:color w:val="62B541"/>
+      <w:sz w:val="30"/>
+      <w:szCs w:val="30"/>
+    </w:rPr>
+  </w:style>
+  <w:style w:type="character" w:default="1" w:styleId="9">
     <w:name w:val="Default Paragraph Font"/>
     <w:semiHidden/>
     <w:unhideWhenUsed/>
     <w:qFormat/>
     <w:uiPriority w:val="1"/>
   </w:style>
-  <w:style w:type="table" w:default="1" w:styleId="6">
+  <w:style w:type="table" w:default="1" w:styleId="7">
     <w:name w:val="Normal Table"/>
     <w:semiHidden/>
     <w:unhideWhenUsed/>
@@ -3378,10 +8323,10 @@
       </w:tblCellMar>
     </w:tblPr>
   </w:style>
-  <w:style w:type="paragraph" w:styleId="3">
+  <w:style w:type="paragraph" w:styleId="4">
     <w:name w:val="footer"/>
     <w:basedOn w:val="1"/>
-    <w:link w:val="10"/>
+    <w:link w:val="11"/>
     <w:unhideWhenUsed/>
     <w:qFormat/>
     <w:uiPriority w:val="99"/>
@@ -3397,10 +8342,10 @@
       <w:szCs w:val="18"/>
     </w:rPr>
   </w:style>
-  <w:style w:type="paragraph" w:styleId="4">
+  <w:style w:type="paragraph" w:styleId="5">
     <w:name w:val="header"/>
     <w:basedOn w:val="1"/>
-    <w:link w:val="9"/>
+    <w:link w:val="10"/>
     <w:unhideWhenUsed/>
     <w:qFormat/>
     <w:uiPriority w:val="99"/>
@@ -3420,10 +8365,11 @@
       <w:szCs w:val="18"/>
     </w:rPr>
   </w:style>
-  <w:style w:type="paragraph" w:styleId="5">
+  <w:style w:type="paragraph" w:styleId="6">
     <w:name w:val="Normal (Web)"/>
     <w:basedOn w:val="1"/>
     <w:unhideWhenUsed/>
+    <w:qFormat/>
     <w:uiPriority w:val="99"/>
     <w:pPr>
       <w:spacing w:before="100" w:beforeAutospacing="1" w:after="100" w:afterAutospacing="1" w:line="240" w:lineRule="auto"/>
@@ -3434,9 +8380,9 @@
       <w:szCs w:val="24"/>
     </w:rPr>
   </w:style>
-  <w:style w:type="table" w:styleId="7">
+  <w:style w:type="table" w:styleId="8">
     <w:name w:val="Table Grid"/>
-    <w:basedOn w:val="6"/>
+    <w:basedOn w:val="7"/>
     <w:qFormat/>
     <w:uiPriority w:val="39"/>
     <w:tblPr>
@@ -3456,9 +8402,20 @@
       </w:tblCellMar>
     </w:tblPr>
   </w:style>
-  <w:style w:type="character" w:customStyle="1" w:styleId="9">
+  <w:style w:type="character" w:customStyle="1" w:styleId="10">
     <w:name w:val="页眉 Char"/>
-    <w:basedOn w:val="8"/>
+    <w:basedOn w:val="9"/>
+    <w:link w:val="5"/>
+    <w:qFormat/>
+    <w:uiPriority w:val="99"/>
+    <w:rPr>
+      <w:sz w:val="18"/>
+      <w:szCs w:val="18"/>
+    </w:rPr>
+  </w:style>
+  <w:style w:type="character" w:customStyle="1" w:styleId="11">
+    <w:name w:val="页脚 Char"/>
+    <w:basedOn w:val="9"/>
     <w:link w:val="4"/>
     <w:qFormat/>
     <w:uiPriority w:val="99"/>
@@ -3467,18 +8424,7 @@
       <w:szCs w:val="18"/>
     </w:rPr>
   </w:style>
-  <w:style w:type="character" w:customStyle="1" w:styleId="10">
-    <w:name w:val="页脚 Char"/>
-    <w:basedOn w:val="8"/>
-    <w:link w:val="3"/>
-    <w:qFormat/>
-    <w:uiPriority w:val="99"/>
-    <w:rPr>
-      <w:sz w:val="18"/>
-      <w:szCs w:val="18"/>
-    </w:rPr>
-  </w:style>
-  <w:style w:type="paragraph" w:customStyle="1" w:styleId="11">
+  <w:style w:type="paragraph" w:customStyle="1" w:styleId="12">
     <w:name w:val="Table Paragraph"/>
     <w:basedOn w:val="1"/>
     <w:qFormat/>
@@ -3751,9 +8697,7 @@
 
 <file path=customXml/item1.xml><?xml version="1.0" encoding="utf-8"?>
 <s:customData xmlns="http://www.wps.cn/officeDocument/2013/wpsCustomData" xmlns:s="http://www.wps.cn/officeDocument/2013/wpsCustomData">
-  <customSectProps>
-    <customSectPr/>
-  </customSectProps>
+  <customSectProps/>
   <customShpExts>
     <customShpInfo spid="_x0000_s1026" textRotate="1"/>
   </customShpExts>

--- a/WebContent/docx/EGFR_T790M基因检测报告模板.docx
+++ b/WebContent/docx/EGFR_T790M基因检测报告模板.docx
@@ -387,8 +387,8 @@
     <w:tbl>
       <w:tblPr>
         <w:tblStyle w:val="7"/>
-        <w:tblW w:w="4850" w:type="pct"/>
-        <w:tblInd w:w="159" w:type="dxa"/>
+        <w:tblW w:w="5000" w:type="pct"/>
+        <w:jc w:val="center"/>
         <w:tblBorders>
           <w:top w:val="single" w:color="auto" w:sz="12" w:space="0"/>
           <w:left w:val="none" w:color="auto" w:sz="0" w:space="0"/>
@@ -406,9 +406,9 @@
         </w:tblCellMar>
       </w:tblPr>
       <w:tblGrid>
-        <w:gridCol w:w="3392"/>
-        <w:gridCol w:w="3489"/>
-        <w:gridCol w:w="3481"/>
+        <w:gridCol w:w="3219"/>
+        <w:gridCol w:w="3408"/>
+        <w:gridCol w:w="3455"/>
       </w:tblGrid>
       <w:tr>
         <w:tblPrEx>
@@ -430,10 +430,11 @@
         <w:trPr>
           <w:cantSplit/>
           <w:trHeight w:val="454" w:hRule="atLeast"/>
+          <w:jc w:val="center"/>
         </w:trPr>
         <w:tc>
           <w:tcPr>
-            <w:tcW w:w="1636" w:type="pct"/>
+            <w:tcW w:w="1596" w:type="pct"/>
             <w:tcBorders>
               <w:tl2br w:val="nil"/>
               <w:tr2bl w:val="nil"/>
@@ -479,7 +480,7 @@
         </w:tc>
         <w:tc>
           <w:tcPr>
-            <w:tcW w:w="1683" w:type="pct"/>
+            <w:tcW w:w="1690" w:type="pct"/>
             <w:tcBorders>
               <w:tl2br w:val="nil"/>
               <w:tr2bl w:val="nil"/>
@@ -525,7 +526,7 @@
         </w:tc>
         <w:tc>
           <w:tcPr>
-            <w:tcW w:w="1679" w:type="pct"/>
+            <w:tcW w:w="1713" w:type="pct"/>
             <w:tcBorders>
               <w:tl2br w:val="nil"/>
               <w:tr2bl w:val="nil"/>
@@ -590,10 +591,11 @@
         <w:trPr>
           <w:cantSplit/>
           <w:trHeight w:val="454" w:hRule="atLeast"/>
+          <w:jc w:val="center"/>
         </w:trPr>
         <w:tc>
           <w:tcPr>
-            <w:tcW w:w="1636" w:type="pct"/>
+            <w:tcW w:w="1596" w:type="pct"/>
             <w:tcBorders>
               <w:tl2br w:val="nil"/>
               <w:tr2bl w:val="nil"/>
@@ -639,7 +641,7 @@
         </w:tc>
         <w:tc>
           <w:tcPr>
-            <w:tcW w:w="1683" w:type="pct"/>
+            <w:tcW w:w="1690" w:type="pct"/>
             <w:tcBorders>
               <w:tl2br w:val="nil"/>
               <w:tr2bl w:val="nil"/>
@@ -685,7 +687,7 @@
         </w:tc>
         <w:tc>
           <w:tcPr>
-            <w:tcW w:w="1679" w:type="pct"/>
+            <w:tcW w:w="1713" w:type="pct"/>
             <w:tcBorders>
               <w:tl2br w:val="nil"/>
               <w:tr2bl w:val="nil"/>
@@ -750,10 +752,11 @@
         <w:trPr>
           <w:cantSplit/>
           <w:trHeight w:val="454" w:hRule="atLeast"/>
+          <w:jc w:val="center"/>
         </w:trPr>
         <w:tc>
           <w:tcPr>
-            <w:tcW w:w="1636" w:type="pct"/>
+            <w:tcW w:w="1596" w:type="pct"/>
             <w:tcBorders>
               <w:tl2br w:val="nil"/>
               <w:tr2bl w:val="nil"/>
@@ -799,7 +802,7 @@
         </w:tc>
         <w:tc>
           <w:tcPr>
-            <w:tcW w:w="1683" w:type="pct"/>
+            <w:tcW w:w="1690" w:type="pct"/>
             <w:tcBorders>
               <w:tl2br w:val="nil"/>
               <w:tr2bl w:val="nil"/>
@@ -845,7 +848,7 @@
         </w:tc>
         <w:tc>
           <w:tcPr>
-            <w:tcW w:w="1679" w:type="pct"/>
+            <w:tcW w:w="1713" w:type="pct"/>
             <w:tcBorders>
               <w:tl2br w:val="nil"/>
               <w:tr2bl w:val="nil"/>
@@ -910,10 +913,11 @@
         <w:trPr>
           <w:cantSplit/>
           <w:trHeight w:val="454" w:hRule="atLeast"/>
+          <w:jc w:val="center"/>
         </w:trPr>
         <w:tc>
           <w:tcPr>
-            <w:tcW w:w="1636" w:type="pct"/>
+            <w:tcW w:w="1596" w:type="pct"/>
             <w:tcBorders>
               <w:tl2br w:val="nil"/>
               <w:tr2bl w:val="nil"/>
@@ -959,7 +963,7 @@
         </w:tc>
         <w:tc>
           <w:tcPr>
-            <w:tcW w:w="1683" w:type="pct"/>
+            <w:tcW w:w="1690" w:type="pct"/>
             <w:tcBorders>
               <w:tl2br w:val="nil"/>
               <w:tr2bl w:val="nil"/>
@@ -1006,7 +1010,7 @@
         </w:tc>
         <w:tc>
           <w:tcPr>
-            <w:tcW w:w="1679" w:type="pct"/>
+            <w:tcW w:w="1713" w:type="pct"/>
             <w:tcBorders>
               <w:tl2br w:val="nil"/>
               <w:tr2bl w:val="nil"/>
@@ -1071,10 +1075,11 @@
         <w:trPr>
           <w:cantSplit/>
           <w:trHeight w:val="454" w:hRule="atLeast"/>
+          <w:jc w:val="center"/>
         </w:trPr>
         <w:tc>
           <w:tcPr>
-            <w:tcW w:w="1636" w:type="pct"/>
+            <w:tcW w:w="1596" w:type="pct"/>
             <w:tcBorders>
               <w:tl2br w:val="nil"/>
               <w:tr2bl w:val="nil"/>
@@ -1120,7 +1125,7 @@
         </w:tc>
         <w:tc>
           <w:tcPr>
-            <w:tcW w:w="1683" w:type="pct"/>
+            <w:tcW w:w="1690" w:type="pct"/>
             <w:tcBorders>
               <w:tl2br w:val="nil"/>
               <w:tr2bl w:val="nil"/>
@@ -1168,7 +1173,7 @@
         </w:tc>
         <w:tc>
           <w:tcPr>
-            <w:tcW w:w="1679" w:type="pct"/>
+            <w:tcW w:w="1713" w:type="pct"/>
             <w:tcBorders>
               <w:tl2br w:val="nil"/>
               <w:tr2bl w:val="nil"/>
@@ -1339,11 +1344,11 @@
         </w:tblCellMar>
       </w:tblPr>
       <w:tblGrid>
-        <w:gridCol w:w="5262"/>
-        <w:gridCol w:w="831"/>
-        <w:gridCol w:w="1727"/>
-        <w:gridCol w:w="838"/>
-        <w:gridCol w:w="1756"/>
+        <w:gridCol w:w="4960"/>
+        <w:gridCol w:w="784"/>
+        <w:gridCol w:w="1628"/>
+        <w:gridCol w:w="790"/>
+        <w:gridCol w:w="1655"/>
       </w:tblGrid>
       <w:tr>
         <w:tblPrEx>
@@ -1704,12 +1709,12 @@
         </w:tblCellMar>
       </w:tblPr>
       <w:tblGrid>
-        <w:gridCol w:w="1444"/>
-        <w:gridCol w:w="1444"/>
-        <w:gridCol w:w="1444"/>
-        <w:gridCol w:w="1802"/>
-        <w:gridCol w:w="1469"/>
-        <w:gridCol w:w="2549"/>
+        <w:gridCol w:w="1361"/>
+        <w:gridCol w:w="1361"/>
+        <w:gridCol w:w="1362"/>
+        <w:gridCol w:w="1699"/>
+        <w:gridCol w:w="1385"/>
+        <w:gridCol w:w="2402"/>
       </w:tblGrid>
       <w:tr>
         <w:tblPrEx>
@@ -1745,15 +1750,6 @@
                 <w:szCs w:val="28"/>
               </w:rPr>
             </w:pPr>
-            <w:r>
-              <w:rPr>
-                <w:rFonts w:ascii="Times New Roman" w:hAnsi="Times New Roman" w:eastAsia="微软雅黑" w:cs="微软雅黑"/>
-                <w:b/>
-                <w:sz w:val="28"/>
-                <w:szCs w:val="28"/>
-              </w:rPr>
-              <w:t>检测人：</w:t>
-            </w:r>
           </w:p>
         </w:tc>
         <w:tc>
@@ -1798,25 +1794,6 @@
                 <w:szCs w:val="28"/>
               </w:rPr>
             </w:pPr>
-            <w:r>
-              <w:rPr>
-                <w:rFonts w:ascii="Times New Roman" w:hAnsi="Times New Roman" w:eastAsia="微软雅黑" w:cs="微软雅黑"/>
-                <w:b/>
-                <w:sz w:val="28"/>
-                <w:szCs w:val="28"/>
-              </w:rPr>
-              <w:t>复核人</w:t>
-            </w:r>
-            <w:r>
-              <w:rPr>
-                <w:rFonts w:hint="eastAsia" w:ascii="Times New Roman" w:hAnsi="Times New Roman" w:eastAsia="微软雅黑" w:cs="微软雅黑"/>
-                <w:b/>
-                <w:sz w:val="28"/>
-                <w:szCs w:val="28"/>
-                <w:lang w:eastAsia="zh-CN"/>
-              </w:rPr>
-              <w:t>：</w:t>
-            </w:r>
           </w:p>
         </w:tc>
         <w:tc>
@@ -1929,10 +1906,10 @@
         </w:tblCellMar>
       </w:tblPr>
       <w:tblGrid>
-        <w:gridCol w:w="1034"/>
-        <w:gridCol w:w="1434"/>
-        <w:gridCol w:w="1592"/>
-        <w:gridCol w:w="6620"/>
+        <w:gridCol w:w="976"/>
+        <w:gridCol w:w="1353"/>
+        <w:gridCol w:w="1503"/>
+        <w:gridCol w:w="6248"/>
       </w:tblGrid>
       <w:tr>
         <w:tblPrEx>
@@ -2315,10 +2292,10 @@
         <w:jc w:val="left"/>
         <w:outlineLvl w:val="0"/>
         <w:rPr>
-          <w:rFonts w:ascii="宋体" w:hAnsi="宋体" w:eastAsia="宋体" w:cs="宋体"/>
+          <w:rFonts w:hint="eastAsia" w:ascii="Times New Roman" w:hAnsi="Times New Roman" w:eastAsia="微软雅黑" w:cs="Times New Roman"/>
           <w:b/>
-          <w:bCs/>
-          <w:color w:val="62B541"/>
+          <w:bCs w:val="0"/>
+          <w:color w:val="auto"/>
           <w:sz w:val="24"/>
           <w:szCs w:val="24"/>
           <w:lang w:val="en-US" w:eastAsia="zh-CN" w:bidi="ar-SA"/>
@@ -2330,15 +2307,15 @@
         </w:rPr>
       </w:pPr>
       <w:bookmarkStart w:id="1" w:name="_Toc149837264"/>
-      <w:bookmarkStart w:id="2" w:name="_Toc1707_WPSOffice_Level1"/>
-      <w:bookmarkStart w:id="3" w:name="_Toc22658"/>
-      <w:bookmarkStart w:id="4" w:name="_Toc12505"/>
-      <w:bookmarkStart w:id="5" w:name="_Toc2409"/>
-      <w:bookmarkStart w:id="6" w:name="_Toc16594"/>
-      <w:bookmarkStart w:id="7" w:name="_Toc21764_WPSOffice_Level1"/>
-      <w:bookmarkStart w:id="8" w:name="_Toc27302"/>
-      <w:bookmarkStart w:id="9" w:name="_Toc28240"/>
-      <w:bookmarkStart w:id="10" w:name="_Toc13196_WPSOffice_Level1"/>
+      <w:bookmarkStart w:id="2" w:name="_Toc13196_WPSOffice_Level1"/>
+      <w:bookmarkStart w:id="3" w:name="_Toc16594"/>
+      <w:bookmarkStart w:id="4" w:name="_Toc21764_WPSOffice_Level1"/>
+      <w:bookmarkStart w:id="5" w:name="_Toc22658"/>
+      <w:bookmarkStart w:id="6" w:name="_Toc28240"/>
+      <w:bookmarkStart w:id="7" w:name="_Toc1707_WPSOffice_Level1"/>
+      <w:bookmarkStart w:id="8" w:name="_Toc12505"/>
+      <w:bookmarkStart w:id="9" w:name="_Toc27302"/>
+      <w:bookmarkStart w:id="10" w:name="_Toc2409"/>
       <w:r>
         <w:rPr>
           <w:rFonts w:ascii="宋体" w:hAnsi="宋体" w:eastAsia="宋体" w:cs="宋体"/>
@@ -2441,48 +2418,6 @@
         </w:rPr>
         <w:t>基因检测结果解析</w:t>
       </w:r>
-      <w:r>
-        <w:rPr>
-          <w:rFonts w:ascii="宋体" w:hAnsi="宋体" w:eastAsia="宋体" w:cs="宋体"/>
-          <w:b/>
-          <w:bCs/>
-          <w:color w:val="62B541"/>
-          <w:sz w:val="24"/>
-          <w:szCs w:val="24"/>
-          <w:lang w:val="en-US" w:eastAsia="zh-CN" w:bidi="ar-SA"/>
-          <w14:shadow w14:blurRad="50800" w14:dist="38100" w14:dir="10800000" w14:sx="100000" w14:sy="100000" w14:kx="0" w14:ky="0" w14:algn="r">
-            <w14:srgbClr w14:val="62B541">
-              <w14:alpha w14:val="60000"/>
-            </w14:srgbClr>
-          </w14:shadow>
-        </w:rPr>
-        <w:t xml:space="preserve"> </w:t>
-      </w:r>
-    </w:p>
-    <w:p>
-      <w:pPr>
-        <w:widowControl w:val="0"/>
-        <w:numPr>
-          <w:ilvl w:val="255"/>
-          <w:numId w:val="0"/>
-        </w:numPr>
-        <w:jc w:val="left"/>
-        <w:outlineLvl w:val="0"/>
-        <w:rPr>
-          <w:rFonts w:ascii="Times New Roman" w:hAnsi="Times New Roman" w:eastAsia="微软雅黑" w:cs="Times New Roman"/>
-          <w:b/>
-          <w:bCs/>
-          <w:color w:val="62B541"/>
-          <w:sz w:val="24"/>
-          <w:szCs w:val="24"/>
-          <w:lang w:val="en-US" w:eastAsia="zh-CN" w:bidi="ar-SA"/>
-          <w14:shadow w14:blurRad="50800" w14:dist="38100" w14:dir="10800000" w14:sx="100000" w14:sy="100000" w14:kx="0" w14:ky="0" w14:algn="r">
-            <w14:srgbClr w14:val="62B541">
-              <w14:alpha w14:val="60000"/>
-            </w14:srgbClr>
-          </w14:shadow>
-        </w:rPr>
-      </w:pPr>
       <w:r>
         <w:rPr>
           <w:rFonts w:hint="eastAsia" w:ascii="Times New Roman" w:hAnsi="Times New Roman" w:eastAsia="微软雅黑" w:cs="Times New Roman"/>
@@ -2686,7 +2621,59 @@
             </w14:srgbClr>
           </w14:shadow>
         </w:rPr>
-        <w:t>%}{{ tdd.gene }}</w:t>
+        <w:t>%}</w:t>
+      </w:r>
+    </w:p>
+    <w:p>
+      <w:pPr>
+        <w:keepNext w:val="0"/>
+        <w:keepLines w:val="0"/>
+        <w:pageBreakBefore w:val="0"/>
+        <w:widowControl w:val="0"/>
+        <w:numPr>
+          <w:ilvl w:val="255"/>
+          <w:numId w:val="0"/>
+        </w:numPr>
+        <w:kinsoku/>
+        <w:wordWrap/>
+        <w:overflowPunct/>
+        <w:topLinePunct w:val="0"/>
+        <w:autoSpaceDE/>
+        <w:autoSpaceDN/>
+        <w:bidi w:val="0"/>
+        <w:adjustRightInd/>
+        <w:snapToGrid/>
+        <w:spacing w:before="157" w:beforeLines="50" w:after="0" w:line="240" w:lineRule="auto"/>
+        <w:jc w:val="left"/>
+        <w:textAlignment w:val="auto"/>
+        <w:outlineLvl w:val="0"/>
+        <w:rPr>
+          <w:rFonts w:ascii="Times New Roman" w:hAnsi="Times New Roman" w:eastAsia="微软雅黑" w:cs="Times New Roman"/>
+          <w:b/>
+          <w:bCs/>
+          <w:color w:val="auto"/>
+          <w:sz w:val="24"/>
+          <w:szCs w:val="24"/>
+          <w:lang w:val="en-US" w:eastAsia="zh-CN" w:bidi="ar-SA"/>
+          <w14:shadow w14:blurRad="0" w14:dist="0" w14:dir="0" w14:sx="0" w14:sy="0" w14:kx="0" w14:ky="0" w14:algn="none">
+            <w14:srgbClr w14:val="000000"/>
+          </w14:shadow>
+        </w:rPr>
+      </w:pPr>
+      <w:r>
+        <w:rPr>
+          <w:rFonts w:hint="eastAsia" w:ascii="Times New Roman" w:hAnsi="Times New Roman" w:eastAsia="微软雅黑" w:cs="Times New Roman"/>
+          <w:b/>
+          <w:bCs w:val="0"/>
+          <w:color w:val="auto"/>
+          <w:sz w:val="24"/>
+          <w:szCs w:val="24"/>
+          <w:lang w:val="en-US" w:eastAsia="zh-CN" w:bidi="ar-SA"/>
+          <w14:shadow w14:blurRad="0" w14:dist="0" w14:dir="0" w14:sx="0" w14:sy="0" w14:kx="0" w14:ky="0" w14:algn="none">
+            <w14:srgbClr w14:val="000000"/>
+          </w14:shadow>
+        </w:rPr>
+        <w:t>{{ tdd.gene }}</w:t>
       </w:r>
     </w:p>
     <w:tbl>
@@ -7081,12 +7068,26 @@
     </w:p>
     <w:p>
       <w:pPr>
+        <w:keepNext w:val="0"/>
+        <w:keepLines w:val="0"/>
+        <w:pageBreakBefore w:val="0"/>
         <w:widowControl w:val="0"/>
         <w:numPr>
           <w:ilvl w:val="255"/>
           <w:numId w:val="0"/>
         </w:numPr>
+        <w:kinsoku/>
+        <w:wordWrap/>
+        <w:overflowPunct/>
+        <w:topLinePunct w:val="0"/>
+        <w:autoSpaceDE/>
+        <w:autoSpaceDN/>
+        <w:bidi w:val="0"/>
+        <w:adjustRightInd/>
+        <w:snapToGrid/>
+        <w:spacing w:after="0" w:line="260" w:lineRule="auto"/>
         <w:jc w:val="left"/>
+        <w:textAlignment w:val="auto"/>
         <w:outlineLvl w:val="1"/>
         <w:rPr>
           <w:rFonts w:ascii="Times New Roman" w:hAnsi="Times New Roman" w:eastAsia="微软雅黑" w:cs="黑体"/>
@@ -7174,8 +7175,22 @@
           </w:tcPr>
           <w:p>
             <w:pPr>
+              <w:keepNext w:val="0"/>
+              <w:keepLines w:val="0"/>
+              <w:pageBreakBefore w:val="0"/>
               <w:widowControl w:val="0"/>
+              <w:kinsoku/>
+              <w:wordWrap/>
+              <w:overflowPunct/>
+              <w:topLinePunct w:val="0"/>
+              <w:autoSpaceDE/>
+              <w:autoSpaceDN/>
+              <w:bidi w:val="0"/>
+              <w:adjustRightInd/>
+              <w:snapToGrid/>
+              <w:spacing w:after="0" w:line="260" w:lineRule="auto"/>
               <w:jc w:val="center"/>
+              <w:textAlignment w:val="auto"/>
               <w:rPr>
                 <w:rFonts w:ascii="Times New Roman" w:hAnsi="Times New Roman" w:eastAsia="微软雅黑" w:cs="Times New Roman"/>
                 <w:b/>
@@ -7222,8 +7237,22 @@
           </w:tcPr>
           <w:p>
             <w:pPr>
+              <w:keepNext w:val="0"/>
+              <w:keepLines w:val="0"/>
+              <w:pageBreakBefore w:val="0"/>
               <w:widowControl w:val="0"/>
+              <w:kinsoku/>
+              <w:wordWrap/>
+              <w:overflowPunct/>
+              <w:topLinePunct w:val="0"/>
+              <w:autoSpaceDE/>
+              <w:autoSpaceDN/>
+              <w:bidi w:val="0"/>
+              <w:adjustRightInd/>
+              <w:snapToGrid/>
+              <w:spacing w:after="0" w:line="260" w:lineRule="auto"/>
               <w:jc w:val="center"/>
+              <w:textAlignment w:val="auto"/>
               <w:rPr>
                 <w:rFonts w:ascii="Times New Roman" w:hAnsi="Times New Roman" w:eastAsia="微软雅黑" w:cs="Times New Roman"/>
                 <w:b/>
@@ -7270,8 +7299,22 @@
           </w:tcPr>
           <w:p>
             <w:pPr>
+              <w:keepNext w:val="0"/>
+              <w:keepLines w:val="0"/>
+              <w:pageBreakBefore w:val="0"/>
               <w:widowControl w:val="0"/>
+              <w:kinsoku/>
+              <w:wordWrap/>
+              <w:overflowPunct/>
+              <w:topLinePunct w:val="0"/>
+              <w:autoSpaceDE/>
+              <w:autoSpaceDN/>
+              <w:bidi w:val="0"/>
+              <w:adjustRightInd/>
+              <w:snapToGrid/>
+              <w:spacing w:after="0" w:line="260" w:lineRule="auto"/>
               <w:jc w:val="center"/>
+              <w:textAlignment w:val="auto"/>
               <w:rPr>
                 <w:rFonts w:ascii="Times New Roman" w:hAnsi="Times New Roman" w:eastAsia="微软雅黑" w:cs="Times New Roman"/>
                 <w:b/>
@@ -7317,8 +7360,22 @@
           </w:tcPr>
           <w:p>
             <w:pPr>
+              <w:keepNext w:val="0"/>
+              <w:keepLines w:val="0"/>
+              <w:pageBreakBefore w:val="0"/>
               <w:widowControl w:val="0"/>
+              <w:kinsoku/>
+              <w:wordWrap/>
+              <w:overflowPunct/>
+              <w:topLinePunct w:val="0"/>
+              <w:autoSpaceDE/>
+              <w:autoSpaceDN/>
+              <w:bidi w:val="0"/>
+              <w:adjustRightInd/>
+              <w:snapToGrid/>
+              <w:spacing w:after="0" w:line="260" w:lineRule="auto"/>
               <w:jc w:val="center"/>
+              <w:textAlignment w:val="auto"/>
               <w:rPr>
                 <w:rFonts w:ascii="Times New Roman" w:hAnsi="Times New Roman" w:eastAsia="微软雅黑" w:cs="Times New Roman"/>
                 <w:b/>
@@ -7610,7 +7667,7 @@
     </w:p>
     <w:sectPr>
       <w:pgSz w:w="11906" w:h="16838"/>
-      <w:pgMar w:top="720" w:right="720" w:bottom="720" w:left="720" w:header="851" w:footer="992" w:gutter="0"/>
+      <w:pgMar w:top="1037" w:right="1020" w:bottom="981" w:left="1020" w:header="851" w:footer="992" w:gutter="0"/>
       <w:cols w:space="0" w:num="1"/>
       <w:rtlGutter w:val="0"/>
       <w:docGrid w:linePitch="312" w:charSpace="0"/>

--- a/WebContent/docx/EGFR_T790M基因检测报告模板.docx
+++ b/WebContent/docx/EGFR_T790M基因检测报告模板.docx
@@ -832,17 +832,7 @@
                 <w:sz w:val="24"/>
                 <w:szCs w:val="24"/>
               </w:rPr>
-              <w:t>送检医生：</w:t>
-            </w:r>
-            <w:r>
-              <w:rPr>
-                <w:rFonts w:hint="eastAsia" w:ascii="Times New Roman" w:hAnsi="Times New Roman" w:eastAsia="微软雅黑" w:cs="微软雅黑"/>
-                <w:bCs/>
-                <w:color w:val="000000"/>
-                <w:sz w:val="24"/>
-                <w:szCs w:val="24"/>
-              </w:rPr>
-              <w:t>{{ doctorname }}</w:t>
+              <w:t>订单编号：-</w:t>
             </w:r>
           </w:p>
         </w:tc>
@@ -1040,7 +1030,7 @@
                 <w:sz w:val="24"/>
                 <w:szCs w:val="24"/>
               </w:rPr>
-              <w:t>送检时间：</w:t>
+              <w:t>接收时间：</w:t>
             </w:r>
             <w:r>
               <w:rPr>
@@ -1050,8 +1040,10 @@
                 <w:sz w:val="24"/>
                 <w:szCs w:val="24"/>
               </w:rPr>
-              <w:t>{{ commission_date }}</w:t>
-            </w:r>
+              <w:t>{{ receiveddate }}</w:t>
+            </w:r>
+            <w:bookmarkStart w:id="11" w:name="_GoBack"/>
+            <w:bookmarkEnd w:id="11"/>
           </w:p>
         </w:tc>
       </w:tr>
@@ -1147,28 +1139,6 @@
                 <w:szCs w:val="24"/>
               </w:rPr>
             </w:pPr>
-            <w:r>
-              <w:rPr>
-                <w:rFonts w:ascii="Times New Roman" w:hAnsi="Times New Roman" w:eastAsia="微软雅黑" w:cs="微软雅黑"/>
-                <w:bCs/>
-                <w:color w:val="000000"/>
-                <w:sz w:val="24"/>
-                <w:szCs w:val="24"/>
-              </w:rPr>
-              <w:t>订单编号：</w:t>
-            </w:r>
-            <w:bookmarkStart w:id="0" w:name="OLE_LINK4"/>
-            <w:r>
-              <w:rPr>
-                <w:rFonts w:ascii="Times New Roman" w:hAnsi="Times New Roman" w:eastAsia="微软雅黑" w:cs="微软雅黑"/>
-                <w:bCs/>
-                <w:color w:val="000000"/>
-                <w:sz w:val="24"/>
-                <w:szCs w:val="24"/>
-              </w:rPr>
-              <w:t>-</w:t>
-            </w:r>
-            <w:bookmarkEnd w:id="0"/>
           </w:p>
         </w:tc>
         <w:tc>
@@ -1195,26 +1165,6 @@
                 <w:szCs w:val="24"/>
               </w:rPr>
             </w:pPr>
-            <w:r>
-              <w:rPr>
-                <w:rFonts w:ascii="Times New Roman" w:hAnsi="Times New Roman" w:eastAsia="微软雅黑" w:cs="微软雅黑"/>
-                <w:bCs/>
-                <w:color w:val="000000"/>
-                <w:sz w:val="24"/>
-                <w:szCs w:val="24"/>
-              </w:rPr>
-              <w:t>接收时间：</w:t>
-            </w:r>
-            <w:r>
-              <w:rPr>
-                <w:rFonts w:hint="eastAsia" w:ascii="Times New Roman" w:hAnsi="Times New Roman" w:eastAsia="微软雅黑" w:cs="微软雅黑"/>
-                <w:bCs/>
-                <w:color w:val="000000"/>
-                <w:sz w:val="24"/>
-                <w:szCs w:val="24"/>
-              </w:rPr>
-              <w:t>{{ receiveddate }}</w:t>
-            </w:r>
           </w:p>
         </w:tc>
       </w:tr>
@@ -2306,16 +2256,16 @@
           </w14:shadow>
         </w:rPr>
       </w:pPr>
-      <w:bookmarkStart w:id="1" w:name="_Toc149837264"/>
-      <w:bookmarkStart w:id="2" w:name="_Toc13196_WPSOffice_Level1"/>
-      <w:bookmarkStart w:id="3" w:name="_Toc16594"/>
-      <w:bookmarkStart w:id="4" w:name="_Toc21764_WPSOffice_Level1"/>
-      <w:bookmarkStart w:id="5" w:name="_Toc22658"/>
-      <w:bookmarkStart w:id="6" w:name="_Toc28240"/>
-      <w:bookmarkStart w:id="7" w:name="_Toc1707_WPSOffice_Level1"/>
-      <w:bookmarkStart w:id="8" w:name="_Toc12505"/>
-      <w:bookmarkStart w:id="9" w:name="_Toc27302"/>
-      <w:bookmarkStart w:id="10" w:name="_Toc2409"/>
+      <w:bookmarkStart w:id="0" w:name="_Toc149837264"/>
+      <w:bookmarkStart w:id="1" w:name="_Toc28240"/>
+      <w:bookmarkStart w:id="2" w:name="_Toc1707_WPSOffice_Level1"/>
+      <w:bookmarkStart w:id="3" w:name="_Toc12505"/>
+      <w:bookmarkStart w:id="4" w:name="_Toc27302"/>
+      <w:bookmarkStart w:id="5" w:name="_Toc2409"/>
+      <w:bookmarkStart w:id="6" w:name="_Toc16594"/>
+      <w:bookmarkStart w:id="7" w:name="_Toc13196_WPSOffice_Level1"/>
+      <w:bookmarkStart w:id="8" w:name="_Toc21764_WPSOffice_Level1"/>
+      <w:bookmarkStart w:id="9" w:name="_Toc22658"/>
       <w:r>
         <w:rPr>
           <w:rFonts w:ascii="宋体" w:hAnsi="宋体" w:eastAsia="宋体" w:cs="宋体"/>
@@ -2406,7 +2356,7 @@
           <w:rFonts w:ascii="Times New Roman" w:hAnsi="Times New Roman" w:eastAsia="微软雅黑" w:cs="黑体"/>
           <w:b/>
           <w:bCs/>
-          <w:color w:val="62B541"/>
+          <w:color w:val="0083C3"/>
           <w:sz w:val="32"/>
           <w:szCs w:val="36"/>
           <w:lang w:val="en-US" w:eastAsia="zh-CN" w:bidi="ar-SA"/>
@@ -2435,7 +2385,7 @@
         </w:rPr>
         <w:t>{% for tdd in BodyDrugNoComplexStr %}</w:t>
       </w:r>
-      <w:bookmarkEnd w:id="1"/>
+      <w:bookmarkEnd w:id="0"/>
       <w:r>
         <w:rPr>
           <w:rFonts w:hint="eastAsia" w:ascii="Times New Roman" w:hAnsi="Times New Roman" w:eastAsia="微软雅黑" w:cs="Times New Roman"/>
@@ -2701,8 +2651,8 @@
       </w:tblPr>
       <w:tblGrid>
         <w:gridCol w:w="432"/>
-        <w:gridCol w:w="1191"/>
-        <w:gridCol w:w="8247"/>
+        <w:gridCol w:w="986"/>
+        <w:gridCol w:w="8452"/>
       </w:tblGrid>
       <w:tr>
         <w:tblPrEx>
@@ -2727,7 +2677,7 @@
         </w:trPr>
         <w:tc>
           <w:tcPr>
-            <w:tcW w:w="1623" w:type="dxa"/>
+            <w:tcW w:w="1418" w:type="dxa"/>
             <w:gridSpan w:val="2"/>
             <w:tcBorders>
               <w:top w:val="nil"/>
@@ -2735,7 +2685,7 @@
               <w:bottom w:val="single" w:color="FFFFFF" w:themeColor="background1" w:sz="18" w:space="0"/>
               <w:right w:val="nil"/>
             </w:tcBorders>
-            <w:shd w:val="clear" w:color="auto" w:fill="62B541"/>
+            <w:shd w:val="clear" w:color="auto" w:fill="0083C3"/>
             <w:vAlign w:val="center"/>
           </w:tcPr>
           <w:p>
@@ -2778,7 +2728,7 @@
         </w:tc>
         <w:tc>
           <w:tcPr>
-            <w:tcW w:w="8247" w:type="dxa"/>
+            <w:tcW w:w="8452" w:type="dxa"/>
             <w:tcBorders>
               <w:top w:val="single" w:color="BFBFBF" w:sz="4" w:space="0"/>
               <w:left w:val="nil"/>
@@ -2905,7 +2855,7 @@
               <w:bottom w:val="single" w:color="FFFFFF" w:themeColor="background1" w:sz="18" w:space="0"/>
               <w:right w:val="single" w:color="FFFFFF" w:themeColor="background1" w:sz="18" w:space="0"/>
             </w:tcBorders>
-            <w:shd w:val="clear" w:color="auto" w:fill="62B541"/>
+            <w:shd w:val="clear" w:color="auto" w:fill="0083C3"/>
             <w:vAlign w:val="center"/>
           </w:tcPr>
           <w:p>
@@ -2920,8 +2870,6 @@
                 <w:lang w:eastAsia="zh-CN"/>
               </w:rPr>
             </w:pPr>
-            <w:bookmarkStart w:id="12" w:name="_GoBack"/>
-            <w:bookmarkEnd w:id="12"/>
             <w:r>
               <w:rPr>
                 <w:rFonts w:ascii="Times New Roman" w:hAnsi="Times New Roman" w:eastAsia="微软雅黑" w:cs="Times New Roman"/>
@@ -2942,14 +2890,14 @@
         </w:tc>
         <w:tc>
           <w:tcPr>
-            <w:tcW w:w="1191" w:type="dxa"/>
+            <w:tcW w:w="986" w:type="dxa"/>
             <w:tcBorders>
               <w:top w:val="single" w:color="FFFFFF" w:themeColor="background1" w:sz="18" w:space="0"/>
               <w:left w:val="single" w:color="FFFFFF" w:themeColor="background1" w:sz="18" w:space="0"/>
               <w:bottom w:val="single" w:color="FFFFFF" w:themeColor="background1" w:sz="18" w:space="0"/>
               <w:right w:val="nil"/>
             </w:tcBorders>
-            <w:shd w:val="clear" w:color="auto" w:fill="62B541"/>
+            <w:shd w:val="clear" w:color="auto" w:fill="0083C3"/>
             <w:vAlign w:val="center"/>
           </w:tcPr>
           <w:p>
@@ -2991,7 +2939,7 @@
         </w:tc>
         <w:tc>
           <w:tcPr>
-            <w:tcW w:w="8247" w:type="dxa"/>
+            <w:tcW w:w="8452" w:type="dxa"/>
             <w:tcBorders>
               <w:top w:val="single" w:color="A4A4A4" w:sz="4" w:space="0"/>
               <w:left w:val="nil"/>
@@ -3099,7 +3047,7 @@
               <w:bottom w:val="single" w:color="FFFFFF" w:themeColor="background1" w:sz="18" w:space="0"/>
               <w:right w:val="single" w:color="FFFFFF" w:themeColor="background1" w:sz="18" w:space="0"/>
             </w:tcBorders>
-            <w:shd w:val="clear" w:color="auto" w:fill="62B541"/>
+            <w:shd w:val="clear" w:color="auto" w:fill="0083C3"/>
             <w:vAlign w:val="center"/>
           </w:tcPr>
           <w:p>
@@ -3125,14 +3073,14 @@
         </w:tc>
         <w:tc>
           <w:tcPr>
-            <w:tcW w:w="1191" w:type="dxa"/>
+            <w:tcW w:w="986" w:type="dxa"/>
             <w:tcBorders>
               <w:top w:val="single" w:color="FFFFFF" w:themeColor="background1" w:sz="18" w:space="0"/>
               <w:left w:val="single" w:color="FFFFFF" w:themeColor="background1" w:sz="18" w:space="0"/>
               <w:bottom w:val="single" w:color="FFFFFF" w:themeColor="background1" w:sz="18" w:space="0"/>
               <w:right w:val="nil"/>
             </w:tcBorders>
-            <w:shd w:val="clear" w:color="auto" w:fill="62B541"/>
+            <w:shd w:val="clear" w:color="auto" w:fill="0083C3"/>
             <w:vAlign w:val="center"/>
           </w:tcPr>
           <w:p>
@@ -3174,7 +3122,7 @@
         </w:tc>
         <w:tc>
           <w:tcPr>
-            <w:tcW w:w="8247" w:type="dxa"/>
+            <w:tcW w:w="8452" w:type="dxa"/>
             <w:tcBorders>
               <w:top w:val="single" w:color="A4A4A4" w:sz="4" w:space="0"/>
               <w:left w:val="nil"/>
@@ -3283,7 +3231,7 @@
               <w:bottom w:val="single" w:color="FFFFFF" w:themeColor="background1" w:sz="18" w:space="0"/>
               <w:right w:val="single" w:color="FFFFFF" w:themeColor="background1" w:sz="18" w:space="0"/>
             </w:tcBorders>
-            <w:shd w:val="clear" w:color="auto" w:fill="62B541"/>
+            <w:shd w:val="clear" w:color="auto" w:fill="0083C3"/>
             <w:vAlign w:val="center"/>
           </w:tcPr>
           <w:p>
@@ -3309,14 +3257,14 @@
         </w:tc>
         <w:tc>
           <w:tcPr>
-            <w:tcW w:w="1191" w:type="dxa"/>
+            <w:tcW w:w="986" w:type="dxa"/>
             <w:tcBorders>
               <w:top w:val="single" w:color="FFFFFF" w:themeColor="background1" w:sz="18" w:space="0"/>
               <w:left w:val="single" w:color="FFFFFF" w:themeColor="background1" w:sz="18" w:space="0"/>
               <w:bottom w:val="single" w:color="FFFFFF" w:themeColor="background1" w:sz="18" w:space="0"/>
               <w:right w:val="nil"/>
             </w:tcBorders>
-            <w:shd w:val="clear" w:color="auto" w:fill="62B541"/>
+            <w:shd w:val="clear" w:color="auto" w:fill="0083C3"/>
             <w:vAlign w:val="center"/>
           </w:tcPr>
           <w:p>
@@ -3358,7 +3306,7 @@
         </w:tc>
         <w:tc>
           <w:tcPr>
-            <w:tcW w:w="8247" w:type="dxa"/>
+            <w:tcW w:w="8452" w:type="dxa"/>
             <w:tcBorders>
               <w:top w:val="single" w:color="A4A4A4" w:sz="4" w:space="0"/>
               <w:left w:val="nil"/>
@@ -3467,7 +3415,7 @@
               <w:bottom w:val="single" w:color="FFFFFF" w:themeColor="background1" w:sz="18" w:space="0"/>
               <w:right w:val="single" w:color="FFFFFF" w:themeColor="background1" w:sz="18" w:space="0"/>
             </w:tcBorders>
-            <w:shd w:val="clear" w:color="auto" w:fill="62B541"/>
+            <w:shd w:val="clear" w:color="auto" w:fill="0083C3"/>
             <w:vAlign w:val="center"/>
           </w:tcPr>
           <w:p>
@@ -3493,14 +3441,14 @@
         </w:tc>
         <w:tc>
           <w:tcPr>
-            <w:tcW w:w="1191" w:type="dxa"/>
+            <w:tcW w:w="986" w:type="dxa"/>
             <w:tcBorders>
               <w:top w:val="single" w:color="FFFFFF" w:themeColor="background1" w:sz="18" w:space="0"/>
               <w:left w:val="single" w:color="FFFFFF" w:themeColor="background1" w:sz="18" w:space="0"/>
               <w:bottom w:val="single" w:color="FFFFFF" w:themeColor="background1" w:sz="18" w:space="0"/>
               <w:right w:val="nil"/>
             </w:tcBorders>
-            <w:shd w:val="clear" w:color="auto" w:fill="62B541"/>
+            <w:shd w:val="clear" w:color="auto" w:fill="0083C3"/>
             <w:vAlign w:val="center"/>
           </w:tcPr>
           <w:p>
@@ -3558,7 +3506,7 @@
         </w:tc>
         <w:tc>
           <w:tcPr>
-            <w:tcW w:w="8247" w:type="dxa"/>
+            <w:tcW w:w="8452" w:type="dxa"/>
             <w:tcBorders>
               <w:top w:val="single" w:color="A4A4A4" w:sz="4" w:space="0"/>
               <w:left w:val="nil"/>
@@ -3702,7 +3650,7 @@
               <w:left w:val="nil"/>
               <w:right w:val="single" w:color="FFFFFF" w:themeColor="background1" w:sz="18" w:space="0"/>
             </w:tcBorders>
-            <w:shd w:val="clear" w:color="auto" w:fill="62B541"/>
+            <w:shd w:val="clear" w:color="auto" w:fill="0083C3"/>
             <w:vAlign w:val="center"/>
           </w:tcPr>
           <w:p>
@@ -3745,14 +3693,14 @@
         </w:tc>
         <w:tc>
           <w:tcPr>
-            <w:tcW w:w="1191" w:type="dxa"/>
+            <w:tcW w:w="986" w:type="dxa"/>
             <w:tcBorders>
               <w:top w:val="single" w:color="FFFFFF" w:themeColor="background1" w:sz="18" w:space="0"/>
               <w:left w:val="single" w:color="FFFFFF" w:themeColor="background1" w:sz="18" w:space="0"/>
               <w:bottom w:val="single" w:color="FFFFFF" w:themeColor="background1" w:sz="18" w:space="0"/>
               <w:right w:val="nil"/>
             </w:tcBorders>
-            <w:shd w:val="clear" w:color="auto" w:fill="62B541"/>
+            <w:shd w:val="clear" w:color="auto" w:fill="0083C3"/>
             <w:vAlign w:val="center"/>
           </w:tcPr>
           <w:p>
@@ -3795,7 +3743,7 @@
         </w:tc>
         <w:tc>
           <w:tcPr>
-            <w:tcW w:w="8247" w:type="dxa"/>
+            <w:tcW w:w="8452" w:type="dxa"/>
             <w:tcBorders>
               <w:top w:val="single" w:color="A4A4A4" w:sz="4" w:space="0"/>
               <w:left w:val="nil"/>
@@ -3931,7 +3879,7 @@
               <w:left w:val="nil"/>
               <w:right w:val="single" w:color="FFFFFF" w:themeColor="background1" w:sz="18" w:space="0"/>
             </w:tcBorders>
-            <w:shd w:val="clear" w:color="auto" w:fill="62B541"/>
+            <w:shd w:val="clear" w:color="auto" w:fill="0083C3"/>
             <w:vAlign w:val="center"/>
           </w:tcPr>
           <w:p>
@@ -3958,14 +3906,14 @@
         </w:tc>
         <w:tc>
           <w:tcPr>
-            <w:tcW w:w="1191" w:type="dxa"/>
+            <w:tcW w:w="986" w:type="dxa"/>
             <w:tcBorders>
               <w:top w:val="single" w:color="FFFFFF" w:themeColor="background1" w:sz="18" w:space="0"/>
               <w:left w:val="single" w:color="FFFFFF" w:themeColor="background1" w:sz="18" w:space="0"/>
               <w:bottom w:val="single" w:color="FFFFFF" w:themeColor="background1" w:sz="18" w:space="0"/>
               <w:right w:val="nil"/>
             </w:tcBorders>
-            <w:shd w:val="clear" w:color="auto" w:fill="62B541"/>
+            <w:shd w:val="clear" w:color="auto" w:fill="0083C3"/>
             <w:vAlign w:val="center"/>
           </w:tcPr>
           <w:p>
@@ -4008,7 +3956,7 @@
         </w:tc>
         <w:tc>
           <w:tcPr>
-            <w:tcW w:w="8247" w:type="dxa"/>
+            <w:tcW w:w="8452" w:type="dxa"/>
             <w:tcBorders>
               <w:top w:val="single" w:color="A4A4A4" w:sz="4" w:space="0"/>
               <w:left w:val="nil"/>
@@ -4144,7 +4092,7 @@
               <w:left w:val="nil"/>
               <w:right w:val="single" w:color="FFFFFF" w:themeColor="background1" w:sz="18" w:space="0"/>
             </w:tcBorders>
-            <w:shd w:val="clear" w:color="auto" w:fill="62B541"/>
+            <w:shd w:val="clear" w:color="auto" w:fill="0083C3"/>
             <w:vAlign w:val="center"/>
           </w:tcPr>
           <w:p>
@@ -4171,14 +4119,14 @@
         </w:tc>
         <w:tc>
           <w:tcPr>
-            <w:tcW w:w="1191" w:type="dxa"/>
+            <w:tcW w:w="986" w:type="dxa"/>
             <w:tcBorders>
               <w:top w:val="single" w:color="FFFFFF" w:themeColor="background1" w:sz="18" w:space="0"/>
               <w:left w:val="single" w:color="FFFFFF" w:themeColor="background1" w:sz="18" w:space="0"/>
               <w:bottom w:val="single" w:color="FFFFFF" w:themeColor="background1" w:sz="18" w:space="0"/>
               <w:right w:val="nil"/>
             </w:tcBorders>
-            <w:shd w:val="clear" w:color="auto" w:fill="62B541"/>
+            <w:shd w:val="clear" w:color="auto" w:fill="0083C3"/>
             <w:vAlign w:val="center"/>
           </w:tcPr>
           <w:p>
@@ -4221,7 +4169,7 @@
         </w:tc>
         <w:tc>
           <w:tcPr>
-            <w:tcW w:w="8247" w:type="dxa"/>
+            <w:tcW w:w="8452" w:type="dxa"/>
             <w:tcBorders>
               <w:top w:val="single" w:color="A4A4A4" w:sz="4" w:space="0"/>
               <w:left w:val="nil"/>
@@ -4358,7 +4306,7 @@
               <w:bottom w:val="single" w:color="FFFFFF" w:themeColor="background1" w:sz="18" w:space="0"/>
               <w:right w:val="single" w:color="FFFFFF" w:themeColor="background1" w:sz="18" w:space="0"/>
             </w:tcBorders>
-            <w:shd w:val="clear" w:color="auto" w:fill="62B541"/>
+            <w:shd w:val="clear" w:color="auto" w:fill="0083C3"/>
             <w:vAlign w:val="center"/>
           </w:tcPr>
           <w:p>
@@ -4385,14 +4333,14 @@
         </w:tc>
         <w:tc>
           <w:tcPr>
-            <w:tcW w:w="1191" w:type="dxa"/>
+            <w:tcW w:w="986" w:type="dxa"/>
             <w:tcBorders>
               <w:top w:val="single" w:color="FFFFFF" w:themeColor="background1" w:sz="18" w:space="0"/>
               <w:left w:val="single" w:color="FFFFFF" w:themeColor="background1" w:sz="18" w:space="0"/>
               <w:bottom w:val="single" w:color="FFFFFF" w:themeColor="background1" w:sz="18" w:space="0"/>
               <w:right w:val="nil"/>
             </w:tcBorders>
-            <w:shd w:val="clear" w:color="auto" w:fill="62B541"/>
+            <w:shd w:val="clear" w:color="auto" w:fill="0083C3"/>
             <w:vAlign w:val="center"/>
           </w:tcPr>
           <w:p>
@@ -4451,7 +4399,7 @@
         </w:tc>
         <w:tc>
           <w:tcPr>
-            <w:tcW w:w="8247" w:type="dxa"/>
+            <w:tcW w:w="8452" w:type="dxa"/>
             <w:tcBorders>
               <w:top w:val="single" w:color="A4A4A4" w:sz="4" w:space="0"/>
               <w:left w:val="nil"/>
@@ -4580,14 +4528,14 @@
         </w:trPr>
         <w:tc>
           <w:tcPr>
-            <w:tcW w:w="1623" w:type="dxa"/>
+            <w:tcW w:w="1418" w:type="dxa"/>
             <w:gridSpan w:val="2"/>
             <w:tcBorders>
               <w:top w:val="single" w:color="FFFFFF" w:themeColor="background1" w:sz="18" w:space="0"/>
               <w:left w:val="nil"/>
               <w:right w:val="nil"/>
             </w:tcBorders>
-            <w:shd w:val="clear" w:color="auto" w:fill="62B541"/>
+            <w:shd w:val="clear" w:color="auto" w:fill="0083C3"/>
             <w:vAlign w:val="center"/>
           </w:tcPr>
           <w:p>
@@ -4630,7 +4578,7 @@
         </w:tc>
         <w:tc>
           <w:tcPr>
-            <w:tcW w:w="8247" w:type="dxa"/>
+            <w:tcW w:w="8452" w:type="dxa"/>
             <w:tcBorders>
               <w:top w:val="single" w:color="A4A4A4" w:sz="4" w:space="0"/>
               <w:left w:val="nil"/>
@@ -4866,7 +4814,7 @@
               <w:bottom w:val="nil"/>
               <w:right w:val="single" w:color="FFFFFF" w:sz="18" w:space="0"/>
             </w:tcBorders>
-            <w:shd w:val="clear" w:color="auto" w:fill="62B541"/>
+            <w:shd w:val="clear" w:color="auto" w:fill="0083C3"/>
             <w:vAlign w:val="center"/>
           </w:tcPr>
           <w:p>
@@ -4916,7 +4864,7 @@
               <w:bottom w:val="nil"/>
               <w:right w:val="single" w:color="FFFFFF" w:sz="18" w:space="0"/>
             </w:tcBorders>
-            <w:shd w:val="clear" w:color="auto" w:fill="62B541"/>
+            <w:shd w:val="clear" w:color="auto" w:fill="0083C3"/>
             <w:vAlign w:val="center"/>
           </w:tcPr>
           <w:p>
@@ -4966,7 +4914,7 @@
               <w:bottom w:val="nil"/>
               <w:right w:val="single" w:color="FFFFFF" w:sz="18" w:space="0"/>
             </w:tcBorders>
-            <w:shd w:val="clear" w:color="auto" w:fill="62B541"/>
+            <w:shd w:val="clear" w:color="auto" w:fill="0083C3"/>
             <w:vAlign w:val="center"/>
           </w:tcPr>
           <w:p>
@@ -5032,7 +4980,7 @@
               <w:bottom w:val="nil"/>
               <w:right w:val="nil"/>
             </w:tcBorders>
-            <w:shd w:val="clear" w:color="auto" w:fill="62B541"/>
+            <w:shd w:val="clear" w:color="auto" w:fill="0083C3"/>
             <w:vAlign w:val="center"/>
           </w:tcPr>
           <w:p>
@@ -5556,7 +5504,7 @@
               <w:bottom w:val="nil"/>
               <w:right w:val="single" w:color="FFFFFF" w:sz="18" w:space="0"/>
             </w:tcBorders>
-            <w:shd w:val="clear" w:color="auto" w:fill="62B541"/>
+            <w:shd w:val="clear" w:color="auto" w:fill="0083C3"/>
             <w:vAlign w:val="center"/>
           </w:tcPr>
           <w:p>
@@ -5606,7 +5554,7 @@
               <w:bottom w:val="nil"/>
               <w:right w:val="single" w:color="FFFFFF" w:sz="18" w:space="0"/>
             </w:tcBorders>
-            <w:shd w:val="clear" w:color="auto" w:fill="62B541"/>
+            <w:shd w:val="clear" w:color="auto" w:fill="0083C3"/>
             <w:vAlign w:val="center"/>
           </w:tcPr>
           <w:p>
@@ -5656,7 +5604,7 @@
               <w:bottom w:val="nil"/>
               <w:right w:val="single" w:color="FFFFFF" w:sz="18" w:space="0"/>
             </w:tcBorders>
-            <w:shd w:val="clear" w:color="auto" w:fill="62B541"/>
+            <w:shd w:val="clear" w:color="auto" w:fill="0083C3"/>
             <w:vAlign w:val="center"/>
           </w:tcPr>
           <w:p>
@@ -5722,7 +5670,7 @@
               <w:bottom w:val="nil"/>
               <w:right w:val="nil"/>
             </w:tcBorders>
-            <w:shd w:val="clear" w:color="auto" w:fill="62B541"/>
+            <w:shd w:val="clear" w:color="auto" w:fill="0083C3"/>
             <w:vAlign w:val="center"/>
           </w:tcPr>
           <w:p>
@@ -6268,7 +6216,7 @@
               <w:bottom w:val="nil"/>
               <w:right w:val="single" w:color="FFFFFF" w:sz="18" w:space="0"/>
             </w:tcBorders>
-            <w:shd w:val="clear" w:color="auto" w:fill="62B541"/>
+            <w:shd w:val="clear" w:color="auto" w:fill="0083C3"/>
             <w:vAlign w:val="center"/>
           </w:tcPr>
           <w:p>
@@ -6318,7 +6266,7 @@
               <w:bottom w:val="nil"/>
               <w:right w:val="single" w:color="FFFFFF" w:sz="18" w:space="0"/>
             </w:tcBorders>
-            <w:shd w:val="clear" w:color="auto" w:fill="62B541"/>
+            <w:shd w:val="clear" w:color="auto" w:fill="0083C3"/>
             <w:vAlign w:val="center"/>
           </w:tcPr>
           <w:p>
@@ -6368,7 +6316,7 @@
               <w:bottom w:val="nil"/>
               <w:right w:val="single" w:color="FFFFFF" w:sz="18" w:space="0"/>
             </w:tcBorders>
-            <w:shd w:val="clear" w:color="auto" w:fill="62B541"/>
+            <w:shd w:val="clear" w:color="auto" w:fill="0083C3"/>
             <w:vAlign w:val="center"/>
           </w:tcPr>
           <w:p>
@@ -6418,7 +6366,7 @@
               <w:bottom w:val="nil"/>
               <w:right w:val="single" w:color="FFFFFF" w:sz="18" w:space="0"/>
             </w:tcBorders>
-            <w:shd w:val="clear" w:color="auto" w:fill="62B541"/>
+            <w:shd w:val="clear" w:color="auto" w:fill="0083C3"/>
             <w:vAlign w:val="center"/>
           </w:tcPr>
           <w:p>
@@ -6468,7 +6416,7 @@
               <w:bottom w:val="nil"/>
               <w:right w:val="single" w:color="FFFFFF" w:sz="18" w:space="0"/>
             </w:tcBorders>
-            <w:shd w:val="clear" w:color="auto" w:fill="62BC41"/>
+            <w:shd w:val="clear" w:color="auto" w:fill="0083C3"/>
             <w:vAlign w:val="center"/>
           </w:tcPr>
           <w:p>
@@ -6518,7 +6466,7 @@
               <w:bottom w:val="nil"/>
               <w:right w:val="nil"/>
             </w:tcBorders>
-            <w:shd w:val="clear" w:color="auto" w:fill="62BC41"/>
+            <w:shd w:val="clear" w:color="auto" w:fill="0083C3"/>
             <w:vAlign w:val="center"/>
           </w:tcPr>
           <w:p>
@@ -7002,6 +6950,7 @@
         <w:t>{% endfor %}</w:t>
       </w:r>
     </w:p>
+    <w:bookmarkEnd w:id="1"/>
     <w:bookmarkEnd w:id="2"/>
     <w:bookmarkEnd w:id="3"/>
     <w:bookmarkEnd w:id="4"/>
@@ -7010,7 +6959,6 @@
     <w:bookmarkEnd w:id="7"/>
     <w:bookmarkEnd w:id="8"/>
     <w:bookmarkEnd w:id="9"/>
-    <w:bookmarkEnd w:id="10"/>
     <w:p>
       <w:pPr>
         <w:widowControl w:val="0"/>
@@ -7053,7 +7001,7 @@
           <w:rFonts w:ascii="Times New Roman" w:hAnsi="Times New Roman" w:eastAsia="微软雅黑" w:cs="黑体"/>
           <w:b/>
           <w:bCs/>
-          <w:color w:val="62B541"/>
+          <w:color w:val="0083C3"/>
           <w:sz w:val="32"/>
           <w:szCs w:val="36"/>
           <w:lang w:val="en-US" w:eastAsia="zh-CN" w:bidi="ar-SA"/>
@@ -7099,7 +7047,7 @@
           <w:lang w:val="en-US" w:eastAsia="zh-CN" w:bidi="ar-SA"/>
         </w:rPr>
       </w:pPr>
-      <w:bookmarkStart w:id="11" w:name="_Toc17956"/>
+      <w:bookmarkStart w:id="10" w:name="_Toc17956"/>
       <w:r>
         <w:rPr>
           <w:rFonts w:hint="eastAsia" w:ascii="Times New Roman" w:hAnsi="Times New Roman" w:eastAsia="微软雅黑" w:cs="黑体"/>
@@ -7112,7 +7060,7 @@
         </w:rPr>
         <w:t>本癌种FDA/NMPA获批的其他可选靶向药物</w:t>
       </w:r>
-      <w:bookmarkEnd w:id="11"/>
+      <w:bookmarkEnd w:id="10"/>
     </w:p>
     <w:tbl>
       <w:tblPr>
@@ -7170,7 +7118,7 @@
               <w:bottom w:val="nil"/>
               <w:right w:val="single" w:color="FFFFFF" w:sz="18" w:space="0"/>
             </w:tcBorders>
-            <w:shd w:val="clear" w:color="auto" w:fill="62BC41"/>
+            <w:shd w:val="clear" w:color="auto" w:fill="0083C3"/>
             <w:vAlign w:val="center"/>
           </w:tcPr>
           <w:p>
@@ -7232,7 +7180,7 @@
               <w:bottom w:val="nil"/>
               <w:right w:val="single" w:color="FFFFFF" w:sz="18" w:space="0"/>
             </w:tcBorders>
-            <w:shd w:val="clear" w:color="auto" w:fill="62BC41"/>
+            <w:shd w:val="clear" w:color="auto" w:fill="0083C3"/>
             <w:vAlign w:val="center"/>
           </w:tcPr>
           <w:p>
@@ -7294,7 +7242,7 @@
               <w:bottom w:val="nil"/>
               <w:right w:val="single" w:color="FFFFFF" w:sz="18" w:space="0"/>
             </w:tcBorders>
-            <w:shd w:val="clear" w:color="auto" w:fill="62BC41"/>
+            <w:shd w:val="clear" w:color="auto" w:fill="0083C3"/>
             <w:vAlign w:val="center"/>
           </w:tcPr>
           <w:p>
@@ -7355,7 +7303,7 @@
               <w:left w:val="single" w:color="FFFFFF" w:sz="18" w:space="0"/>
               <w:bottom w:val="nil"/>
             </w:tcBorders>
-            <w:shd w:val="clear" w:color="auto" w:fill="62BC41"/>
+            <w:shd w:val="clear" w:color="auto" w:fill="0083C3"/>
             <w:vAlign w:val="center"/>
           </w:tcPr>
           <w:p>
